--- a/Curso Python/Guanabara/Anotações sobre o Curso de Python.docx
+++ b/Curso Python/Guanabara/Anotações sobre o Curso de Python.docx
@@ -46,40 +46,99 @@
     </w:p>
     <w:p>
       <w:r>
-        <w:t>Pode se criar scrips para deixar uma programação pré definida</w:t>
-      </w:r>
-    </w:p>
-    <w:p>
-      <w:r>
-        <w:t>Numeros:</w:t>
-      </w:r>
-    </w:p>
-    <w:p>
-      <w:r>
-        <w:t>Int:Numero inteiro</w:t>
-      </w:r>
-    </w:p>
-    <w:p>
-      <w:r>
-        <w:t>Float:numero com virgula</w:t>
-      </w:r>
-    </w:p>
-    <w:p>
-      <w:r>
-        <w:t xml:space="preserve">Bool: </w:t>
+        <w:t xml:space="preserve">Pode se criar </w:t>
+      </w:r>
+      <w:proofErr w:type="spellStart"/>
+      <w:r>
+        <w:t>scrips</w:t>
+      </w:r>
+      <w:proofErr w:type="spellEnd"/>
+      <w:r>
+        <w:t xml:space="preserve"> para deixar uma programação </w:t>
+      </w:r>
+      <w:proofErr w:type="spellStart"/>
+      <w:r>
+        <w:t>pré</w:t>
+      </w:r>
+      <w:proofErr w:type="spellEnd"/>
+      <w:r>
+        <w:t xml:space="preserve"> definida</w:t>
+      </w:r>
+    </w:p>
+    <w:p>
+      <w:proofErr w:type="spellStart"/>
+      <w:r>
+        <w:t>Numeros</w:t>
+      </w:r>
+      <w:proofErr w:type="spellEnd"/>
+      <w:r>
+        <w:t>:</w:t>
+      </w:r>
+    </w:p>
+    <w:p>
+      <w:proofErr w:type="spellStart"/>
+      <w:r>
+        <w:t>Int:Numero</w:t>
+      </w:r>
+      <w:proofErr w:type="spellEnd"/>
+      <w:r>
+        <w:t xml:space="preserve"> inteiro</w:t>
+      </w:r>
+    </w:p>
+    <w:p>
+      <w:proofErr w:type="spellStart"/>
+      <w:r>
+        <w:t>Float:numero</w:t>
+      </w:r>
+      <w:proofErr w:type="spellEnd"/>
+      <w:r>
+        <w:t xml:space="preserve"> com virgula</w:t>
+      </w:r>
+    </w:p>
+    <w:p>
+      <w:proofErr w:type="spellStart"/>
+      <w:r>
+        <w:t>Bool</w:t>
+      </w:r>
+      <w:proofErr w:type="spellEnd"/>
+      <w:r>
+        <w:t xml:space="preserve">: </w:t>
       </w:r>
       <w:r>
         <w:t>e valor verdadeiro e valor falso</w:t>
       </w:r>
     </w:p>
     <w:p>
-      <w:r>
-        <w:t>Str: Palavra</w:t>
-      </w:r>
-    </w:p>
-    <w:p>
-      <w:r>
-        <w:t>.format para mostrar o que esta entre chaves</w:t>
+      <w:proofErr w:type="spellStart"/>
+      <w:r>
+        <w:t>Str</w:t>
+      </w:r>
+      <w:proofErr w:type="spellEnd"/>
+      <w:r>
+        <w:t>: Palavra</w:t>
+      </w:r>
+    </w:p>
+    <w:p>
+      <w:proofErr w:type="gramStart"/>
+      <w:r>
+        <w:t>.</w:t>
+      </w:r>
+      <w:proofErr w:type="spellStart"/>
+      <w:r>
+        <w:t>format</w:t>
+      </w:r>
+      <w:proofErr w:type="spellEnd"/>
+      <w:proofErr w:type="gramEnd"/>
+      <w:r>
+        <w:t xml:space="preserve"> para mostrar o que </w:t>
+      </w:r>
+      <w:proofErr w:type="spellStart"/>
+      <w:r>
+        <w:t>esta</w:t>
+      </w:r>
+      <w:proofErr w:type="spellEnd"/>
+      <w:r>
+        <w:t xml:space="preserve"> entre chaves</w:t>
       </w:r>
     </w:p>
     <w:p>
@@ -115,8 +174,13 @@
         <w:t>**(potência</w:t>
       </w:r>
       <w:r>
-        <w:t>, elevado ao numero</w:t>
-      </w:r>
+        <w:t xml:space="preserve">, elevado ao </w:t>
+      </w:r>
+      <w:proofErr w:type="spellStart"/>
+      <w:r>
+        <w:t>numero</w:t>
+      </w:r>
+      <w:proofErr w:type="spellEnd"/>
       <w:r>
         <w:t>)</w:t>
       </w:r>
@@ -143,8 +207,13 @@
     </w:p>
     <w:p>
       <w:r>
-        <w:t>1° ( )</w:t>
-      </w:r>
+        <w:t xml:space="preserve">1° </w:t>
+      </w:r>
+      <w:proofErr w:type="gramStart"/>
+      <w:r>
+        <w:t>( )</w:t>
+      </w:r>
+      <w:proofErr w:type="gramEnd"/>
     </w:p>
     <w:p>
       <w:r>
@@ -166,7 +235,15 @@
     </w:p>
     <w:p>
       <w:r>
-        <w:t>Para juntar ‘prints’ na mesma linha basta colocar end=’’</w:t>
+        <w:t xml:space="preserve">Para juntar ‘prints’ na mesma linha basta colocar </w:t>
+      </w:r>
+      <w:proofErr w:type="spellStart"/>
+      <w:r>
+        <w:t>end</w:t>
+      </w:r>
+      <w:proofErr w:type="spellEnd"/>
+      <w:r>
+        <w:t>=’’</w:t>
       </w:r>
     </w:p>
     <w:p>
@@ -178,19 +255,34 @@
       </w:r>
     </w:p>
     <w:p>
+      <w:proofErr w:type="spellStart"/>
       <w:r>
         <w:lastRenderedPageBreak/>
-        <w:t>Import: E para importar bibliotecas para usar no código</w:t>
-      </w:r>
-    </w:p>
-    <w:p>
-      <w:r>
-        <w:t>From: e para escolher uma importação em especifico</w:t>
-      </w:r>
-    </w:p>
-    <w:p>
-      <w:r>
-        <w:t>Math: e a biblioteca para usar matemática</w:t>
+        <w:t>Import</w:t>
+      </w:r>
+      <w:proofErr w:type="spellEnd"/>
+      <w:r>
+        <w:t>: E para importar bibliotecas para usar no código</w:t>
+      </w:r>
+    </w:p>
+    <w:p>
+      <w:proofErr w:type="spellStart"/>
+      <w:r>
+        <w:t>From</w:t>
+      </w:r>
+      <w:proofErr w:type="spellEnd"/>
+      <w:r>
+        <w:t>: e para escolher uma importação em especifico</w:t>
+      </w:r>
+    </w:p>
+    <w:p>
+      <w:proofErr w:type="spellStart"/>
+      <w:r>
+        <w:t>Math</w:t>
+      </w:r>
+      <w:proofErr w:type="spellEnd"/>
+      <w:r>
+        <w:t>: e a biblioteca para usar matemática</w:t>
       </w:r>
     </w:p>
     <w:p>
@@ -207,6 +299,7 @@
         </w:rPr>
         <w:t xml:space="preserve">Funcionalidades da biblioteca </w:t>
       </w:r>
+      <w:proofErr w:type="spellStart"/>
       <w:r>
         <w:rPr>
           <w:b/>
@@ -216,6 +309,7 @@
         </w:rPr>
         <w:t>math</w:t>
       </w:r>
+      <w:proofErr w:type="spellEnd"/>
       <w:r>
         <w:rPr>
           <w:sz w:val="36"/>
@@ -225,57 +319,860 @@
       </w:r>
     </w:p>
     <w:p>
-      <w:r>
-        <w:t>Ceil : faz arredondamento para cima</w:t>
-      </w:r>
-    </w:p>
-    <w:p>
-      <w:r>
-        <w:t>Floor: faz arredondamento para baixo</w:t>
-      </w:r>
-    </w:p>
-    <w:p>
-      <w:r>
-        <w:t>Trunc: ele elimina o que vem depois da virgula</w:t>
-      </w:r>
-    </w:p>
-    <w:p>
-      <w:r>
-        <w:t>Pow: potencia</w:t>
-      </w:r>
-    </w:p>
-    <w:p>
-      <w:r>
-        <w:t>Sqrt: para calcular a raiz quadrada</w:t>
-      </w:r>
-    </w:p>
-    <w:p>
-      <w:r>
-        <w:t>Factorial: para calcular o fatorial</w:t>
-      </w:r>
-    </w:p>
-    <w:p>
-      <w:r>
-        <w:t>Hypot calcular o valor da hypotenusa</w:t>
-      </w:r>
-    </w:p>
-    <w:p>
-      <w:r>
-        <w:t>Cos,sin,tan: para calcular o cosseno seno e tangente, e para calcular precisa colocar o math.radians( ) para calcular em radiano</w:t>
-      </w:r>
-    </w:p>
-    <w:p>
-      <w:r>
-        <w:t>Random: gera números aleatórios,</w:t>
+      <w:proofErr w:type="spellStart"/>
+      <w:proofErr w:type="gramStart"/>
+      <w:r>
+        <w:t>Ceil</w:t>
+      </w:r>
+      <w:proofErr w:type="spellEnd"/>
+      <w:r>
+        <w:t xml:space="preserve"> :</w:t>
+      </w:r>
+      <w:proofErr w:type="gramEnd"/>
+      <w:r>
+        <w:t xml:space="preserve"> faz arredondamento para cima</w:t>
+      </w:r>
+    </w:p>
+    <w:p>
+      <w:proofErr w:type="spellStart"/>
+      <w:r>
+        <w:t>Floor</w:t>
+      </w:r>
+      <w:proofErr w:type="spellEnd"/>
+      <w:r>
+        <w:t>: faz arredondamento para baixo</w:t>
+      </w:r>
+    </w:p>
+    <w:p>
+      <w:proofErr w:type="spellStart"/>
+      <w:r>
+        <w:t>Trunc</w:t>
+      </w:r>
+      <w:proofErr w:type="spellEnd"/>
+      <w:r>
+        <w:t>: ele elimina o que vem depois da virgula</w:t>
+      </w:r>
+    </w:p>
+    <w:p>
+      <w:proofErr w:type="spellStart"/>
+      <w:r>
+        <w:t>Pow</w:t>
+      </w:r>
+      <w:proofErr w:type="spellEnd"/>
+      <w:r>
+        <w:t>: potencia</w:t>
+      </w:r>
+    </w:p>
+    <w:p>
+      <w:proofErr w:type="spellStart"/>
+      <w:r>
+        <w:t>Sqrt</w:t>
+      </w:r>
+      <w:proofErr w:type="spellEnd"/>
+      <w:r>
+        <w:t>: para calcular a raiz quadrada</w:t>
+      </w:r>
+    </w:p>
+    <w:p>
+      <w:proofErr w:type="spellStart"/>
+      <w:r>
+        <w:t>Factorial</w:t>
+      </w:r>
+      <w:proofErr w:type="spellEnd"/>
+      <w:r>
+        <w:t>: para calcular o fatorial</w:t>
+      </w:r>
+    </w:p>
+    <w:p>
+      <w:proofErr w:type="spellStart"/>
+      <w:r>
+        <w:t>Hypot</w:t>
+      </w:r>
+      <w:proofErr w:type="spellEnd"/>
+      <w:r>
+        <w:t xml:space="preserve"> calcular o valor da </w:t>
+      </w:r>
+      <w:proofErr w:type="spellStart"/>
+      <w:r>
+        <w:t>hypotenusa</w:t>
+      </w:r>
+      <w:proofErr w:type="spellEnd"/>
+    </w:p>
+    <w:p>
+      <w:proofErr w:type="spellStart"/>
+      <w:proofErr w:type="gramStart"/>
+      <w:r>
+        <w:t>Cos,sin</w:t>
+      </w:r>
+      <w:proofErr w:type="gramEnd"/>
+      <w:r>
+        <w:t>,tan</w:t>
+      </w:r>
+      <w:proofErr w:type="spellEnd"/>
+      <w:r>
+        <w:t xml:space="preserve">: para calcular o cosseno seno e tangente, e para calcular precisa colocar o </w:t>
+      </w:r>
+      <w:proofErr w:type="spellStart"/>
+      <w:r>
+        <w:t>math.radians</w:t>
+      </w:r>
+      <w:proofErr w:type="spellEnd"/>
+      <w:r>
+        <w:t>( ) para calcular em radiano</w:t>
+      </w:r>
+    </w:p>
+    <w:p>
+      <w:proofErr w:type="spellStart"/>
+      <w:r>
+        <w:t>Random</w:t>
+      </w:r>
+      <w:proofErr w:type="spellEnd"/>
+      <w:r>
+        <w:t>: gera números aleatórios,</w:t>
+      </w:r>
+    </w:p>
+    <w:p>
+      <w:pPr>
+        <w:pStyle w:val="Ttulo"/>
+        <w:rPr>
+          <w:b/>
+          <w:bCs/>
+        </w:rPr>
+      </w:pPr>
+      <w:r>
+        <w:rPr>
+          <w:rStyle w:val="Forte"/>
+        </w:rPr>
+        <w:t xml:space="preserve">Manipulando cadeias de texto </w:t>
+      </w:r>
+    </w:p>
+    <w:p>
+      <w:pPr>
+        <w:rPr>
+          <w:b/>
+          <w:bCs/>
+        </w:rPr>
+      </w:pPr>
+      <w:r>
+        <w:rPr>
+          <w:b/>
+          <w:bCs/>
+        </w:rPr>
+        <w:t>SEMPRE COMEÇA EM 0</w:t>
+      </w:r>
+    </w:p>
+    <w:p>
+      <w:r>
+        <w:rPr>
+          <w:b/>
+          <w:bCs/>
+        </w:rPr>
+        <w:t>[</w:t>
+      </w:r>
+      <w:proofErr w:type="spellStart"/>
+      <w:r>
+        <w:t>x</w:t>
+      </w:r>
+      <w:r>
+        <w:rPr>
+          <w:b/>
+          <w:bCs/>
+        </w:rPr>
+        <w:t>:</w:t>
+      </w:r>
+      <w:r>
+        <w:t>x</w:t>
+      </w:r>
+      <w:proofErr w:type="spellEnd"/>
+      <w:proofErr w:type="gramStart"/>
+      <w:r>
+        <w:rPr>
+          <w:b/>
+          <w:bCs/>
+        </w:rPr>
+        <w:t>]</w:t>
+      </w:r>
+      <w:r>
+        <w:t xml:space="preserve">  fatiamento</w:t>
+      </w:r>
+      <w:proofErr w:type="gramEnd"/>
+      <w:r>
+        <w:t xml:space="preserve"> de </w:t>
+      </w:r>
+      <w:proofErr w:type="spellStart"/>
+      <w:r>
+        <w:t>string</w:t>
+      </w:r>
+      <w:proofErr w:type="spellEnd"/>
+      <w:r>
+        <w:t xml:space="preserve"> usa para pegar uma lista e terminar uma antes dela, aonde começa e aonde termina um antes</w:t>
+      </w:r>
+    </w:p>
+    <w:p>
+      <w:r>
+        <w:rPr>
+          <w:b/>
+          <w:bCs/>
+        </w:rPr>
+        <w:t>[</w:t>
+      </w:r>
+      <w:r>
+        <w:t>x</w:t>
+      </w:r>
+      <w:r>
+        <w:rPr>
+          <w:b/>
+          <w:bCs/>
+        </w:rPr>
+        <w:t>:]</w:t>
+      </w:r>
+      <w:r>
+        <w:t xml:space="preserve"> ele pega ou do inicio até o final (quando você coloca aonde ele vai terminar) ou ele coloca aonde você quer q ele pegue </w:t>
+      </w:r>
+      <w:proofErr w:type="spellStart"/>
+      <w:r>
+        <w:t>ate</w:t>
+      </w:r>
+      <w:proofErr w:type="spellEnd"/>
+      <w:r>
+        <w:t xml:space="preserve"> o final.</w:t>
+      </w:r>
+    </w:p>
+    <w:p>
+      <w:pPr>
+        <w:pStyle w:val="Ttulo1"/>
+        <w:rPr>
+          <w:rStyle w:val="nfaseSutil"/>
+          <w:i w:val="0"/>
+          <w:iCs w:val="0"/>
+          <w:color w:val="2F5496" w:themeColor="accent1" w:themeShade="BF"/>
+        </w:rPr>
+      </w:pPr>
+      <w:r>
+        <w:rPr>
+          <w:rStyle w:val="nfaseSutil"/>
+          <w:i w:val="0"/>
+          <w:iCs w:val="0"/>
+          <w:color w:val="2F5496" w:themeColor="accent1" w:themeShade="BF"/>
+        </w:rPr>
+        <w:t xml:space="preserve"> </w:t>
+      </w:r>
+      <w:r>
+        <w:rPr>
+          <w:rStyle w:val="nfaseSutil"/>
+          <w:i w:val="0"/>
+          <w:iCs w:val="0"/>
+          <w:color w:val="2F5496" w:themeColor="accent1" w:themeShade="BF"/>
+        </w:rPr>
+        <w:t>Analise</w:t>
+      </w:r>
+    </w:p>
+    <w:p>
+      <w:proofErr w:type="spellStart"/>
+      <w:proofErr w:type="gramStart"/>
+      <w:r>
+        <w:rPr>
+          <w:b/>
+          <w:bCs/>
+        </w:rPr>
+        <w:t>Len</w:t>
+      </w:r>
+      <w:proofErr w:type="spellEnd"/>
+      <w:r>
+        <w:rPr>
+          <w:b/>
+          <w:bCs/>
+        </w:rPr>
+        <w:t>(</w:t>
+      </w:r>
+      <w:proofErr w:type="gramEnd"/>
+      <w:r>
+        <w:rPr>
+          <w:b/>
+          <w:bCs/>
+        </w:rPr>
+        <w:t>)</w:t>
+      </w:r>
+      <w:r>
+        <w:rPr>
+          <w:b/>
+          <w:bCs/>
+        </w:rPr>
+        <w:t>:</w:t>
+      </w:r>
+      <w:r>
+        <w:t>é para saber o tanto de caracteres que existe.</w:t>
+      </w:r>
+    </w:p>
+    <w:p>
+      <w:proofErr w:type="spellStart"/>
+      <w:r>
+        <w:t>xx</w:t>
+      </w:r>
+      <w:r>
+        <w:rPr>
+          <w:b/>
+          <w:bCs/>
+        </w:rPr>
+        <w:t>.count</w:t>
+      </w:r>
+      <w:proofErr w:type="spellEnd"/>
+      <w:r>
+        <w:t>(x): serve para contar o tanto de caracteres que existe na frase</w:t>
+      </w:r>
+    </w:p>
+    <w:p>
+      <w:r>
+        <w:t xml:space="preserve">frase = Curso em </w:t>
+      </w:r>
+      <w:proofErr w:type="spellStart"/>
+      <w:r>
+        <w:t>Video</w:t>
+      </w:r>
+      <w:proofErr w:type="spellEnd"/>
+      <w:r>
+        <w:t xml:space="preserve"> Python</w:t>
+      </w:r>
+    </w:p>
+    <w:p>
+      <w:r>
+        <w:t xml:space="preserve">ex. </w:t>
+      </w:r>
+      <w:proofErr w:type="spellStart"/>
+      <w:proofErr w:type="gramStart"/>
+      <w:r>
+        <w:t>frase.count</w:t>
+      </w:r>
+      <w:proofErr w:type="spellEnd"/>
+      <w:proofErr w:type="gramEnd"/>
+      <w:r>
+        <w:t>(‘o’)</w:t>
+      </w:r>
+    </w:p>
+    <w:p>
+      <w:r>
+        <w:t>3</w:t>
+      </w:r>
+    </w:p>
+    <w:p>
+      <w:proofErr w:type="spellStart"/>
+      <w:r>
+        <w:t>xx</w:t>
+      </w:r>
+      <w:r>
+        <w:rPr>
+          <w:b/>
+          <w:bCs/>
+        </w:rPr>
+        <w:t>.find</w:t>
+      </w:r>
+      <w:proofErr w:type="spellEnd"/>
+      <w:r>
+        <w:t>(‘</w:t>
+      </w:r>
+      <w:proofErr w:type="spellStart"/>
+      <w:r>
+        <w:t>xxx</w:t>
+      </w:r>
+      <w:proofErr w:type="spellEnd"/>
+      <w:proofErr w:type="gramStart"/>
+      <w:r>
+        <w:t>’)Serve</w:t>
+      </w:r>
+      <w:proofErr w:type="gramEnd"/>
+      <w:r>
+        <w:t xml:space="preserve"> para mostrar aonde encontrou o que ele pediu</w:t>
+      </w:r>
+    </w:p>
+    <w:p>
+      <w:r>
+        <w:t>aonde não existe ele vai te mostrar -1(significa que não tem)</w:t>
+      </w:r>
+    </w:p>
+    <w:p>
+      <w:proofErr w:type="spellStart"/>
+      <w:r>
+        <w:rPr>
+          <w:b/>
+          <w:bCs/>
+        </w:rPr>
+        <w:t>in</w:t>
+      </w:r>
+      <w:r>
+        <w:t>:e</w:t>
+      </w:r>
+      <w:proofErr w:type="spellEnd"/>
+      <w:r>
+        <w:t xml:space="preserve"> para saber se existe algo na frase</w:t>
+      </w:r>
+    </w:p>
+    <w:p>
+      <w:proofErr w:type="spellStart"/>
+      <w:r>
+        <w:t>ex</w:t>
+      </w:r>
+      <w:proofErr w:type="spellEnd"/>
+      <w:r>
+        <w:t>.’Curso’ in frase</w:t>
+      </w:r>
+    </w:p>
+    <w:p>
+      <w:proofErr w:type="spellStart"/>
+      <w:r>
+        <w:t>true</w:t>
+      </w:r>
+      <w:proofErr w:type="spellEnd"/>
+    </w:p>
+    <w:p>
+      <w:pPr>
+        <w:pStyle w:val="Ttulo1"/>
+      </w:pPr>
+      <w:r>
+        <w:lastRenderedPageBreak/>
+        <w:t>Transformação</w:t>
+      </w:r>
+    </w:p>
+    <w:p>
+      <w:proofErr w:type="spellStart"/>
+      <w:r>
+        <w:t>xxx.</w:t>
+      </w:r>
+      <w:proofErr w:type="gramStart"/>
+      <w:r>
+        <w:rPr>
+          <w:b/>
+          <w:bCs/>
+        </w:rPr>
+        <w:t>replace</w:t>
+      </w:r>
+      <w:proofErr w:type="spellEnd"/>
+      <w:r>
+        <w:t>(</w:t>
+      </w:r>
+      <w:proofErr w:type="spellStart"/>
+      <w:proofErr w:type="gramEnd"/>
+      <w:r>
+        <w:t>xxx.o</w:t>
+      </w:r>
+      <w:proofErr w:type="spellEnd"/>
+      <w:r>
+        <w:t xml:space="preserve"> que você quer)-: serve para substituir a palavra que você quer pela palavra que você quer.</w:t>
+      </w:r>
+    </w:p>
+    <w:p>
+      <w:proofErr w:type="spellStart"/>
+      <w:r>
+        <w:t>xxx</w:t>
+      </w:r>
+      <w:r>
+        <w:rPr>
+          <w:b/>
+          <w:bCs/>
+        </w:rPr>
+        <w:t>.</w:t>
+      </w:r>
+      <w:proofErr w:type="gramStart"/>
+      <w:r>
+        <w:rPr>
+          <w:b/>
+          <w:bCs/>
+        </w:rPr>
+        <w:t>upper</w:t>
+      </w:r>
+      <w:proofErr w:type="spellEnd"/>
+      <w:r>
+        <w:rPr>
+          <w:b/>
+          <w:bCs/>
+        </w:rPr>
+        <w:t>(</w:t>
+      </w:r>
+      <w:proofErr w:type="gramEnd"/>
+      <w:r>
+        <w:rPr>
+          <w:b/>
+          <w:bCs/>
+        </w:rPr>
+        <w:t>)</w:t>
+      </w:r>
+      <w:r>
+        <w:t>: ele vai transformar o que você quer em letras maiúsculas</w:t>
+      </w:r>
+    </w:p>
+    <w:p>
+      <w:proofErr w:type="spellStart"/>
+      <w:r>
+        <w:t>xxx</w:t>
+      </w:r>
+      <w:r>
+        <w:rPr>
+          <w:b/>
+          <w:bCs/>
+        </w:rPr>
+        <w:t>.</w:t>
+      </w:r>
+      <w:proofErr w:type="gramStart"/>
+      <w:r>
+        <w:rPr>
+          <w:b/>
+          <w:bCs/>
+        </w:rPr>
+        <w:t>lower</w:t>
+      </w:r>
+      <w:proofErr w:type="spellEnd"/>
+      <w:r>
+        <w:rPr>
+          <w:b/>
+          <w:bCs/>
+        </w:rPr>
+        <w:t>(</w:t>
+      </w:r>
+      <w:proofErr w:type="gramEnd"/>
+      <w:r>
+        <w:rPr>
+          <w:b/>
+          <w:bCs/>
+        </w:rPr>
+        <w:t>)</w:t>
+      </w:r>
+      <w:r>
+        <w:t>: ele vai transformar o que você quer em letras minúsculas</w:t>
+      </w:r>
+    </w:p>
+    <w:p>
+      <w:proofErr w:type="spellStart"/>
+      <w:r>
+        <w:t>xxx</w:t>
+      </w:r>
+      <w:r>
+        <w:rPr>
+          <w:b/>
+          <w:bCs/>
+        </w:rPr>
+        <w:t>.</w:t>
+      </w:r>
+      <w:proofErr w:type="gramStart"/>
+      <w:r>
+        <w:rPr>
+          <w:b/>
+          <w:bCs/>
+        </w:rPr>
+        <w:t>capitalize</w:t>
+      </w:r>
+      <w:proofErr w:type="spellEnd"/>
+      <w:r>
+        <w:rPr>
+          <w:b/>
+          <w:bCs/>
+        </w:rPr>
+        <w:t>(</w:t>
+      </w:r>
+      <w:proofErr w:type="gramEnd"/>
+      <w:r>
+        <w:rPr>
+          <w:b/>
+          <w:bCs/>
+        </w:rPr>
+        <w:t xml:space="preserve">): </w:t>
+      </w:r>
+      <w:r>
+        <w:t xml:space="preserve">ele vai pegar toda a sua frase e </w:t>
+      </w:r>
+      <w:proofErr w:type="spellStart"/>
+      <w:r>
+        <w:t>transforçar</w:t>
+      </w:r>
+      <w:proofErr w:type="spellEnd"/>
+      <w:r>
+        <w:t xml:space="preserve"> para minúscula , </w:t>
+      </w:r>
+      <w:r>
+        <w:rPr>
+          <w:b/>
+          <w:bCs/>
+        </w:rPr>
+        <w:t>menos a primeira letra</w:t>
+      </w:r>
+    </w:p>
+    <w:p>
+      <w:proofErr w:type="spellStart"/>
+      <w:r>
+        <w:t>xxx</w:t>
+      </w:r>
+      <w:r>
+        <w:rPr>
+          <w:b/>
+          <w:bCs/>
+        </w:rPr>
+        <w:t>.</w:t>
+      </w:r>
+      <w:proofErr w:type="gramStart"/>
+      <w:r>
+        <w:rPr>
+          <w:b/>
+          <w:bCs/>
+        </w:rPr>
+        <w:t>title</w:t>
+      </w:r>
+      <w:proofErr w:type="spellEnd"/>
+      <w:r>
+        <w:rPr>
+          <w:b/>
+          <w:bCs/>
+        </w:rPr>
+        <w:t>(</w:t>
+      </w:r>
+      <w:proofErr w:type="gramEnd"/>
+      <w:r>
+        <w:rPr>
+          <w:b/>
+          <w:bCs/>
+        </w:rPr>
+        <w:t xml:space="preserve">) </w:t>
+      </w:r>
+      <w:r>
+        <w:t>: ele pega palavra por palavra e coloca com a primeira letra maiúscula.</w:t>
+      </w:r>
+    </w:p>
+    <w:p>
+      <w:proofErr w:type="spellStart"/>
+      <w:r>
+        <w:t>xxx</w:t>
+      </w:r>
+      <w:r>
+        <w:rPr>
+          <w:b/>
+          <w:bCs/>
+        </w:rPr>
+        <w:t>.</w:t>
+      </w:r>
+      <w:proofErr w:type="gramStart"/>
+      <w:r>
+        <w:rPr>
+          <w:b/>
+          <w:bCs/>
+        </w:rPr>
+        <w:t>strip</w:t>
+      </w:r>
+      <w:proofErr w:type="spellEnd"/>
+      <w:r>
+        <w:rPr>
+          <w:b/>
+          <w:bCs/>
+        </w:rPr>
+        <w:t>(</w:t>
+      </w:r>
+      <w:proofErr w:type="gramEnd"/>
+      <w:r>
+        <w:rPr>
+          <w:b/>
+          <w:bCs/>
+        </w:rPr>
+        <w:t>)</w:t>
+      </w:r>
+      <w:r>
+        <w:t>: serve para remover os espaços antes e depois da sua frase</w:t>
+      </w:r>
+    </w:p>
+    <w:p>
+      <w:proofErr w:type="spellStart"/>
+      <w:r>
+        <w:t>xxx</w:t>
+      </w:r>
+      <w:r>
+        <w:rPr>
+          <w:b/>
+          <w:bCs/>
+        </w:rPr>
+        <w:t>.</w:t>
+      </w:r>
+      <w:proofErr w:type="gramStart"/>
+      <w:r>
+        <w:rPr>
+          <w:b/>
+          <w:bCs/>
+        </w:rPr>
+        <w:t>rstrip</w:t>
+      </w:r>
+      <w:proofErr w:type="spellEnd"/>
+      <w:r>
+        <w:rPr>
+          <w:b/>
+          <w:bCs/>
+        </w:rPr>
+        <w:t>(</w:t>
+      </w:r>
+      <w:proofErr w:type="gramEnd"/>
+      <w:r>
+        <w:rPr>
+          <w:b/>
+          <w:bCs/>
+        </w:rPr>
+        <w:t>)</w:t>
+      </w:r>
+      <w:r>
+        <w:t>: remove todos os espaços</w:t>
+      </w:r>
+      <w:r>
+        <w:t xml:space="preserve"> em</w:t>
+      </w:r>
+      <w:r>
+        <w:t xml:space="preserve"> brancos da direita(</w:t>
+      </w:r>
+      <w:proofErr w:type="spellStart"/>
+      <w:r>
+        <w:t>right</w:t>
+      </w:r>
+      <w:proofErr w:type="spellEnd"/>
+      <w:r>
+        <w:t>)</w:t>
+      </w:r>
+    </w:p>
+    <w:p>
+      <w:proofErr w:type="spellStart"/>
+      <w:r>
+        <w:t>xxx</w:t>
+      </w:r>
+      <w:r>
+        <w:rPr>
+          <w:b/>
+          <w:bCs/>
+        </w:rPr>
+        <w:t>.</w:t>
+      </w:r>
+      <w:proofErr w:type="gramStart"/>
+      <w:r>
+        <w:rPr>
+          <w:b/>
+          <w:bCs/>
+        </w:rPr>
+        <w:t>lstrip</w:t>
+      </w:r>
+      <w:proofErr w:type="spellEnd"/>
+      <w:r>
+        <w:rPr>
+          <w:b/>
+          <w:bCs/>
+        </w:rPr>
+        <w:t>(</w:t>
+      </w:r>
+      <w:proofErr w:type="gramEnd"/>
+      <w:r>
+        <w:rPr>
+          <w:b/>
+          <w:bCs/>
+        </w:rPr>
+        <w:t>)</w:t>
+      </w:r>
+      <w:r>
+        <w:t>: remove todos os espaços em branco da esquerda(</w:t>
+      </w:r>
+      <w:proofErr w:type="spellStart"/>
+      <w:r>
+        <w:t>left</w:t>
+      </w:r>
+      <w:proofErr w:type="spellEnd"/>
+      <w:r>
+        <w:t>)</w:t>
+      </w:r>
+    </w:p>
+    <w:p>
+      <w:proofErr w:type="spellStart"/>
+      <w:r>
+        <w:t>xxx</w:t>
+      </w:r>
+      <w:r>
+        <w:rPr>
+          <w:b/>
+          <w:bCs/>
+        </w:rPr>
+        <w:t>.</w:t>
+      </w:r>
+      <w:proofErr w:type="gramStart"/>
+      <w:r>
+        <w:rPr>
+          <w:b/>
+          <w:bCs/>
+        </w:rPr>
+        <w:t>split</w:t>
+      </w:r>
+      <w:proofErr w:type="spellEnd"/>
+      <w:r>
+        <w:rPr>
+          <w:b/>
+          <w:bCs/>
+        </w:rPr>
+        <w:t>(</w:t>
+      </w:r>
+      <w:proofErr w:type="gramEnd"/>
+      <w:r>
+        <w:rPr>
+          <w:b/>
+          <w:bCs/>
+        </w:rPr>
+        <w:t>)</w:t>
+      </w:r>
+      <w:r>
+        <w:t>: serve para dividir aonde existe os espaços em branco.</w:t>
+      </w:r>
+    </w:p>
+    <w:p>
+      <w:r>
+        <w:t>‘X</w:t>
+      </w:r>
+      <w:proofErr w:type="gramStart"/>
+      <w:r>
+        <w:t>’</w:t>
+      </w:r>
+      <w:r>
+        <w:rPr>
+          <w:b/>
+          <w:bCs/>
+        </w:rPr>
+        <w:t>.</w:t>
+      </w:r>
+      <w:proofErr w:type="spellStart"/>
+      <w:r>
+        <w:rPr>
+          <w:b/>
+          <w:bCs/>
+        </w:rPr>
+        <w:t>join</w:t>
+      </w:r>
+      <w:proofErr w:type="spellEnd"/>
+      <w:proofErr w:type="gramEnd"/>
+      <w:r>
+        <w:rPr>
+          <w:b/>
+          <w:bCs/>
+        </w:rPr>
+        <w:t>(</w:t>
+      </w:r>
+      <w:proofErr w:type="spellStart"/>
+      <w:r>
+        <w:t>xxx</w:t>
+      </w:r>
+      <w:proofErr w:type="spellEnd"/>
+      <w:r>
+        <w:rPr>
+          <w:b/>
+          <w:bCs/>
+        </w:rPr>
+        <w:t xml:space="preserve">): </w:t>
+      </w:r>
+      <w:r>
+        <w:t xml:space="preserve">serve para adicionar (juntar) as palavras que estão separadas com o </w:t>
+      </w:r>
+      <w:proofErr w:type="spellStart"/>
+      <w:r>
+        <w:t>caracter</w:t>
+      </w:r>
+      <w:proofErr w:type="spellEnd"/>
+      <w:r>
+        <w:t xml:space="preserve"> que a pessoa escolher.</w:t>
       </w:r>
     </w:p>
     <w:p/>
-    <w:p/>
-    <w:p>
-      <w:r>
-        <w:t xml:space="preserve"> </w:t>
-      </w:r>
-    </w:p>
     <w:p/>
     <w:sectPr>
       <w:pgSz w:w="11906" w:h="16838"/>
@@ -686,6 +1583,49 @@
     <w:name w:val="Normal"/>
     <w:qFormat/>
   </w:style>
+  <w:style w:type="paragraph" w:styleId="Ttulo1">
+    <w:name w:val="heading 1"/>
+    <w:basedOn w:val="Normal"/>
+    <w:next w:val="Normal"/>
+    <w:link w:val="Ttulo1Char"/>
+    <w:uiPriority w:val="9"/>
+    <w:qFormat/>
+    <w:rsid w:val="00C265A0"/>
+    <w:pPr>
+      <w:keepNext/>
+      <w:keepLines/>
+      <w:spacing w:before="240" w:after="0"/>
+      <w:outlineLvl w:val="0"/>
+    </w:pPr>
+    <w:rPr>
+      <w:rFonts w:asciiTheme="majorHAnsi" w:eastAsiaTheme="majorEastAsia" w:hAnsiTheme="majorHAnsi" w:cstheme="majorBidi"/>
+      <w:color w:val="2F5496" w:themeColor="accent1" w:themeShade="BF"/>
+      <w:sz w:val="32"/>
+      <w:szCs w:val="32"/>
+    </w:rPr>
+  </w:style>
+  <w:style w:type="paragraph" w:styleId="Ttulo2">
+    <w:name w:val="heading 2"/>
+    <w:basedOn w:val="Normal"/>
+    <w:next w:val="Normal"/>
+    <w:link w:val="Ttulo2Char"/>
+    <w:uiPriority w:val="9"/>
+    <w:unhideWhenUsed/>
+    <w:qFormat/>
+    <w:rsid w:val="00C265A0"/>
+    <w:pPr>
+      <w:keepNext/>
+      <w:keepLines/>
+      <w:spacing w:before="40" w:after="0"/>
+      <w:outlineLvl w:val="1"/>
+    </w:pPr>
+    <w:rPr>
+      <w:rFonts w:asciiTheme="majorHAnsi" w:eastAsiaTheme="majorEastAsia" w:hAnsiTheme="majorHAnsi" w:cstheme="majorBidi"/>
+      <w:color w:val="2F5496" w:themeColor="accent1" w:themeShade="BF"/>
+      <w:sz w:val="26"/>
+      <w:szCs w:val="26"/>
+    </w:rPr>
+  </w:style>
   <w:style w:type="character" w:default="1" w:styleId="Fontepargpadro">
     <w:name w:val="Default Paragraph Font"/>
     <w:uiPriority w:val="1"/>
@@ -776,6 +1716,64 @@
       <w:rFonts w:eastAsiaTheme="minorEastAsia"/>
       <w:color w:val="5A5A5A" w:themeColor="text1" w:themeTint="A5"/>
       <w:spacing w:val="15"/>
+    </w:rPr>
+  </w:style>
+  <w:style w:type="character" w:customStyle="1" w:styleId="Ttulo2Char">
+    <w:name w:val="Título 2 Char"/>
+    <w:basedOn w:val="Fontepargpadro"/>
+    <w:link w:val="Ttulo2"/>
+    <w:uiPriority w:val="9"/>
+    <w:rsid w:val="00C265A0"/>
+    <w:rPr>
+      <w:rFonts w:asciiTheme="majorHAnsi" w:eastAsiaTheme="majorEastAsia" w:hAnsiTheme="majorHAnsi" w:cstheme="majorBidi"/>
+      <w:color w:val="2F5496" w:themeColor="accent1" w:themeShade="BF"/>
+      <w:sz w:val="26"/>
+      <w:szCs w:val="26"/>
+    </w:rPr>
+  </w:style>
+  <w:style w:type="character" w:customStyle="1" w:styleId="Ttulo1Char">
+    <w:name w:val="Título 1 Char"/>
+    <w:basedOn w:val="Fontepargpadro"/>
+    <w:link w:val="Ttulo1"/>
+    <w:uiPriority w:val="9"/>
+    <w:rsid w:val="00C265A0"/>
+    <w:rPr>
+      <w:rFonts w:asciiTheme="majorHAnsi" w:eastAsiaTheme="majorEastAsia" w:hAnsiTheme="majorHAnsi" w:cstheme="majorBidi"/>
+      <w:color w:val="2F5496" w:themeColor="accent1" w:themeShade="BF"/>
+      <w:sz w:val="32"/>
+      <w:szCs w:val="32"/>
+    </w:rPr>
+  </w:style>
+  <w:style w:type="paragraph" w:styleId="SemEspaamento">
+    <w:name w:val="No Spacing"/>
+    <w:uiPriority w:val="1"/>
+    <w:qFormat/>
+    <w:rsid w:val="00C265A0"/>
+    <w:pPr>
+      <w:spacing w:after="0" w:line="240" w:lineRule="auto"/>
+    </w:pPr>
+  </w:style>
+  <w:style w:type="character" w:styleId="Forte">
+    <w:name w:val="Strong"/>
+    <w:basedOn w:val="Fontepargpadro"/>
+    <w:uiPriority w:val="22"/>
+    <w:qFormat/>
+    <w:rsid w:val="00C265A0"/>
+    <w:rPr>
+      <w:b/>
+      <w:bCs/>
+    </w:rPr>
+  </w:style>
+  <w:style w:type="character" w:styleId="nfaseSutil">
+    <w:name w:val="Subtle Emphasis"/>
+    <w:basedOn w:val="Fontepargpadro"/>
+    <w:uiPriority w:val="19"/>
+    <w:qFormat/>
+    <w:rsid w:val="00E82C3F"/>
+    <w:rPr>
+      <w:i/>
+      <w:iCs/>
+      <w:color w:val="404040" w:themeColor="text1" w:themeTint="BF"/>
     </w:rPr>
   </w:style>
 </w:styles>

--- a/Curso Python/Guanabara/Anotações sobre o Curso de Python.docx
+++ b/Curso Python/Guanabara/Anotações sobre o Curso de Python.docx
@@ -432,6 +432,364 @@
       </w:r>
     </w:p>
     <w:p>
+      <w:r>
+        <w:t>\033[</w:t>
+      </w:r>
+      <w:proofErr w:type="spellStart"/>
+      <w:r>
+        <w:t>style</w:t>
+      </w:r>
+      <w:proofErr w:type="spellEnd"/>
+      <w:r>
+        <w:t xml:space="preserve">; </w:t>
+      </w:r>
+      <w:proofErr w:type="spellStart"/>
+      <w:proofErr w:type="gramStart"/>
+      <w:r>
+        <w:t>text;back</w:t>
+      </w:r>
+      <w:proofErr w:type="spellEnd"/>
+      <w:proofErr w:type="gramEnd"/>
+      <w:r>
+        <w:t xml:space="preserve"> </w:t>
+      </w:r>
+      <w:r>
+        <w:t>m</w:t>
+      </w:r>
+      <w:r>
+        <w:t xml:space="preserve"> </w:t>
+      </w:r>
+      <w:r>
+        <w:t xml:space="preserve">, serve para colocar cores no </w:t>
+      </w:r>
+      <w:proofErr w:type="spellStart"/>
+      <w:r>
+        <w:t>python</w:t>
+      </w:r>
+      <w:proofErr w:type="spellEnd"/>
+    </w:p>
+    <w:tbl>
+      <w:tblPr>
+        <w:tblStyle w:val="Tabelacomgrade"/>
+        <w:tblW w:w="0" w:type="auto"/>
+        <w:tblLook w:val="04A0" w:firstRow="1" w:lastRow="0" w:firstColumn="1" w:lastColumn="0" w:noHBand="0" w:noVBand="1"/>
+      </w:tblPr>
+      <w:tblGrid>
+        <w:gridCol w:w="2831"/>
+        <w:gridCol w:w="2831"/>
+        <w:gridCol w:w="2832"/>
+      </w:tblGrid>
+      <w:tr>
+        <w:tc>
+          <w:tcPr>
+            <w:tcW w:w="2831" w:type="dxa"/>
+          </w:tcPr>
+          <w:p>
+            <w:proofErr w:type="spellStart"/>
+            <w:r>
+              <w:t>style</w:t>
+            </w:r>
+            <w:proofErr w:type="spellEnd"/>
+          </w:p>
+        </w:tc>
+        <w:tc>
+          <w:tcPr>
+            <w:tcW w:w="2831" w:type="dxa"/>
+          </w:tcPr>
+          <w:p>
+            <w:proofErr w:type="spellStart"/>
+            <w:proofErr w:type="gramStart"/>
+            <w:r>
+              <w:t>T</w:t>
+            </w:r>
+            <w:r>
+              <w:t>ext</w:t>
+            </w:r>
+            <w:proofErr w:type="spellEnd"/>
+            <w:r>
+              <w:t>(</w:t>
+            </w:r>
+            <w:proofErr w:type="gramEnd"/>
+            <w:r>
+              <w:t>cor da letra)</w:t>
+            </w:r>
+          </w:p>
+        </w:tc>
+        <w:tc>
+          <w:tcPr>
+            <w:tcW w:w="2832" w:type="dxa"/>
+          </w:tcPr>
+          <w:p>
+            <w:proofErr w:type="gramStart"/>
+            <w:r>
+              <w:t>B</w:t>
+            </w:r>
+            <w:r>
+              <w:t>ack</w:t>
+            </w:r>
+            <w:r>
+              <w:t>(</w:t>
+            </w:r>
+            <w:proofErr w:type="gramEnd"/>
+            <w:r>
+              <w:t>cor de fundo)</w:t>
+            </w:r>
+          </w:p>
+        </w:tc>
+      </w:tr>
+      <w:tr>
+        <w:tc>
+          <w:tcPr>
+            <w:tcW w:w="2831" w:type="dxa"/>
+          </w:tcPr>
+          <w:p>
+            <w:r>
+              <w:t>0 = nada</w:t>
+            </w:r>
+          </w:p>
+        </w:tc>
+        <w:tc>
+          <w:tcPr>
+            <w:tcW w:w="2831" w:type="dxa"/>
+          </w:tcPr>
+          <w:p>
+            <w:r>
+              <w:t>30 = branco</w:t>
+            </w:r>
+          </w:p>
+        </w:tc>
+        <w:tc>
+          <w:tcPr>
+            <w:tcW w:w="2832" w:type="dxa"/>
+          </w:tcPr>
+          <w:p>
+            <w:r>
+              <w:t>40 = branco</w:t>
+            </w:r>
+          </w:p>
+        </w:tc>
+      </w:tr>
+      <w:tr>
+        <w:tc>
+          <w:tcPr>
+            <w:tcW w:w="2831" w:type="dxa"/>
+          </w:tcPr>
+          <w:p>
+            <w:r>
+              <w:t>1 = negrito</w:t>
+            </w:r>
+          </w:p>
+        </w:tc>
+        <w:tc>
+          <w:tcPr>
+            <w:tcW w:w="2831" w:type="dxa"/>
+          </w:tcPr>
+          <w:p>
+            <w:r>
+              <w:t>31 = vermelho</w:t>
+            </w:r>
+          </w:p>
+        </w:tc>
+        <w:tc>
+          <w:tcPr>
+            <w:tcW w:w="2832" w:type="dxa"/>
+          </w:tcPr>
+          <w:p>
+            <w:r>
+              <w:t>41 = vermelho</w:t>
+            </w:r>
+          </w:p>
+        </w:tc>
+      </w:tr>
+      <w:tr>
+        <w:tc>
+          <w:tcPr>
+            <w:tcW w:w="2831" w:type="dxa"/>
+          </w:tcPr>
+          <w:p>
+            <w:r>
+              <w:t>4 = sublinhado</w:t>
+            </w:r>
+          </w:p>
+        </w:tc>
+        <w:tc>
+          <w:tcPr>
+            <w:tcW w:w="2831" w:type="dxa"/>
+          </w:tcPr>
+          <w:p>
+            <w:r>
+              <w:t>32 = verde</w:t>
+            </w:r>
+          </w:p>
+        </w:tc>
+        <w:tc>
+          <w:tcPr>
+            <w:tcW w:w="2832" w:type="dxa"/>
+          </w:tcPr>
+          <w:p>
+            <w:r>
+              <w:t>42 = verde</w:t>
+            </w:r>
+          </w:p>
+        </w:tc>
+      </w:tr>
+      <w:tr>
+        <w:tc>
+          <w:tcPr>
+            <w:tcW w:w="2831" w:type="dxa"/>
+          </w:tcPr>
+          <w:p>
+            <w:r>
+              <w:t xml:space="preserve">7 = inverte as </w:t>
+            </w:r>
+            <w:proofErr w:type="spellStart"/>
+            <w:r>
+              <w:t>condiçoes</w:t>
+            </w:r>
+            <w:proofErr w:type="spellEnd"/>
+          </w:p>
+        </w:tc>
+        <w:tc>
+          <w:tcPr>
+            <w:tcW w:w="2831" w:type="dxa"/>
+          </w:tcPr>
+          <w:p>
+            <w:r>
+              <w:t>33 = amarelo</w:t>
+            </w:r>
+          </w:p>
+        </w:tc>
+        <w:tc>
+          <w:tcPr>
+            <w:tcW w:w="2832" w:type="dxa"/>
+          </w:tcPr>
+          <w:p>
+            <w:r>
+              <w:t>43 = amarelo</w:t>
+            </w:r>
+          </w:p>
+        </w:tc>
+      </w:tr>
+      <w:tr>
+        <w:tc>
+          <w:tcPr>
+            <w:tcW w:w="2831" w:type="dxa"/>
+          </w:tcPr>
+          <w:p/>
+        </w:tc>
+        <w:tc>
+          <w:tcPr>
+            <w:tcW w:w="2831" w:type="dxa"/>
+          </w:tcPr>
+          <w:p>
+            <w:r>
+              <w:t>34 = azul</w:t>
+            </w:r>
+          </w:p>
+        </w:tc>
+        <w:tc>
+          <w:tcPr>
+            <w:tcW w:w="2832" w:type="dxa"/>
+          </w:tcPr>
+          <w:p>
+            <w:r>
+              <w:t>44 = azul</w:t>
+            </w:r>
+          </w:p>
+        </w:tc>
+      </w:tr>
+      <w:tr>
+        <w:tc>
+          <w:tcPr>
+            <w:tcW w:w="2831" w:type="dxa"/>
+          </w:tcPr>
+          <w:p/>
+        </w:tc>
+        <w:tc>
+          <w:tcPr>
+            <w:tcW w:w="2831" w:type="dxa"/>
+          </w:tcPr>
+          <w:p>
+            <w:r>
+              <w:t>35 = roxo</w:t>
+            </w:r>
+          </w:p>
+        </w:tc>
+        <w:tc>
+          <w:tcPr>
+            <w:tcW w:w="2832" w:type="dxa"/>
+          </w:tcPr>
+          <w:p>
+            <w:r>
+              <w:t>45 = roxo</w:t>
+            </w:r>
+          </w:p>
+        </w:tc>
+      </w:tr>
+      <w:tr>
+        <w:tc>
+          <w:tcPr>
+            <w:tcW w:w="2831" w:type="dxa"/>
+          </w:tcPr>
+          <w:p/>
+        </w:tc>
+        <w:tc>
+          <w:tcPr>
+            <w:tcW w:w="2831" w:type="dxa"/>
+          </w:tcPr>
+          <w:p>
+            <w:r>
+              <w:t>36 = azul claro</w:t>
+            </w:r>
+          </w:p>
+        </w:tc>
+        <w:tc>
+          <w:tcPr>
+            <w:tcW w:w="2832" w:type="dxa"/>
+          </w:tcPr>
+          <w:p>
+            <w:r>
+              <w:t>46 = azul claro</w:t>
+            </w:r>
+          </w:p>
+        </w:tc>
+      </w:tr>
+      <w:tr>
+        <w:tc>
+          <w:tcPr>
+            <w:tcW w:w="2831" w:type="dxa"/>
+          </w:tcPr>
+          <w:p/>
+        </w:tc>
+        <w:tc>
+          <w:tcPr>
+            <w:tcW w:w="2831" w:type="dxa"/>
+          </w:tcPr>
+          <w:p>
+            <w:r>
+              <w:t xml:space="preserve">37 = </w:t>
+            </w:r>
+            <w:proofErr w:type="spellStart"/>
+            <w:r>
+              <w:t>cinça</w:t>
+            </w:r>
+            <w:proofErr w:type="spellEnd"/>
+          </w:p>
+        </w:tc>
+        <w:tc>
+          <w:tcPr>
+            <w:tcW w:w="2832" w:type="dxa"/>
+          </w:tcPr>
+          <w:p>
+            <w:r>
+              <w:t>47 = cinza</w:t>
+            </w:r>
+          </w:p>
+        </w:tc>
+      </w:tr>
+    </w:tbl>
+    <w:p/>
+    <w:p>
       <w:pPr>
         <w:pStyle w:val="Ttulo"/>
         <w:rPr>
@@ -623,6 +981,7 @@
     </w:p>
     <w:p>
       <w:r>
+        <w:lastRenderedPageBreak/>
         <w:t xml:space="preserve">frase = Curso em </w:t>
       </w:r>
       <w:proofErr w:type="spellStart"/>
@@ -728,7 +1087,6 @@
         <w:pStyle w:val="Ttulo1"/>
       </w:pPr>
       <w:r>
-        <w:lastRenderedPageBreak/>
         <w:t>Transformação</w:t>
       </w:r>
     </w:p>
@@ -1173,7 +1531,198 @@
       </w:r>
     </w:p>
     <w:p/>
-    <w:p/>
+    <w:p>
+      <w:pPr>
+        <w:pStyle w:val="Ttulo1"/>
+      </w:pPr>
+      <w:r>
+        <w:t>Condição</w:t>
+      </w:r>
+    </w:p>
+    <w:p>
+      <w:proofErr w:type="spellStart"/>
+      <w:r>
+        <w:t>If</w:t>
+      </w:r>
+      <w:proofErr w:type="spellEnd"/>
+      <w:r>
+        <w:t xml:space="preserve"> e </w:t>
+      </w:r>
+      <w:proofErr w:type="spellStart"/>
+      <w:r>
+        <w:t>else</w:t>
+      </w:r>
+      <w:proofErr w:type="spellEnd"/>
+    </w:p>
+    <w:p>
+      <w:pPr>
+        <w:rPr>
+          <w:b/>
+          <w:bCs/>
+        </w:rPr>
+      </w:pPr>
+      <w:proofErr w:type="spellStart"/>
+      <w:proofErr w:type="gramStart"/>
+      <w:r>
+        <w:rPr>
+          <w:b/>
+          <w:bCs/>
+        </w:rPr>
+        <w:t>If</w:t>
+      </w:r>
+      <w:r>
+        <w:t>xxx.xxx</w:t>
+      </w:r>
+      <w:proofErr w:type="spellEnd"/>
+      <w:r>
+        <w:rPr>
+          <w:b/>
+          <w:bCs/>
+        </w:rPr>
+        <w:t>(</w:t>
+      </w:r>
+      <w:proofErr w:type="gramEnd"/>
+      <w:r>
+        <w:rPr>
+          <w:b/>
+          <w:bCs/>
+        </w:rPr>
+        <w:t>):</w:t>
+      </w:r>
+    </w:p>
+    <w:p>
+      <w:pPr>
+        <w:rPr>
+          <w:b/>
+          <w:bCs/>
+        </w:rPr>
+      </w:pPr>
+      <w:r>
+        <w:rPr>
+          <w:b/>
+          <w:bCs/>
+        </w:rPr>
+        <w:tab/>
+      </w:r>
+      <w:proofErr w:type="spellStart"/>
+      <w:r>
+        <w:rPr>
+          <w:b/>
+          <w:bCs/>
+        </w:rPr>
+        <w:t>Xxxxxx</w:t>
+      </w:r>
+      <w:proofErr w:type="spellEnd"/>
+    </w:p>
+    <w:p>
+      <w:pPr>
+        <w:rPr>
+          <w:b/>
+          <w:bCs/>
+        </w:rPr>
+      </w:pPr>
+      <w:r>
+        <w:rPr>
+          <w:b/>
+          <w:bCs/>
+        </w:rPr>
+        <w:tab/>
+      </w:r>
+      <w:proofErr w:type="spellStart"/>
+      <w:r>
+        <w:rPr>
+          <w:b/>
+          <w:bCs/>
+        </w:rPr>
+        <w:t>Xxxxxx</w:t>
+      </w:r>
+      <w:proofErr w:type="spellEnd"/>
+      <w:r>
+        <w:rPr>
+          <w:b/>
+          <w:bCs/>
+        </w:rPr>
+        <w:tab/>
+      </w:r>
+    </w:p>
+    <w:p>
+      <w:pPr>
+        <w:rPr>
+          <w:b/>
+          <w:bCs/>
+        </w:rPr>
+      </w:pPr>
+      <w:r>
+        <w:rPr>
+          <w:b/>
+          <w:bCs/>
+        </w:rPr>
+        <w:t>Else:</w:t>
+      </w:r>
+    </w:p>
+    <w:p>
+      <w:pPr>
+        <w:rPr>
+          <w:b/>
+          <w:bCs/>
+        </w:rPr>
+      </w:pPr>
+      <w:r>
+        <w:rPr>
+          <w:b/>
+          <w:bCs/>
+        </w:rPr>
+        <w:tab/>
+      </w:r>
+      <w:proofErr w:type="spellStart"/>
+      <w:r>
+        <w:rPr>
+          <w:b/>
+          <w:bCs/>
+        </w:rPr>
+        <w:t>Xxxxx</w:t>
+      </w:r>
+      <w:proofErr w:type="spellEnd"/>
+      <w:r>
+        <w:rPr>
+          <w:b/>
+          <w:bCs/>
+        </w:rPr>
+        <w:tab/>
+      </w:r>
+    </w:p>
+    <w:p>
+      <w:pPr>
+        <w:rPr>
+          <w:b/>
+          <w:bCs/>
+        </w:rPr>
+      </w:pPr>
+      <w:r>
+        <w:rPr>
+          <w:b/>
+          <w:bCs/>
+        </w:rPr>
+        <w:tab/>
+      </w:r>
+      <w:proofErr w:type="spellStart"/>
+      <w:r>
+        <w:rPr>
+          <w:b/>
+          <w:bCs/>
+        </w:rPr>
+        <w:t>Xxxxx</w:t>
+      </w:r>
+      <w:proofErr w:type="spellEnd"/>
+    </w:p>
+    <w:p>
+      <w:pPr>
+        <w:rPr>
+          <w:b/>
+          <w:bCs/>
+        </w:rPr>
+      </w:pPr>
+    </w:p>
     <w:sectPr>
       <w:pgSz w:w="11906" w:h="16838"/>
       <w:pgMar w:top="1417" w:right="1701" w:bottom="1417" w:left="1701" w:header="708" w:footer="708" w:gutter="0"/>
@@ -1776,6 +2325,25 @@
       <w:color w:val="404040" w:themeColor="text1" w:themeTint="BF"/>
     </w:rPr>
   </w:style>
+  <w:style w:type="table" w:styleId="Tabelacomgrade">
+    <w:name w:val="Table Grid"/>
+    <w:basedOn w:val="Tabelanormal"/>
+    <w:uiPriority w:val="39"/>
+    <w:rsid w:val="000D0419"/>
+    <w:pPr>
+      <w:spacing w:after="0" w:line="240" w:lineRule="auto"/>
+    </w:pPr>
+    <w:tblPr>
+      <w:tblBorders>
+        <w:top w:val="single" w:sz="4" w:space="0" w:color="auto"/>
+        <w:left w:val="single" w:sz="4" w:space="0" w:color="auto"/>
+        <w:bottom w:val="single" w:sz="4" w:space="0" w:color="auto"/>
+        <w:right w:val="single" w:sz="4" w:space="0" w:color="auto"/>
+        <w:insideH w:val="single" w:sz="4" w:space="0" w:color="auto"/>
+        <w:insideV w:val="single" w:sz="4" w:space="0" w:color="auto"/>
+      </w:tblBorders>
+    </w:tblPr>
+  </w:style>
 </w:styles>
 </file>
 

--- a/Curso Python/Guanabara/Anotações sobre o Curso de Python.docx
+++ b/Curso Python/Guanabara/Anotações sobre o Curso de Python.docx
@@ -1530,7 +1530,6 @@
         <w:t xml:space="preserve"> que a pessoa escolher.</w:t>
       </w:r>
     </w:p>
-    <w:p/>
     <w:p>
       <w:pPr>
         <w:pStyle w:val="Ttulo1"/>
@@ -1720,6 +1719,176 @@
         <w:rPr>
           <w:b/>
           <w:bCs/>
+        </w:rPr>
+      </w:pPr>
+    </w:p>
+    <w:p>
+      <w:pPr>
+        <w:rPr>
+          <w:b/>
+          <w:bCs/>
+        </w:rPr>
+      </w:pPr>
+    </w:p>
+    <w:p>
+      <w:pPr>
+        <w:rPr>
+          <w:rStyle w:val="nfaseSutil"/>
+        </w:rPr>
+      </w:pPr>
+      <w:r>
+        <w:rPr>
+          <w:rStyle w:val="nfaseSutil"/>
+        </w:rPr>
+        <w:lastRenderedPageBreak/>
+        <w:t>Condições aninhadas</w:t>
+      </w:r>
+    </w:p>
+    <w:p>
+      <w:pPr>
+        <w:pStyle w:val="SemEspaamento"/>
+        <w:rPr>
+          <w:rStyle w:val="nfaseSutil"/>
+          <w:i w:val="0"/>
+          <w:iCs w:val="0"/>
+          <w:color w:val="auto"/>
+        </w:rPr>
+      </w:pPr>
+      <w:proofErr w:type="spellStart"/>
+      <w:r>
+        <w:rPr>
+          <w:rStyle w:val="nfaseSutil"/>
+          <w:i w:val="0"/>
+          <w:iCs w:val="0"/>
+          <w:color w:val="auto"/>
+        </w:rPr>
+        <w:t>If</w:t>
+      </w:r>
+      <w:proofErr w:type="spellEnd"/>
+      <w:r>
+        <w:rPr>
+          <w:rStyle w:val="nfaseSutil"/>
+          <w:i w:val="0"/>
+          <w:iCs w:val="0"/>
+          <w:color w:val="auto"/>
+        </w:rPr>
+        <w:t xml:space="preserve"> </w:t>
+      </w:r>
+      <w:proofErr w:type="spellStart"/>
+      <w:r>
+        <w:rPr>
+          <w:rStyle w:val="nfaseSutil"/>
+          <w:i w:val="0"/>
+          <w:iCs w:val="0"/>
+          <w:color w:val="auto"/>
+        </w:rPr>
+        <w:t>xxx</w:t>
+      </w:r>
+      <w:proofErr w:type="spellEnd"/>
+    </w:p>
+    <w:p>
+      <w:pPr>
+        <w:pStyle w:val="SemEspaamento"/>
+        <w:rPr>
+          <w:rStyle w:val="nfaseSutil"/>
+          <w:i w:val="0"/>
+          <w:iCs w:val="0"/>
+          <w:color w:val="auto"/>
+        </w:rPr>
+      </w:pPr>
+      <w:proofErr w:type="spellStart"/>
+      <w:r>
+        <w:rPr>
+          <w:rStyle w:val="nfaseSutil"/>
+          <w:i w:val="0"/>
+          <w:iCs w:val="0"/>
+          <w:color w:val="auto"/>
+        </w:rPr>
+        <w:t>Elif</w:t>
+      </w:r>
+      <w:proofErr w:type="spellEnd"/>
+    </w:p>
+    <w:p>
+      <w:pPr>
+        <w:pStyle w:val="SemEspaamento"/>
+        <w:rPr>
+          <w:rStyle w:val="nfaseSutil"/>
+          <w:i w:val="0"/>
+          <w:iCs w:val="0"/>
+          <w:color w:val="auto"/>
+        </w:rPr>
+      </w:pPr>
+      <w:proofErr w:type="spellStart"/>
+      <w:r>
+        <w:rPr>
+          <w:rStyle w:val="nfaseSutil"/>
+          <w:i w:val="0"/>
+          <w:iCs w:val="0"/>
+          <w:color w:val="auto"/>
+        </w:rPr>
+        <w:t>Xxx</w:t>
+      </w:r>
+      <w:proofErr w:type="spellEnd"/>
+      <w:r>
+        <w:rPr>
+          <w:rStyle w:val="nfaseSutil"/>
+          <w:i w:val="0"/>
+          <w:iCs w:val="0"/>
+          <w:color w:val="auto"/>
+        </w:rPr>
+        <w:t xml:space="preserve"> </w:t>
+      </w:r>
+    </w:p>
+    <w:p>
+      <w:pPr>
+        <w:pStyle w:val="SemEspaamento"/>
+        <w:rPr>
+          <w:rStyle w:val="nfaseSutil"/>
+          <w:i w:val="0"/>
+          <w:iCs w:val="0"/>
+          <w:color w:val="auto"/>
+        </w:rPr>
+      </w:pPr>
+      <w:r>
+        <w:rPr>
+          <w:rStyle w:val="nfaseSutil"/>
+          <w:i w:val="0"/>
+          <w:iCs w:val="0"/>
+          <w:color w:val="auto"/>
+        </w:rPr>
+        <w:t>Else</w:t>
+      </w:r>
+    </w:p>
+    <w:p>
+      <w:pPr>
+        <w:pStyle w:val="SemEspaamento"/>
+        <w:rPr>
+          <w:rStyle w:val="nfaseSutil"/>
+          <w:i w:val="0"/>
+          <w:iCs w:val="0"/>
+          <w:color w:val="auto"/>
+        </w:rPr>
+      </w:pPr>
+      <w:proofErr w:type="spellStart"/>
+      <w:r>
+        <w:rPr>
+          <w:rStyle w:val="nfaseSutil"/>
+          <w:i w:val="0"/>
+          <w:iCs w:val="0"/>
+          <w:color w:val="auto"/>
+        </w:rPr>
+        <w:t>Xxx</w:t>
+      </w:r>
+      <w:proofErr w:type="spellEnd"/>
+    </w:p>
+    <w:p>
+      <w:pPr>
+        <w:pStyle w:val="SemEspaamento"/>
+        <w:rPr>
+          <w:rStyle w:val="nfaseSutil"/>
+          <w:i w:val="0"/>
+          <w:iCs w:val="0"/>
+          <w:color w:val="auto"/>
         </w:rPr>
       </w:pPr>
     </w:p>

--- a/Curso Python/Guanabara/Anotações sobre o Curso de Python.docx
+++ b/Curso Python/Guanabara/Anotações sobre o Curso de Python.docx
@@ -46,110 +46,51 @@
     </w:p>
     <w:p>
       <w:r>
-        <w:t xml:space="preserve">Pode se criar </w:t>
-      </w:r>
-      <w:proofErr w:type="spellStart"/>
-      <w:r>
-        <w:t>scrips</w:t>
-      </w:r>
-      <w:proofErr w:type="spellEnd"/>
-      <w:r>
-        <w:t xml:space="preserve"> para deixar uma programação </w:t>
-      </w:r>
-      <w:proofErr w:type="spellStart"/>
-      <w:r>
-        <w:t>pré</w:t>
-      </w:r>
-      <w:proofErr w:type="spellEnd"/>
-      <w:r>
-        <w:t xml:space="preserve"> definida</w:t>
-      </w:r>
-    </w:p>
-    <w:p>
-      <w:proofErr w:type="spellStart"/>
-      <w:r>
-        <w:t>Numeros</w:t>
-      </w:r>
-      <w:proofErr w:type="spellEnd"/>
+        <w:t>Pode se criar scrips para deixar uma programação pré definida</w:t>
+      </w:r>
+    </w:p>
+    <w:p>
+      <w:r>
+        <w:t>Numeros:</w:t>
+      </w:r>
+    </w:p>
+    <w:p>
+      <w:r>
+        <w:t>Int:Numero inteiro</w:t>
+      </w:r>
+    </w:p>
+    <w:p>
+      <w:r>
+        <w:t>Float:numero com virgula</w:t>
+      </w:r>
+    </w:p>
+    <w:p>
+      <w:r>
+        <w:t xml:space="preserve">Bool: </w:t>
+      </w:r>
+      <w:r>
+        <w:t>e valor verdadeiro e valor falso</w:t>
+      </w:r>
+    </w:p>
+    <w:p>
+      <w:r>
+        <w:t>Str: Palavra</w:t>
+      </w:r>
+    </w:p>
+    <w:p>
+      <w:r>
+        <w:t>.format para mostrar o que esta entre chaves</w:t>
+      </w:r>
+    </w:p>
+    <w:p>
+      <w:r>
+        <w:t>Operações aritméticas</w:t>
+      </w:r>
       <w:r>
         <w:t>:</w:t>
       </w:r>
     </w:p>
     <w:p>
-      <w:proofErr w:type="spellStart"/>
-      <w:r>
-        <w:t>Int:Numero</w:t>
-      </w:r>
-      <w:proofErr w:type="spellEnd"/>
-      <w:r>
-        <w:t xml:space="preserve"> inteiro</w:t>
-      </w:r>
-    </w:p>
-    <w:p>
-      <w:proofErr w:type="spellStart"/>
-      <w:r>
-        <w:t>Float:numero</w:t>
-      </w:r>
-      <w:proofErr w:type="spellEnd"/>
-      <w:r>
-        <w:t xml:space="preserve"> com virgula</w:t>
-      </w:r>
-    </w:p>
-    <w:p>
-      <w:proofErr w:type="spellStart"/>
-      <w:r>
-        <w:t>Bool</w:t>
-      </w:r>
-      <w:proofErr w:type="spellEnd"/>
-      <w:r>
-        <w:t xml:space="preserve">: </w:t>
-      </w:r>
-      <w:r>
-        <w:t>e valor verdadeiro e valor falso</w:t>
-      </w:r>
-    </w:p>
-    <w:p>
-      <w:proofErr w:type="spellStart"/>
-      <w:r>
-        <w:t>Str</w:t>
-      </w:r>
-      <w:proofErr w:type="spellEnd"/>
-      <w:r>
-        <w:t>: Palavra</w:t>
-      </w:r>
-    </w:p>
-    <w:p>
-      <w:proofErr w:type="gramStart"/>
-      <w:r>
-        <w:t>.</w:t>
-      </w:r>
-      <w:proofErr w:type="spellStart"/>
-      <w:r>
-        <w:t>format</w:t>
-      </w:r>
-      <w:proofErr w:type="spellEnd"/>
-      <w:proofErr w:type="gramEnd"/>
-      <w:r>
-        <w:t xml:space="preserve"> para mostrar o que </w:t>
-      </w:r>
-      <w:proofErr w:type="spellStart"/>
-      <w:r>
-        <w:t>esta</w:t>
-      </w:r>
-      <w:proofErr w:type="spellEnd"/>
-      <w:r>
-        <w:t xml:space="preserve"> entre chaves</w:t>
-      </w:r>
-    </w:p>
-    <w:p>
-      <w:r>
-        <w:t>Operações aritméticas</w:t>
-      </w:r>
-      <w:r>
-        <w:t>:</w:t>
-      </w:r>
-    </w:p>
-    <w:p>
       <w:r>
         <w:t>+ (adição)</w:t>
       </w:r>
@@ -174,13 +115,8 @@
         <w:t>**(potência</w:t>
       </w:r>
       <w:r>
-        <w:t xml:space="preserve">, elevado ao </w:t>
-      </w:r>
-      <w:proofErr w:type="spellStart"/>
-      <w:r>
-        <w:t>numero</w:t>
-      </w:r>
-      <w:proofErr w:type="spellEnd"/>
+        <w:t>, elevado ao numero</w:t>
+      </w:r>
       <w:r>
         <w:t>)</w:t>
       </w:r>
@@ -207,13 +143,8 @@
     </w:p>
     <w:p>
       <w:r>
-        <w:t xml:space="preserve">1° </w:t>
-      </w:r>
-      <w:proofErr w:type="gramStart"/>
-      <w:r>
-        <w:t>( )</w:t>
-      </w:r>
-      <w:proofErr w:type="gramEnd"/>
+        <w:t>1° ( )</w:t>
+      </w:r>
     </w:p>
     <w:p>
       <w:r>
@@ -235,15 +166,7 @@
     </w:p>
     <w:p>
       <w:r>
-        <w:t xml:space="preserve">Para juntar ‘prints’ na mesma linha basta colocar </w:t>
-      </w:r>
-      <w:proofErr w:type="spellStart"/>
-      <w:r>
-        <w:t>end</w:t>
-      </w:r>
-      <w:proofErr w:type="spellEnd"/>
-      <w:r>
-        <w:t>=’’</w:t>
+        <w:t>Para juntar ‘prints’ na mesma linha basta colocar end=’’</w:t>
       </w:r>
     </w:p>
     <w:p>
@@ -255,34 +178,19 @@
       </w:r>
     </w:p>
     <w:p>
-      <w:proofErr w:type="spellStart"/>
       <w:r>
         <w:lastRenderedPageBreak/>
-        <w:t>Import</w:t>
-      </w:r>
-      <w:proofErr w:type="spellEnd"/>
-      <w:r>
-        <w:t>: E para importar bibliotecas para usar no código</w:t>
-      </w:r>
-    </w:p>
-    <w:p>
-      <w:proofErr w:type="spellStart"/>
-      <w:r>
-        <w:t>From</w:t>
-      </w:r>
-      <w:proofErr w:type="spellEnd"/>
-      <w:r>
-        <w:t>: e para escolher uma importação em especifico</w:t>
-      </w:r>
-    </w:p>
-    <w:p>
-      <w:proofErr w:type="spellStart"/>
-      <w:r>
-        <w:t>Math</w:t>
-      </w:r>
-      <w:proofErr w:type="spellEnd"/>
-      <w:r>
-        <w:t>: e a biblioteca para usar matemática</w:t>
+        <w:t>Import: E para importar bibliotecas para usar no código</w:t>
+      </w:r>
+    </w:p>
+    <w:p>
+      <w:r>
+        <w:t>From: e para escolher uma importação em especifico</w:t>
+      </w:r>
+    </w:p>
+    <w:p>
+      <w:r>
+        <w:t>Math: e a biblioteca para usar matemática</w:t>
       </w:r>
     </w:p>
     <w:p>
@@ -299,7 +207,6 @@
         </w:rPr>
         <w:t xml:space="preserve">Funcionalidades da biblioteca </w:t>
       </w:r>
-      <w:proofErr w:type="spellStart"/>
       <w:r>
         <w:rPr>
           <w:b/>
@@ -309,7 +216,6 @@
         </w:rPr>
         <w:t>math</w:t>
       </w:r>
-      <w:proofErr w:type="spellEnd"/>
       <w:r>
         <w:rPr>
           <w:sz w:val="36"/>
@@ -319,154 +225,66 @@
       </w:r>
     </w:p>
     <w:p>
-      <w:proofErr w:type="spellStart"/>
-      <w:proofErr w:type="gramStart"/>
-      <w:r>
-        <w:t>Ceil</w:t>
-      </w:r>
-      <w:proofErr w:type="spellEnd"/>
-      <w:r>
-        <w:t xml:space="preserve"> :</w:t>
-      </w:r>
-      <w:proofErr w:type="gramEnd"/>
-      <w:r>
-        <w:t xml:space="preserve"> faz arredondamento para cima</w:t>
-      </w:r>
-    </w:p>
-    <w:p>
-      <w:proofErr w:type="spellStart"/>
-      <w:r>
-        <w:t>Floor</w:t>
-      </w:r>
-      <w:proofErr w:type="spellEnd"/>
-      <w:r>
-        <w:t>: faz arredondamento para baixo</w:t>
-      </w:r>
-    </w:p>
-    <w:p>
-      <w:proofErr w:type="spellStart"/>
-      <w:r>
-        <w:t>Trunc</w:t>
-      </w:r>
-      <w:proofErr w:type="spellEnd"/>
-      <w:r>
-        <w:t>: ele elimina o que vem depois da virgula</w:t>
-      </w:r>
-    </w:p>
-    <w:p>
-      <w:proofErr w:type="spellStart"/>
-      <w:r>
-        <w:t>Pow</w:t>
-      </w:r>
-      <w:proofErr w:type="spellEnd"/>
-      <w:r>
-        <w:t>: potencia</w:t>
-      </w:r>
-    </w:p>
-    <w:p>
-      <w:proofErr w:type="spellStart"/>
-      <w:r>
-        <w:t>Sqrt</w:t>
-      </w:r>
-      <w:proofErr w:type="spellEnd"/>
-      <w:r>
-        <w:t>: para calcular a raiz quadrada</w:t>
-      </w:r>
-    </w:p>
-    <w:p>
-      <w:proofErr w:type="spellStart"/>
-      <w:r>
-        <w:t>Factorial</w:t>
-      </w:r>
-      <w:proofErr w:type="spellEnd"/>
-      <w:r>
-        <w:t>: para calcular o fatorial</w:t>
-      </w:r>
-    </w:p>
-    <w:p>
-      <w:proofErr w:type="spellStart"/>
-      <w:r>
-        <w:t>Hypot</w:t>
-      </w:r>
-      <w:proofErr w:type="spellEnd"/>
-      <w:r>
-        <w:t xml:space="preserve"> calcular o valor da </w:t>
-      </w:r>
-      <w:proofErr w:type="spellStart"/>
-      <w:r>
-        <w:t>hypotenusa</w:t>
-      </w:r>
-      <w:proofErr w:type="spellEnd"/>
-    </w:p>
-    <w:p>
-      <w:proofErr w:type="spellStart"/>
-      <w:proofErr w:type="gramStart"/>
-      <w:r>
-        <w:t>Cos,sin</w:t>
-      </w:r>
-      <w:proofErr w:type="gramEnd"/>
-      <w:r>
-        <w:t>,tan</w:t>
-      </w:r>
-      <w:proofErr w:type="spellEnd"/>
-      <w:r>
-        <w:t xml:space="preserve">: para calcular o cosseno seno e tangente, e para calcular precisa colocar o </w:t>
-      </w:r>
-      <w:proofErr w:type="spellStart"/>
-      <w:r>
-        <w:t>math.radians</w:t>
-      </w:r>
-      <w:proofErr w:type="spellEnd"/>
-      <w:r>
-        <w:t>( ) para calcular em radiano</w:t>
-      </w:r>
-    </w:p>
-    <w:p>
-      <w:proofErr w:type="spellStart"/>
-      <w:r>
-        <w:t>Random</w:t>
-      </w:r>
-      <w:proofErr w:type="spellEnd"/>
-      <w:r>
-        <w:t>: gera números aleatórios,</w:t>
+      <w:r>
+        <w:t>Ceil : faz arredondamento para cima</w:t>
+      </w:r>
+    </w:p>
+    <w:p>
+      <w:r>
+        <w:t>Floor: faz arredondamento para baixo</w:t>
+      </w:r>
+    </w:p>
+    <w:p>
+      <w:r>
+        <w:t>Trunc: ele elimina o que vem depois da virgula</w:t>
+      </w:r>
+    </w:p>
+    <w:p>
+      <w:r>
+        <w:t>Pow: potencia</w:t>
+      </w:r>
+    </w:p>
+    <w:p>
+      <w:r>
+        <w:t>Sqrt: para calcular a raiz quadrada</w:t>
+      </w:r>
+    </w:p>
+    <w:p>
+      <w:r>
+        <w:t>Factorial: para calcular o fatorial</w:t>
+      </w:r>
+    </w:p>
+    <w:p>
+      <w:r>
+        <w:t>Hypot calcular o valor da hypotenusa</w:t>
+      </w:r>
+    </w:p>
+    <w:p>
+      <w:r>
+        <w:t>Cos,sin,tan: para calcular o cosseno seno e tangente, e para calcular precisa colocar o math.radians( ) para calcular em radiano</w:t>
+      </w:r>
+    </w:p>
+    <w:p>
+      <w:r>
+        <w:t>Random: gera números aleatórios,</w:t>
       </w:r>
     </w:p>
     <w:p>
       <w:r>
         <w:t>\033[</w:t>
       </w:r>
-      <w:proofErr w:type="spellStart"/>
-      <w:r>
-        <w:t>style</w:t>
-      </w:r>
-      <w:proofErr w:type="spellEnd"/>
-      <w:r>
-        <w:t xml:space="preserve">; </w:t>
-      </w:r>
-      <w:proofErr w:type="spellStart"/>
-      <w:proofErr w:type="gramStart"/>
-      <w:r>
-        <w:t>text;back</w:t>
-      </w:r>
-      <w:proofErr w:type="spellEnd"/>
-      <w:proofErr w:type="gramEnd"/>
+      <w:r>
+        <w:t xml:space="preserve">style; text;back </w:t>
+      </w:r>
+      <w:r>
+        <w:t>m</w:t>
+      </w:r>
       <w:r>
         <w:t xml:space="preserve"> </w:t>
       </w:r>
       <w:r>
-        <w:t>m</w:t>
-      </w:r>
-      <w:r>
-        <w:t xml:space="preserve"> </w:t>
-      </w:r>
-      <w:r>
-        <w:t xml:space="preserve">, serve para colocar cores no </w:t>
-      </w:r>
-      <w:proofErr w:type="spellStart"/>
-      <w:r>
-        <w:t>python</w:t>
-      </w:r>
-      <w:proofErr w:type="spellEnd"/>
+        <w:t>, serve para colocar cores no python</w:t>
+      </w:r>
     </w:p>
     <w:tbl>
       <w:tblPr>
@@ -485,11 +303,9 @@
             <w:tcW w:w="2831" w:type="dxa"/>
           </w:tcPr>
           <w:p>
-            <w:proofErr w:type="spellStart"/>
             <w:r>
               <w:t>style</w:t>
             </w:r>
-            <w:proofErr w:type="spellEnd"/>
           </w:p>
         </w:tc>
         <w:tc>
@@ -497,21 +313,14 @@
             <w:tcW w:w="2831" w:type="dxa"/>
           </w:tcPr>
           <w:p>
-            <w:proofErr w:type="spellStart"/>
-            <w:proofErr w:type="gramStart"/>
             <w:r>
               <w:t>T</w:t>
             </w:r>
             <w:r>
               <w:t>ext</w:t>
             </w:r>
-            <w:proofErr w:type="spellEnd"/>
-            <w:r>
-              <w:t>(</w:t>
-            </w:r>
-            <w:proofErr w:type="gramEnd"/>
-            <w:r>
-              <w:t>cor da letra)</w:t>
+            <w:r>
+              <w:t>(cor da letra)</w:t>
             </w:r>
           </w:p>
         </w:tc>
@@ -520,7 +329,6 @@
             <w:tcW w:w="2832" w:type="dxa"/>
           </w:tcPr>
           <w:p>
-            <w:proofErr w:type="gramStart"/>
             <w:r>
               <w:t>B</w:t>
             </w:r>
@@ -528,11 +336,7 @@
               <w:t>ack</w:t>
             </w:r>
             <w:r>
-              <w:t>(</w:t>
-            </w:r>
-            <w:proofErr w:type="gramEnd"/>
-            <w:r>
-              <w:t>cor de fundo)</w:t>
+              <w:t>(cor de fundo)</w:t>
             </w:r>
           </w:p>
         </w:tc>
@@ -640,13 +444,8 @@
           </w:tcPr>
           <w:p>
             <w:r>
-              <w:t xml:space="preserve">7 = inverte as </w:t>
-            </w:r>
-            <w:proofErr w:type="spellStart"/>
-            <w:r>
-              <w:t>condiçoes</w:t>
-            </w:r>
-            <w:proofErr w:type="spellEnd"/>
+              <w:t>7 = inverte as condiçoes</w:t>
+            </w:r>
           </w:p>
         </w:tc>
         <w:tc>
@@ -767,13 +566,8 @@
           </w:tcPr>
           <w:p>
             <w:r>
-              <w:t xml:space="preserve">37 = </w:t>
-            </w:r>
-            <w:proofErr w:type="spellStart"/>
-            <w:r>
-              <w:t>cinça</w:t>
-            </w:r>
-            <w:proofErr w:type="spellEnd"/>
+              <w:t>37 = cinça</w:t>
+            </w:r>
           </w:p>
         </w:tc>
         <w:tc>
@@ -827,7 +621,6 @@
         </w:rPr>
         <w:t>[</w:t>
       </w:r>
-      <w:proofErr w:type="spellStart"/>
       <w:r>
         <w:t>x</w:t>
       </w:r>
@@ -841,8 +634,6 @@
       <w:r>
         <w:t>x</w:t>
       </w:r>
-      <w:proofErr w:type="spellEnd"/>
-      <w:proofErr w:type="gramStart"/>
       <w:r>
         <w:rPr>
           <w:b/>
@@ -851,19 +642,7 @@
         <w:t>]</w:t>
       </w:r>
       <w:r>
-        <w:t xml:space="preserve">  fatiamento</w:t>
-      </w:r>
-      <w:proofErr w:type="gramEnd"/>
-      <w:r>
-        <w:t xml:space="preserve"> de </w:t>
-      </w:r>
-      <w:proofErr w:type="spellStart"/>
-      <w:r>
-        <w:t>string</w:t>
-      </w:r>
-      <w:proofErr w:type="spellEnd"/>
-      <w:r>
-        <w:t xml:space="preserve"> usa para pegar uma lista e terminar uma antes dela, aonde começa e aonde termina um antes</w:t>
+        <w:t xml:space="preserve">  fatiamento de string usa para pegar uma lista e terminar uma antes dela, aonde começa e aonde termina um antes</w:t>
       </w:r>
     </w:p>
     <w:p>
@@ -885,15 +664,7 @@
         <w:t>:]</w:t>
       </w:r>
       <w:r>
-        <w:t xml:space="preserve"> ele pega ou do inicio até o final (quando você coloca aonde ele vai terminar) ou ele coloca aonde você quer q ele pegue </w:t>
-      </w:r>
-      <w:proofErr w:type="spellStart"/>
-      <w:r>
-        <w:t>ate</w:t>
-      </w:r>
-      <w:proofErr w:type="spellEnd"/>
-      <w:r>
-        <w:t xml:space="preserve"> o final.</w:t>
+        <w:t xml:space="preserve"> ele pega ou do inicio até o final (quando você coloca aonde ele vai terminar) ou ele coloca aonde você quer q ele pegue ate o final.</w:t>
       </w:r>
     </w:p>
     <w:p>
@@ -926,8 +697,6 @@
       </w:r>
     </w:p>
     <w:p>
-      <w:proofErr w:type="spellStart"/>
-      <w:proofErr w:type="gramStart"/>
       <w:r>
         <w:rPr>
           <w:b/>
@@ -935,21 +704,12 @@
         </w:rPr>
         <w:t>Len</w:t>
       </w:r>
-      <w:proofErr w:type="spellEnd"/>
-      <w:r>
-        <w:rPr>
-          <w:b/>
-          <w:bCs/>
-        </w:rPr>
-        <w:t>(</w:t>
-      </w:r>
-      <w:proofErr w:type="gramEnd"/>
-      <w:r>
-        <w:rPr>
-          <w:b/>
-          <w:bCs/>
-        </w:rPr>
-        <w:t>)</w:t>
+      <w:r>
+        <w:rPr>
+          <w:b/>
+          <w:bCs/>
+        </w:rPr>
+        <w:t>()</w:t>
       </w:r>
       <w:r>
         <w:rPr>
@@ -963,7 +723,6 @@
       </w:r>
     </w:p>
     <w:p>
-      <w:proofErr w:type="spellStart"/>
       <w:r>
         <w:t>xx</w:t>
       </w:r>
@@ -974,7 +733,6 @@
         </w:rPr>
         <w:t>.count</w:t>
       </w:r>
-      <w:proofErr w:type="spellEnd"/>
       <w:r>
         <w:t>(x): serve para contar o tanto de caracteres que existe na frase</w:t>
       </w:r>
@@ -982,30 +740,12 @@
     <w:p>
       <w:r>
         <w:lastRenderedPageBreak/>
-        <w:t xml:space="preserve">frase = Curso em </w:t>
-      </w:r>
-      <w:proofErr w:type="spellStart"/>
-      <w:r>
-        <w:t>Video</w:t>
-      </w:r>
-      <w:proofErr w:type="spellEnd"/>
-      <w:r>
-        <w:t xml:space="preserve"> Python</w:t>
-      </w:r>
-    </w:p>
-    <w:p>
-      <w:r>
-        <w:t xml:space="preserve">ex. </w:t>
-      </w:r>
-      <w:proofErr w:type="spellStart"/>
-      <w:proofErr w:type="gramStart"/>
-      <w:r>
-        <w:t>frase.count</w:t>
-      </w:r>
-      <w:proofErr w:type="spellEnd"/>
-      <w:proofErr w:type="gramEnd"/>
-      <w:r>
-        <w:t>(‘o’)</w:t>
+        <w:t>frase = Curso em Video Python</w:t>
+      </w:r>
+    </w:p>
+    <w:p>
+      <w:r>
+        <w:t>ex. frase.count(‘o’)</w:t>
       </w:r>
     </w:p>
     <w:p>
@@ -1014,7 +754,6 @@
       </w:r>
     </w:p>
     <w:p>
-      <w:proofErr w:type="spellStart"/>
       <w:r>
         <w:t>xx</w:t>
       </w:r>
@@ -1025,568 +764,268 @@
         </w:rPr>
         <w:t>.find</w:t>
       </w:r>
-      <w:proofErr w:type="spellEnd"/>
-      <w:r>
-        <w:t>(‘</w:t>
-      </w:r>
-      <w:proofErr w:type="spellStart"/>
+      <w:r>
+        <w:t>(‘xxx’)Serve para mostrar aonde encontrou o que ele pediu</w:t>
+      </w:r>
+    </w:p>
+    <w:p>
+      <w:r>
+        <w:t>aonde não existe ele vai te mostrar -1(significa que não tem)</w:t>
+      </w:r>
+    </w:p>
+    <w:p>
+      <w:r>
+        <w:rPr>
+          <w:b/>
+          <w:bCs/>
+        </w:rPr>
+        <w:t>in</w:t>
+      </w:r>
+      <w:r>
+        <w:t>:e para saber se existe algo na frase</w:t>
+      </w:r>
+    </w:p>
+    <w:p>
+      <w:r>
+        <w:t>ex.’Curso’ in frase</w:t>
+      </w:r>
+    </w:p>
+    <w:p>
+      <w:r>
+        <w:t>true</w:t>
+      </w:r>
+    </w:p>
+    <w:p>
+      <w:pPr>
+        <w:pStyle w:val="Ttulo1"/>
+      </w:pPr>
+      <w:r>
+        <w:t>Transformação</w:t>
+      </w:r>
+    </w:p>
+    <w:p>
+      <w:r>
+        <w:t>xxx.</w:t>
+      </w:r>
+      <w:r>
+        <w:rPr>
+          <w:b/>
+          <w:bCs/>
+        </w:rPr>
+        <w:t>replace</w:t>
+      </w:r>
+      <w:r>
+        <w:t>(xxx.o que você quer)-: serve para substituir a palavra que você quer pela palavra que você quer.</w:t>
+      </w:r>
+    </w:p>
+    <w:p>
       <w:r>
         <w:t>xxx</w:t>
       </w:r>
-      <w:proofErr w:type="spellEnd"/>
-      <w:proofErr w:type="gramStart"/>
-      <w:r>
-        <w:t>’)Serve</w:t>
-      </w:r>
-      <w:proofErr w:type="gramEnd"/>
-      <w:r>
-        <w:t xml:space="preserve"> para mostrar aonde encontrou o que ele pediu</w:t>
-      </w:r>
-    </w:p>
-    <w:p>
-      <w:r>
-        <w:t>aonde não existe ele vai te mostrar -1(significa que não tem)</w:t>
-      </w:r>
-    </w:p>
-    <w:p>
-      <w:proofErr w:type="spellStart"/>
-      <w:r>
-        <w:rPr>
-          <w:b/>
-          <w:bCs/>
-        </w:rPr>
-        <w:t>in</w:t>
-      </w:r>
-      <w:r>
-        <w:t>:e</w:t>
-      </w:r>
-      <w:proofErr w:type="spellEnd"/>
-      <w:r>
-        <w:t xml:space="preserve"> para saber se existe algo na frase</w:t>
-      </w:r>
-    </w:p>
-    <w:p>
-      <w:proofErr w:type="spellStart"/>
-      <w:r>
-        <w:t>ex</w:t>
-      </w:r>
-      <w:proofErr w:type="spellEnd"/>
-      <w:r>
-        <w:t>.’Curso’ in frase</w:t>
-      </w:r>
-    </w:p>
-    <w:p>
-      <w:proofErr w:type="spellStart"/>
-      <w:r>
-        <w:t>true</w:t>
-      </w:r>
-      <w:proofErr w:type="spellEnd"/>
+      <w:r>
+        <w:rPr>
+          <w:b/>
+          <w:bCs/>
+        </w:rPr>
+        <w:t>.upper()</w:t>
+      </w:r>
+      <w:r>
+        <w:t>: ele vai transformar o que você quer em letras maiúsculas</w:t>
+      </w:r>
+    </w:p>
+    <w:p>
+      <w:r>
+        <w:t>xxx</w:t>
+      </w:r>
+      <w:r>
+        <w:rPr>
+          <w:b/>
+          <w:bCs/>
+        </w:rPr>
+        <w:t>.lower()</w:t>
+      </w:r>
+      <w:r>
+        <w:t>: ele vai transformar o que você quer em letras minúsculas</w:t>
+      </w:r>
+    </w:p>
+    <w:p>
+      <w:r>
+        <w:t>xxx</w:t>
+      </w:r>
+      <w:r>
+        <w:rPr>
+          <w:b/>
+          <w:bCs/>
+        </w:rPr>
+        <w:t xml:space="preserve">.capitalize(): </w:t>
+      </w:r>
+      <w:r>
+        <w:t xml:space="preserve">ele vai pegar toda a sua frase e transforçar para minúscula , </w:t>
+      </w:r>
+      <w:r>
+        <w:rPr>
+          <w:b/>
+          <w:bCs/>
+        </w:rPr>
+        <w:t>menos a primeira letra</w:t>
+      </w:r>
+    </w:p>
+    <w:p>
+      <w:r>
+        <w:t>xxx</w:t>
+      </w:r>
+      <w:r>
+        <w:rPr>
+          <w:b/>
+          <w:bCs/>
+        </w:rPr>
+        <w:t>.</w:t>
+      </w:r>
+      <w:r>
+        <w:rPr>
+          <w:b/>
+          <w:bCs/>
+        </w:rPr>
+        <w:t>title</w:t>
+      </w:r>
+      <w:r>
+        <w:rPr>
+          <w:b/>
+          <w:bCs/>
+        </w:rPr>
+        <w:t xml:space="preserve">() </w:t>
+      </w:r>
+      <w:r>
+        <w:t>: ele pega palavra por palavra e coloca com a primeira letra maiúscula.</w:t>
+      </w:r>
+    </w:p>
+    <w:p>
+      <w:r>
+        <w:t>xxx</w:t>
+      </w:r>
+      <w:r>
+        <w:rPr>
+          <w:b/>
+          <w:bCs/>
+        </w:rPr>
+        <w:t>.strip()</w:t>
+      </w:r>
+      <w:r>
+        <w:t>: serve para remover os espaços antes e depois da sua frase</w:t>
+      </w:r>
+    </w:p>
+    <w:p>
+      <w:r>
+        <w:t>xxx</w:t>
+      </w:r>
+      <w:r>
+        <w:rPr>
+          <w:b/>
+          <w:bCs/>
+        </w:rPr>
+        <w:t>.rstrip()</w:t>
+      </w:r>
+      <w:r>
+        <w:t>: remove todos os espaços</w:t>
+      </w:r>
+      <w:r>
+        <w:t xml:space="preserve"> em</w:t>
+      </w:r>
+      <w:r>
+        <w:t xml:space="preserve"> brancos da direita(right)</w:t>
+      </w:r>
+    </w:p>
+    <w:p>
+      <w:r>
+        <w:t>xxx</w:t>
+      </w:r>
+      <w:r>
+        <w:rPr>
+          <w:b/>
+          <w:bCs/>
+        </w:rPr>
+        <w:t>.lstrip()</w:t>
+      </w:r>
+      <w:r>
+        <w:t>: remove todos os espaços em branco da esquerda(left)</w:t>
+      </w:r>
+    </w:p>
+    <w:p>
+      <w:r>
+        <w:t>xxx</w:t>
+      </w:r>
+      <w:r>
+        <w:rPr>
+          <w:b/>
+          <w:bCs/>
+        </w:rPr>
+        <w:t>.split()</w:t>
+      </w:r>
+      <w:r>
+        <w:t>: serve para dividir aonde existe os espaços em branco.</w:t>
+      </w:r>
+    </w:p>
+    <w:p>
+      <w:r>
+        <w:t>‘X’</w:t>
+      </w:r>
+      <w:r>
+        <w:rPr>
+          <w:b/>
+          <w:bCs/>
+        </w:rPr>
+        <w:t>.join(</w:t>
+      </w:r>
+      <w:r>
+        <w:t>xxx</w:t>
+      </w:r>
+      <w:r>
+        <w:rPr>
+          <w:b/>
+          <w:bCs/>
+        </w:rPr>
+        <w:t xml:space="preserve">): </w:t>
+      </w:r>
+      <w:r>
+        <w:t>serve para adicionar (juntar) as palavras que estão separadas com o caracter que a pessoa escolher.</w:t>
+      </w:r>
     </w:p>
     <w:p>
       <w:pPr>
         <w:pStyle w:val="Ttulo1"/>
       </w:pPr>
       <w:r>
-        <w:t>Transformação</w:t>
-      </w:r>
-    </w:p>
-    <w:p>
-      <w:proofErr w:type="spellStart"/>
-      <w:r>
-        <w:t>xxx.</w:t>
-      </w:r>
-      <w:proofErr w:type="gramStart"/>
-      <w:r>
-        <w:rPr>
-          <w:b/>
-          <w:bCs/>
-        </w:rPr>
-        <w:t>replace</w:t>
-      </w:r>
-      <w:proofErr w:type="spellEnd"/>
-      <w:r>
-        <w:t>(</w:t>
-      </w:r>
-      <w:proofErr w:type="spellStart"/>
-      <w:proofErr w:type="gramEnd"/>
-      <w:r>
-        <w:t>xxx.o</w:t>
-      </w:r>
-      <w:proofErr w:type="spellEnd"/>
-      <w:r>
-        <w:t xml:space="preserve"> que você quer)-: serve para substituir a palavra que você quer pela palavra que você quer.</w:t>
-      </w:r>
-    </w:p>
-    <w:p>
-      <w:proofErr w:type="spellStart"/>
-      <w:r>
-        <w:t>xxx</w:t>
-      </w:r>
-      <w:r>
-        <w:rPr>
-          <w:b/>
-          <w:bCs/>
-        </w:rPr>
-        <w:t>.</w:t>
-      </w:r>
-      <w:proofErr w:type="gramStart"/>
-      <w:r>
-        <w:rPr>
-          <w:b/>
-          <w:bCs/>
-        </w:rPr>
-        <w:t>upper</w:t>
-      </w:r>
-      <w:proofErr w:type="spellEnd"/>
-      <w:r>
-        <w:rPr>
-          <w:b/>
-          <w:bCs/>
-        </w:rPr>
-        <w:t>(</w:t>
-      </w:r>
-      <w:proofErr w:type="gramEnd"/>
-      <w:r>
-        <w:rPr>
-          <w:b/>
-          <w:bCs/>
-        </w:rPr>
-        <w:t>)</w:t>
-      </w:r>
-      <w:r>
-        <w:t>: ele vai transformar o que você quer em letras maiúsculas</w:t>
-      </w:r>
-    </w:p>
-    <w:p>
-      <w:proofErr w:type="spellStart"/>
-      <w:r>
-        <w:t>xxx</w:t>
-      </w:r>
-      <w:r>
-        <w:rPr>
-          <w:b/>
-          <w:bCs/>
-        </w:rPr>
-        <w:t>.</w:t>
-      </w:r>
-      <w:proofErr w:type="gramStart"/>
-      <w:r>
-        <w:rPr>
-          <w:b/>
-          <w:bCs/>
-        </w:rPr>
-        <w:t>lower</w:t>
-      </w:r>
-      <w:proofErr w:type="spellEnd"/>
-      <w:r>
-        <w:rPr>
-          <w:b/>
-          <w:bCs/>
-        </w:rPr>
-        <w:t>(</w:t>
-      </w:r>
-      <w:proofErr w:type="gramEnd"/>
-      <w:r>
-        <w:rPr>
-          <w:b/>
-          <w:bCs/>
-        </w:rPr>
-        <w:t>)</w:t>
-      </w:r>
-      <w:r>
-        <w:t>: ele vai transformar o que você quer em letras minúsculas</w:t>
-      </w:r>
-    </w:p>
-    <w:p>
-      <w:proofErr w:type="spellStart"/>
-      <w:r>
-        <w:t>xxx</w:t>
-      </w:r>
-      <w:r>
-        <w:rPr>
-          <w:b/>
-          <w:bCs/>
-        </w:rPr>
-        <w:t>.</w:t>
-      </w:r>
-      <w:proofErr w:type="gramStart"/>
-      <w:r>
-        <w:rPr>
-          <w:b/>
-          <w:bCs/>
-        </w:rPr>
-        <w:t>capitalize</w:t>
-      </w:r>
-      <w:proofErr w:type="spellEnd"/>
-      <w:r>
-        <w:rPr>
-          <w:b/>
-          <w:bCs/>
-        </w:rPr>
-        <w:t>(</w:t>
-      </w:r>
-      <w:proofErr w:type="gramEnd"/>
-      <w:r>
-        <w:rPr>
-          <w:b/>
-          <w:bCs/>
-        </w:rPr>
-        <w:t xml:space="preserve">): </w:t>
-      </w:r>
-      <w:r>
-        <w:t xml:space="preserve">ele vai pegar toda a sua frase e </w:t>
-      </w:r>
-      <w:proofErr w:type="spellStart"/>
-      <w:r>
-        <w:t>transforçar</w:t>
-      </w:r>
-      <w:proofErr w:type="spellEnd"/>
-      <w:r>
-        <w:t xml:space="preserve"> para minúscula , </w:t>
-      </w:r>
-      <w:r>
-        <w:rPr>
-          <w:b/>
-          <w:bCs/>
-        </w:rPr>
-        <w:t>menos a primeira letra</w:t>
-      </w:r>
-    </w:p>
-    <w:p>
-      <w:proofErr w:type="spellStart"/>
-      <w:r>
-        <w:t>xxx</w:t>
-      </w:r>
-      <w:r>
-        <w:rPr>
-          <w:b/>
-          <w:bCs/>
-        </w:rPr>
-        <w:t>.</w:t>
-      </w:r>
-      <w:proofErr w:type="gramStart"/>
-      <w:r>
-        <w:rPr>
-          <w:b/>
-          <w:bCs/>
-        </w:rPr>
-        <w:t>title</w:t>
-      </w:r>
-      <w:proofErr w:type="spellEnd"/>
-      <w:r>
-        <w:rPr>
-          <w:b/>
-          <w:bCs/>
-        </w:rPr>
-        <w:t>(</w:t>
-      </w:r>
-      <w:proofErr w:type="gramEnd"/>
-      <w:r>
-        <w:rPr>
-          <w:b/>
-          <w:bCs/>
-        </w:rPr>
-        <w:t xml:space="preserve">) </w:t>
-      </w:r>
-      <w:r>
-        <w:t>: ele pega palavra por palavra e coloca com a primeira letra maiúscula.</w:t>
-      </w:r>
-    </w:p>
-    <w:p>
-      <w:proofErr w:type="spellStart"/>
-      <w:r>
-        <w:t>xxx</w:t>
-      </w:r>
-      <w:r>
-        <w:rPr>
-          <w:b/>
-          <w:bCs/>
-        </w:rPr>
-        <w:t>.</w:t>
-      </w:r>
-      <w:proofErr w:type="gramStart"/>
-      <w:r>
-        <w:rPr>
-          <w:b/>
-          <w:bCs/>
-        </w:rPr>
-        <w:t>strip</w:t>
-      </w:r>
-      <w:proofErr w:type="spellEnd"/>
-      <w:r>
-        <w:rPr>
-          <w:b/>
-          <w:bCs/>
-        </w:rPr>
-        <w:t>(</w:t>
-      </w:r>
-      <w:proofErr w:type="gramEnd"/>
-      <w:r>
-        <w:rPr>
-          <w:b/>
-          <w:bCs/>
-        </w:rPr>
-        <w:t>)</w:t>
-      </w:r>
-      <w:r>
-        <w:t>: serve para remover os espaços antes e depois da sua frase</w:t>
-      </w:r>
-    </w:p>
-    <w:p>
-      <w:proofErr w:type="spellStart"/>
-      <w:r>
-        <w:t>xxx</w:t>
-      </w:r>
-      <w:r>
-        <w:rPr>
-          <w:b/>
-          <w:bCs/>
-        </w:rPr>
-        <w:t>.</w:t>
-      </w:r>
-      <w:proofErr w:type="gramStart"/>
-      <w:r>
-        <w:rPr>
-          <w:b/>
-          <w:bCs/>
-        </w:rPr>
-        <w:t>rstrip</w:t>
-      </w:r>
-      <w:proofErr w:type="spellEnd"/>
-      <w:r>
-        <w:rPr>
-          <w:b/>
-          <w:bCs/>
-        </w:rPr>
-        <w:t>(</w:t>
-      </w:r>
-      <w:proofErr w:type="gramEnd"/>
-      <w:r>
-        <w:rPr>
-          <w:b/>
-          <w:bCs/>
-        </w:rPr>
-        <w:t>)</w:t>
-      </w:r>
-      <w:r>
-        <w:t>: remove todos os espaços</w:t>
-      </w:r>
-      <w:r>
-        <w:t xml:space="preserve"> em</w:t>
-      </w:r>
-      <w:r>
-        <w:t xml:space="preserve"> brancos da direita(</w:t>
-      </w:r>
-      <w:proofErr w:type="spellStart"/>
-      <w:r>
-        <w:t>right</w:t>
-      </w:r>
-      <w:proofErr w:type="spellEnd"/>
-      <w:r>
-        <w:t>)</w:t>
-      </w:r>
-    </w:p>
-    <w:p>
-      <w:proofErr w:type="spellStart"/>
-      <w:r>
-        <w:t>xxx</w:t>
-      </w:r>
-      <w:r>
-        <w:rPr>
-          <w:b/>
-          <w:bCs/>
-        </w:rPr>
-        <w:t>.</w:t>
-      </w:r>
-      <w:proofErr w:type="gramStart"/>
-      <w:r>
-        <w:rPr>
-          <w:b/>
-          <w:bCs/>
-        </w:rPr>
-        <w:t>lstrip</w:t>
-      </w:r>
-      <w:proofErr w:type="spellEnd"/>
-      <w:r>
-        <w:rPr>
-          <w:b/>
-          <w:bCs/>
-        </w:rPr>
-        <w:t>(</w:t>
-      </w:r>
-      <w:proofErr w:type="gramEnd"/>
-      <w:r>
-        <w:rPr>
-          <w:b/>
-          <w:bCs/>
-        </w:rPr>
-        <w:t>)</w:t>
-      </w:r>
-      <w:r>
-        <w:t>: remove todos os espaços em branco da esquerda(</w:t>
-      </w:r>
-      <w:proofErr w:type="spellStart"/>
-      <w:r>
-        <w:t>left</w:t>
-      </w:r>
-      <w:proofErr w:type="spellEnd"/>
-      <w:r>
-        <w:t>)</w:t>
-      </w:r>
-    </w:p>
-    <w:p>
-      <w:proofErr w:type="spellStart"/>
-      <w:r>
-        <w:t>xxx</w:t>
-      </w:r>
-      <w:r>
-        <w:rPr>
-          <w:b/>
-          <w:bCs/>
-        </w:rPr>
-        <w:t>.</w:t>
-      </w:r>
-      <w:proofErr w:type="gramStart"/>
-      <w:r>
-        <w:rPr>
-          <w:b/>
-          <w:bCs/>
-        </w:rPr>
-        <w:t>split</w:t>
-      </w:r>
-      <w:proofErr w:type="spellEnd"/>
-      <w:r>
-        <w:rPr>
-          <w:b/>
-          <w:bCs/>
-        </w:rPr>
-        <w:t>(</w:t>
-      </w:r>
-      <w:proofErr w:type="gramEnd"/>
-      <w:r>
-        <w:rPr>
-          <w:b/>
-          <w:bCs/>
-        </w:rPr>
-        <w:t>)</w:t>
-      </w:r>
-      <w:r>
-        <w:t>: serve para dividir aonde existe os espaços em branco.</w:t>
-      </w:r>
-    </w:p>
-    <w:p>
-      <w:r>
-        <w:t>‘X</w:t>
-      </w:r>
-      <w:proofErr w:type="gramStart"/>
-      <w:r>
-        <w:t>’</w:t>
-      </w:r>
-      <w:r>
-        <w:rPr>
-          <w:b/>
-          <w:bCs/>
-        </w:rPr>
-        <w:t>.</w:t>
-      </w:r>
-      <w:proofErr w:type="spellStart"/>
-      <w:r>
-        <w:rPr>
-          <w:b/>
-          <w:bCs/>
-        </w:rPr>
-        <w:t>join</w:t>
-      </w:r>
-      <w:proofErr w:type="spellEnd"/>
-      <w:proofErr w:type="gramEnd"/>
-      <w:r>
-        <w:rPr>
-          <w:b/>
-          <w:bCs/>
-        </w:rPr>
-        <w:t>(</w:t>
-      </w:r>
-      <w:proofErr w:type="spellStart"/>
-      <w:r>
-        <w:t>xxx</w:t>
-      </w:r>
-      <w:proofErr w:type="spellEnd"/>
-      <w:r>
-        <w:rPr>
-          <w:b/>
-          <w:bCs/>
-        </w:rPr>
-        <w:t xml:space="preserve">): </w:t>
-      </w:r>
-      <w:r>
-        <w:t xml:space="preserve">serve para adicionar (juntar) as palavras que estão separadas com o </w:t>
-      </w:r>
-      <w:proofErr w:type="spellStart"/>
-      <w:r>
-        <w:t>caracter</w:t>
-      </w:r>
-      <w:proofErr w:type="spellEnd"/>
-      <w:r>
-        <w:t xml:space="preserve"> que a pessoa escolher.</w:t>
-      </w:r>
-    </w:p>
-    <w:p>
-      <w:pPr>
-        <w:pStyle w:val="Ttulo1"/>
-      </w:pPr>
-      <w:r>
         <w:t>Condição</w:t>
       </w:r>
     </w:p>
     <w:p>
-      <w:proofErr w:type="spellStart"/>
-      <w:r>
+      <w:r>
+        <w:t>If e else</w:t>
+      </w:r>
+    </w:p>
+    <w:p>
+      <w:pPr>
+        <w:rPr>
+          <w:b/>
+          <w:bCs/>
+        </w:rPr>
+      </w:pPr>
+      <w:r>
+        <w:rPr>
+          <w:b/>
+          <w:bCs/>
+        </w:rPr>
         <w:t>If</w:t>
       </w:r>
-      <w:proofErr w:type="spellEnd"/>
-      <w:r>
-        <w:t xml:space="preserve"> e </w:t>
-      </w:r>
-      <w:proofErr w:type="spellStart"/>
-      <w:r>
-        <w:t>else</w:t>
-      </w:r>
-      <w:proofErr w:type="spellEnd"/>
-    </w:p>
-    <w:p>
-      <w:pPr>
-        <w:rPr>
-          <w:b/>
-          <w:bCs/>
-        </w:rPr>
-      </w:pPr>
-      <w:proofErr w:type="spellStart"/>
-      <w:proofErr w:type="gramStart"/>
-      <w:r>
-        <w:rPr>
-          <w:b/>
-          <w:bCs/>
-        </w:rPr>
-        <w:t>If</w:t>
-      </w:r>
       <w:r>
         <w:t>xxx.xxx</w:t>
       </w:r>
-      <w:proofErr w:type="spellEnd"/>
-      <w:r>
-        <w:rPr>
-          <w:b/>
-          <w:bCs/>
-        </w:rPr>
-        <w:t>(</w:t>
-      </w:r>
-      <w:proofErr w:type="gramEnd"/>
-      <w:r>
-        <w:rPr>
-          <w:b/>
-          <w:bCs/>
-        </w:rPr>
-        <w:t>):</w:t>
+      <w:r>
+        <w:rPr>
+          <w:b/>
+          <w:bCs/>
+        </w:rPr>
+        <w:t>():</w:t>
       </w:r>
     </w:p>
     <w:p>
@@ -1602,16 +1041,8 @@
           <w:bCs/>
         </w:rPr>
         <w:tab/>
-      </w:r>
-      <w:proofErr w:type="spellStart"/>
-      <w:r>
-        <w:rPr>
-          <w:b/>
-          <w:bCs/>
-        </w:rPr>
         <w:t>Xxxxxx</w:t>
       </w:r>
-      <w:proofErr w:type="spellEnd"/>
     </w:p>
     <w:p>
       <w:pPr>
@@ -1626,16 +1057,8 @@
           <w:bCs/>
         </w:rPr>
         <w:tab/>
-      </w:r>
-      <w:proofErr w:type="spellStart"/>
-      <w:r>
-        <w:rPr>
-          <w:b/>
-          <w:bCs/>
-        </w:rPr>
         <w:t>Xxxxxx</w:t>
       </w:r>
-      <w:proofErr w:type="spellEnd"/>
       <w:r>
         <w:rPr>
           <w:b/>
@@ -1672,16 +1095,8 @@
           <w:bCs/>
         </w:rPr>
         <w:tab/>
-      </w:r>
-      <w:proofErr w:type="spellStart"/>
-      <w:r>
-        <w:rPr>
-          <w:b/>
-          <w:bCs/>
-        </w:rPr>
         <w:t>Xxxxx</w:t>
       </w:r>
-      <w:proofErr w:type="spellEnd"/>
       <w:r>
         <w:rPr>
           <w:b/>
@@ -1703,16 +1118,8 @@
           <w:bCs/>
         </w:rPr>
         <w:tab/>
-      </w:r>
-      <w:proofErr w:type="spellStart"/>
-      <w:r>
-        <w:rPr>
-          <w:b/>
-          <w:bCs/>
-        </w:rPr>
         <w:t>Xxxxx</w:t>
       </w:r>
-      <w:proofErr w:type="spellEnd"/>
     </w:p>
     <w:p>
       <w:pPr>
@@ -1754,7 +1161,6 @@
           <w:color w:val="auto"/>
         </w:rPr>
       </w:pPr>
-      <w:proofErr w:type="spellStart"/>
       <w:r>
         <w:rPr>
           <w:rStyle w:val="nfaseSutil"/>
@@ -1764,7 +1170,6 @@
         </w:rPr>
         <w:t>If</w:t>
       </w:r>
-      <w:proofErr w:type="spellEnd"/>
       <w:r>
         <w:rPr>
           <w:rStyle w:val="nfaseSutil"/>
@@ -1772,63 +1177,59 @@
           <w:iCs w:val="0"/>
           <w:color w:val="auto"/>
         </w:rPr>
-        <w:t xml:space="preserve"> </w:t>
-      </w:r>
-      <w:proofErr w:type="spellStart"/>
-      <w:r>
+        <w:t xml:space="preserve"> xxx</w:t>
+      </w:r>
+    </w:p>
+    <w:p>
+      <w:pPr>
+        <w:pStyle w:val="SemEspaamento"/>
         <w:rPr>
           <w:rStyle w:val="nfaseSutil"/>
           <w:i w:val="0"/>
           <w:iCs w:val="0"/>
           <w:color w:val="auto"/>
         </w:rPr>
-        <w:t>xxx</w:t>
-      </w:r>
-      <w:proofErr w:type="spellEnd"/>
-    </w:p>
-    <w:p>
-      <w:pPr>
-        <w:pStyle w:val="SemEspaamento"/>
+      </w:pPr>
+      <w:r>
         <w:rPr>
           <w:rStyle w:val="nfaseSutil"/>
           <w:i w:val="0"/>
           <w:iCs w:val="0"/>
           <w:color w:val="auto"/>
         </w:rPr>
-      </w:pPr>
-      <w:proofErr w:type="spellStart"/>
-      <w:r>
+        <w:t>Elif</w:t>
+      </w:r>
+    </w:p>
+    <w:p>
+      <w:pPr>
+        <w:pStyle w:val="SemEspaamento"/>
         <w:rPr>
           <w:rStyle w:val="nfaseSutil"/>
           <w:i w:val="0"/>
           <w:iCs w:val="0"/>
           <w:color w:val="auto"/>
         </w:rPr>
-        <w:t>Elif</w:t>
-      </w:r>
-      <w:proofErr w:type="spellEnd"/>
-    </w:p>
-    <w:p>
-      <w:pPr>
-        <w:pStyle w:val="SemEspaamento"/>
+      </w:pPr>
+      <w:r>
         <w:rPr>
           <w:rStyle w:val="nfaseSutil"/>
           <w:i w:val="0"/>
           <w:iCs w:val="0"/>
           <w:color w:val="auto"/>
         </w:rPr>
-      </w:pPr>
-      <w:proofErr w:type="spellStart"/>
-      <w:r>
+        <w:t xml:space="preserve">Xxx </w:t>
+      </w:r>
+    </w:p>
+    <w:p>
+      <w:pPr>
+        <w:pStyle w:val="SemEspaamento"/>
         <w:rPr>
           <w:rStyle w:val="nfaseSutil"/>
           <w:i w:val="0"/>
           <w:iCs w:val="0"/>
           <w:color w:val="auto"/>
         </w:rPr>
-        <w:t>Xxx</w:t>
-      </w:r>
-      <w:proofErr w:type="spellEnd"/>
+      </w:pPr>
       <w:r>
         <w:rPr>
           <w:rStyle w:val="nfaseSutil"/>
@@ -1836,7 +1237,7 @@
           <w:iCs w:val="0"/>
           <w:color w:val="auto"/>
         </w:rPr>
-        <w:t xml:space="preserve"> </w:t>
+        <w:t>Else</w:t>
       </w:r>
     </w:p>
     <w:p>
@@ -1856,7 +1257,7 @@
           <w:iCs w:val="0"/>
           <w:color w:val="auto"/>
         </w:rPr>
-        <w:t>Else</w:t>
+        <w:t>Xxx</w:t>
       </w:r>
     </w:p>
     <w:p>
@@ -1869,7 +1270,6 @@
           <w:color w:val="auto"/>
         </w:rPr>
       </w:pPr>
-      <w:proofErr w:type="spellStart"/>
       <w:r>
         <w:rPr>
           <w:rStyle w:val="nfaseSutil"/>
@@ -1877,13 +1277,12 @@
           <w:iCs w:val="0"/>
           <w:color w:val="auto"/>
         </w:rPr>
-        <w:t>Xxx</w:t>
-      </w:r>
-      <w:proofErr w:type="spellEnd"/>
-    </w:p>
-    <w:p>
-      <w:pPr>
-        <w:pStyle w:val="SemEspaamento"/>
+        <w:t xml:space="preserve"> </w:t>
+      </w:r>
+    </w:p>
+    <w:p>
+      <w:pPr>
+        <w:pStyle w:val="Ttulo"/>
         <w:rPr>
           <w:rStyle w:val="nfaseSutil"/>
           <w:i w:val="0"/>
@@ -1891,6 +1290,42 @@
           <w:color w:val="auto"/>
         </w:rPr>
       </w:pPr>
+      <w:r>
+        <w:rPr>
+          <w:rStyle w:val="nfaseSutil"/>
+          <w:i w:val="0"/>
+          <w:iCs w:val="0"/>
+          <w:color w:val="auto"/>
+        </w:rPr>
+        <w:t xml:space="preserve">Estruturas de repetição </w:t>
+      </w:r>
+    </w:p>
+    <w:p/>
+    <w:p>
+      <w:r>
+        <w:t xml:space="preserve">For </w:t>
+      </w:r>
+    </w:p>
+    <w:p>
+      <w:r>
+        <w:t xml:space="preserve">Range </w:t>
+      </w:r>
+      <w:r>
+        <w:t xml:space="preserve">é para fazer contagens </w:t>
+      </w:r>
+      <w:r>
+        <w:t xml:space="preserve"> </w:t>
+      </w:r>
+    </w:p>
+    <w:p>
+      <w:r>
+        <w:t>Na contagem regressiva você coloca -1  no final</w:t>
+      </w:r>
+    </w:p>
+    <w:p>
+      <w:r>
+        <w:t>Ex for c in range(0, 10, -1)</w:t>
+      </w:r>
     </w:p>
     <w:sectPr>
       <w:pgSz w:w="11906" w:h="16838"/>

--- a/Curso Python/Guanabara/Anotações sobre o Curso de Python.docx
+++ b/Curso Python/Guanabara/Anotações sobre o Curso de Python.docx
@@ -1325,6 +1325,16 @@
     <w:p>
       <w:r>
         <w:t>Ex for c in range(0, 10, -1)</w:t>
+      </w:r>
+    </w:p>
+    <w:p>
+      <w:r>
+        <w:t>While pode ser refeido como um ‘enquanto’</w:t>
+      </w:r>
+    </w:p>
+    <w:p>
+      <w:r>
+        <w:t>Se usa quando não se sabe o limite q vai ser usado</w:t>
       </w:r>
     </w:p>
     <w:sectPr>

--- a/Curso Python/Guanabara/Anotações sobre o Curso de Python.docx
+++ b/Curso Python/Guanabara/Anotações sobre o Curso de Python.docx
@@ -1,6 +1,6 @@
 
 <file path=word/document.xml><?xml version="1.0" encoding="utf-8"?>
-<w:document xmlns:wpc="http://schemas.microsoft.com/office/word/2010/wordprocessingCanvas" xmlns:cx="http://schemas.microsoft.com/office/drawing/2014/chartex" xmlns:cx1="http://schemas.microsoft.com/office/drawing/2015/9/8/chartex" xmlns:cx2="http://schemas.microsoft.com/office/drawing/2015/10/21/chartex" xmlns:cx3="http://schemas.microsoft.com/office/drawing/2016/5/9/chartex" xmlns:cx4="http://schemas.microsoft.com/office/drawing/2016/5/10/chartex" xmlns:cx5="http://schemas.microsoft.com/office/drawing/2016/5/11/chartex" xmlns:cx6="http://schemas.microsoft.com/office/drawing/2016/5/12/chartex" xmlns:cx7="http://schemas.microsoft.com/office/drawing/2016/5/13/chartex" xmlns:cx8="http://schemas.microsoft.com/office/drawing/2016/5/14/chartex" xmlns:mc="http://schemas.openxmlformats.org/markup-compatibility/2006" xmlns:aink="http://schemas.microsoft.com/office/drawing/2016/ink" xmlns:am3d="http://schemas.microsoft.com/office/drawing/2017/model3d" xmlns:o="urn:schemas-microsoft-com:office:office" xmlns:oel="http://schemas.microsoft.com/office/2019/extlst" xmlns:r="http://schemas.openxmlformats.org/officeDocument/2006/relationships" xmlns:m="http://schemas.openxmlformats.org/officeDocument/2006/math" xmlns:v="urn:schemas-microsoft-com:vml" xmlns:wp14="http://schemas.microsoft.com/office/word/2010/wordprocessingDrawing" xmlns:wp="http://schemas.openxmlformats.org/drawingml/2006/wordprocessingDrawing" xmlns:w10="urn:schemas-microsoft-com:office:word" xmlns:w="http://schemas.openxmlformats.org/wordprocessingml/2006/main" xmlns:w14="http://schemas.microsoft.com/office/word/2010/wordml" xmlns:w15="http://schemas.microsoft.com/office/word/2012/wordml" xmlns:w16cex="http://schemas.microsoft.com/office/word/2018/wordml/cex" xmlns:w16cid="http://schemas.microsoft.com/office/word/2016/wordml/cid" xmlns:w16="http://schemas.microsoft.com/office/word/2018/wordml" xmlns:w16sdtdh="http://schemas.microsoft.com/office/word/2020/wordml/sdtdatahash" xmlns:w16se="http://schemas.microsoft.com/office/word/2015/wordml/symex" xmlns:wpg="http://schemas.microsoft.com/office/word/2010/wordprocessingGroup" xmlns:wpi="http://schemas.microsoft.com/office/word/2010/wordprocessingInk" xmlns:wne="http://schemas.microsoft.com/office/word/2006/wordml" xmlns:wps="http://schemas.microsoft.com/office/word/2010/wordprocessingShape" mc:Ignorable="w14 w15 w16se w16cid w16 w16cex w16sdtdh wp14">
+<w:document xmlns:wpc="http://schemas.microsoft.com/office/word/2010/wordprocessingCanvas" xmlns:cx="http://schemas.microsoft.com/office/drawing/2014/chartex" xmlns:cx1="http://schemas.microsoft.com/office/drawing/2015/9/8/chartex" xmlns:cx2="http://schemas.microsoft.com/office/drawing/2015/10/21/chartex" xmlns:cx3="http://schemas.microsoft.com/office/drawing/2016/5/9/chartex" xmlns:cx4="http://schemas.microsoft.com/office/drawing/2016/5/10/chartex" xmlns:cx5="http://schemas.microsoft.com/office/drawing/2016/5/11/chartex" xmlns:cx6="http://schemas.microsoft.com/office/drawing/2016/5/12/chartex" xmlns:cx7="http://schemas.microsoft.com/office/drawing/2016/5/13/chartex" xmlns:cx8="http://schemas.microsoft.com/office/drawing/2016/5/14/chartex" xmlns:mc="http://schemas.openxmlformats.org/markup-compatibility/2006" xmlns:aink="http://schemas.microsoft.com/office/drawing/2016/ink" xmlns:am3d="http://schemas.microsoft.com/office/drawing/2017/model3d" xmlns:o="urn:schemas-microsoft-com:office:office" xmlns:oel="http://schemas.microsoft.com/office/2019/extlst" xmlns:r="http://schemas.openxmlformats.org/officeDocument/2006/relationships" xmlns:m="http://schemas.openxmlformats.org/officeDocument/2006/math" xmlns:v="urn:schemas-microsoft-com:vml" xmlns:wp14="http://schemas.microsoft.com/office/word/2010/wordprocessingDrawing" xmlns:wp="http://schemas.openxmlformats.org/drawingml/2006/wordprocessingDrawing" xmlns:w10="urn:schemas-microsoft-com:office:word" xmlns:w="http://schemas.openxmlformats.org/wordprocessingml/2006/main" xmlns:w14="http://schemas.microsoft.com/office/word/2010/wordml" xmlns:w15="http://schemas.microsoft.com/office/word/2012/wordml" xmlns:w16cex="http://schemas.microsoft.com/office/word/2018/wordml/cex" xmlns:w16cid="http://schemas.microsoft.com/office/word/2016/wordml/cid" xmlns:w16="http://schemas.microsoft.com/office/word/2018/wordml" xmlns:w16du="http://schemas.microsoft.com/office/word/2023/wordml/word16du" xmlns:w16sdtdh="http://schemas.microsoft.com/office/word/2020/wordml/sdtdatahash" xmlns:w16sdtfl="http://schemas.microsoft.com/office/word/2024/wordml/sdtformatlock" xmlns:w16se="http://schemas.microsoft.com/office/word/2015/wordml/symex" xmlns:wpg="http://schemas.microsoft.com/office/word/2010/wordprocessingGroup" xmlns:wpi="http://schemas.microsoft.com/office/word/2010/wordprocessingInk" xmlns:wne="http://schemas.microsoft.com/office/word/2006/wordml" xmlns:wps="http://schemas.microsoft.com/office/word/2010/wordprocessingShape" mc:Ignorable="w14 w15 w16se w16cid w16 w16cex w16sdtdh w16sdtfl w16du wp14">
   <w:body>
     <w:p>
       <w:pPr>
@@ -35,19 +35,89 @@
       </w:r>
     </w:p>
     <w:p>
+      <w:proofErr w:type="gramStart"/>
+      <w:r>
+        <w:t>Print(</w:t>
+      </w:r>
+      <w:proofErr w:type="gramEnd"/>
+      <w:r>
+        <w:t xml:space="preserve">‘Ola Mundo!) </w:t>
+      </w:r>
+    </w:p>
+    <w:p>
+      <w:r>
+        <w:t>No print também podemos utilizar a virgula no lugar que também aparece</w:t>
+      </w:r>
+      <w:r>
+        <w:br/>
+      </w:r>
+      <w:proofErr w:type="gramStart"/>
+      <w:r>
+        <w:t>print(</w:t>
+      </w:r>
+      <w:proofErr w:type="gramEnd"/>
+      <w:r>
+        <w:t>‘Ola</w:t>
+      </w:r>
+      <w:proofErr w:type="gramStart"/>
+      <w:r>
+        <w:t>’ ,</w:t>
+      </w:r>
+      <w:proofErr w:type="gramEnd"/>
+      <w:r>
+        <w:t xml:space="preserve"> 5)</w:t>
+      </w:r>
+    </w:p>
+    <w:p>
+      <w:r>
+        <w:t>Ola 5</w:t>
+      </w:r>
+    </w:p>
+    <w:p>
       <w:r>
         <w:t xml:space="preserve">Variáveis só precisam colocar o = </w:t>
       </w:r>
     </w:p>
     <w:p>
       <w:r>
+        <w:t>Nome = Lucas</w:t>
+      </w:r>
+    </w:p>
+    <w:p>
+      <w:r>
         <w:t>Input: serve para receber algo do usuário</w:t>
       </w:r>
     </w:p>
     <w:p>
       <w:r>
-        <w:t>Pode se criar scrips para deixar uma programação pré definida</w:t>
-      </w:r>
+        <w:t xml:space="preserve">Nome = </w:t>
+      </w:r>
+      <w:proofErr w:type="gramStart"/>
+      <w:r>
+        <w:t>input(</w:t>
+      </w:r>
+      <w:proofErr w:type="gramEnd"/>
+      <w:r>
+        <w:t xml:space="preserve">‘Qual é seu </w:t>
+      </w:r>
+      <w:proofErr w:type="gramStart"/>
+      <w:r>
+        <w:t>nome ?</w:t>
+      </w:r>
+      <w:proofErr w:type="gramEnd"/>
+      <w:r>
+        <w:t>’)</w:t>
+      </w:r>
+    </w:p>
+    <w:p>
+      <w:r>
+        <w:t xml:space="preserve">Pode se criar scrips para deixar uma programação </w:t>
+      </w:r>
+      <w:proofErr w:type="gramStart"/>
+      <w:r>
+        <w:t>pré definida</w:t>
+      </w:r>
+      <w:proofErr w:type="gramEnd"/>
     </w:p>
     <w:p>
       <w:r>
@@ -56,12 +126,28 @@
     </w:p>
     <w:p>
       <w:r>
-        <w:t>Int:Numero inteiro</w:t>
-      </w:r>
-    </w:p>
-    <w:p>
-      <w:r>
-        <w:t>Float:numero com virgula</w:t>
+        <w:t>Int:</w:t>
+      </w:r>
+      <w:proofErr w:type="gramStart"/>
+      <w:r>
+        <w:t>Numero</w:t>
+      </w:r>
+      <w:proofErr w:type="gramEnd"/>
+      <w:r>
+        <w:t xml:space="preserve"> inteiro</w:t>
+      </w:r>
+    </w:p>
+    <w:p>
+      <w:r>
+        <w:t>Float:</w:t>
+      </w:r>
+      <w:proofErr w:type="gramStart"/>
+      <w:r>
+        <w:t>numero</w:t>
+      </w:r>
+      <w:proofErr w:type="gramEnd"/>
+      <w:r>
+        <w:t xml:space="preserve"> com virgula</w:t>
       </w:r>
     </w:p>
     <w:p>
@@ -78,8 +164,21 @@
       </w:r>
     </w:p>
     <w:p>
-      <w:r>
-        <w:t>.format para mostrar o que esta entre chaves</w:t>
+      <w:proofErr w:type="gramStart"/>
+      <w:r>
+        <w:t>.format</w:t>
+      </w:r>
+      <w:proofErr w:type="gramEnd"/>
+      <w:r>
+        <w:t xml:space="preserve"> para mostrar o que </w:t>
+      </w:r>
+      <w:proofErr w:type="gramStart"/>
+      <w:r>
+        <w:t>esta</w:t>
+      </w:r>
+      <w:proofErr w:type="gramEnd"/>
+      <w:r>
+        <w:t xml:space="preserve"> entre chaves</w:t>
       </w:r>
     </w:p>
     <w:p>
@@ -115,8 +214,13 @@
         <w:t>**(potência</w:t>
       </w:r>
       <w:r>
-        <w:t>, elevado ao numero</w:t>
-      </w:r>
+        <w:t xml:space="preserve">, elevado ao </w:t>
+      </w:r>
+      <w:proofErr w:type="gramStart"/>
+      <w:r>
+        <w:t>numero</w:t>
+      </w:r>
+      <w:proofErr w:type="gramEnd"/>
       <w:r>
         <w:t>)</w:t>
       </w:r>
@@ -143,11 +247,17 @@
     </w:p>
     <w:p>
       <w:r>
-        <w:t>1° ( )</w:t>
-      </w:r>
-    </w:p>
-    <w:p>
-      <w:r>
+        <w:t xml:space="preserve">1° </w:t>
+      </w:r>
+      <w:proofErr w:type="gramStart"/>
+      <w:r>
+        <w:t>( )</w:t>
+      </w:r>
+      <w:proofErr w:type="gramEnd"/>
+    </w:p>
+    <w:p>
+      <w:r>
+        <w:lastRenderedPageBreak/>
         <w:t>2° **</w:t>
       </w:r>
     </w:p>
@@ -179,14 +289,18 @@
     </w:p>
     <w:p>
       <w:r>
-        <w:lastRenderedPageBreak/>
         <w:t>Import: E para importar bibliotecas para usar no código</w:t>
       </w:r>
     </w:p>
     <w:p>
       <w:r>
-        <w:t>From: e para escolher uma importação em especifico</w:t>
-      </w:r>
+        <w:t xml:space="preserve">From: e para escolher uma importação em </w:t>
+      </w:r>
+      <w:proofErr w:type="gramStart"/>
+      <w:r>
+        <w:t>especifico</w:t>
+      </w:r>
+      <w:proofErr w:type="gramEnd"/>
     </w:p>
     <w:p>
       <w:r>
@@ -225,8 +339,13 @@
       </w:r>
     </w:p>
     <w:p>
-      <w:r>
-        <w:t>Ceil : faz arredondamento para cima</w:t>
+      <w:proofErr w:type="gramStart"/>
+      <w:r>
+        <w:t>Ceil :</w:t>
+      </w:r>
+      <w:proofErr w:type="gramEnd"/>
+      <w:r>
+        <w:t xml:space="preserve"> faz arredondamento para cima</w:t>
       </w:r>
     </w:p>
     <w:p>
@@ -241,8 +360,13 @@
     </w:p>
     <w:p>
       <w:r>
-        <w:t>Pow: potencia</w:t>
-      </w:r>
+        <w:t xml:space="preserve">Pow: </w:t>
+      </w:r>
+      <w:proofErr w:type="gramStart"/>
+      <w:r>
+        <w:t>potencia</w:t>
+      </w:r>
+      <w:proofErr w:type="gramEnd"/>
     </w:p>
     <w:p>
       <w:r>
@@ -260,8 +384,21 @@
       </w:r>
     </w:p>
     <w:p>
-      <w:r>
-        <w:t>Cos,sin,tan: para calcular o cosseno seno e tangente, e para calcular precisa colocar o math.radians( ) para calcular em radiano</w:t>
+      <w:proofErr w:type="gramStart"/>
+      <w:r>
+        <w:t>Cos,sin</w:t>
+      </w:r>
+      <w:proofErr w:type="gramEnd"/>
+      <w:r>
+        <w:t xml:space="preserve">,tan: para calcular o cosseno seno e tangente, e para calcular precisa colocar o </w:t>
+      </w:r>
+      <w:proofErr w:type="gramStart"/>
+      <w:r>
+        <w:t>math.radians( )</w:t>
+      </w:r>
+      <w:proofErr w:type="gramEnd"/>
+      <w:r>
+        <w:t xml:space="preserve"> para calcular em radiano</w:t>
       </w:r>
     </w:p>
     <w:p>
@@ -274,8 +411,17 @@
         <w:t>\033[</w:t>
       </w:r>
       <w:r>
-        <w:t xml:space="preserve">style; text;back </w:t>
-      </w:r>
+        <w:t xml:space="preserve">style; </w:t>
+      </w:r>
+      <w:proofErr w:type="gramStart"/>
+      <w:r>
+        <w:t>text;back</w:t>
+      </w:r>
+      <w:proofErr w:type="gramEnd"/>
+      <w:r>
+        <w:t xml:space="preserve"> </w:t>
+      </w:r>
+      <w:proofErr w:type="gramStart"/>
       <w:r>
         <w:t>m</w:t>
       </w:r>
@@ -283,7 +429,11 @@
         <w:t xml:space="preserve"> </w:t>
       </w:r>
       <w:r>
-        <w:t>, serve para colocar cores no python</w:t>
+        <w:t>,</w:t>
+      </w:r>
+      <w:proofErr w:type="gramEnd"/>
+      <w:r>
+        <w:t xml:space="preserve"> serve para colocar cores no python</w:t>
       </w:r>
     </w:p>
     <w:tbl>
@@ -313,6 +463,7 @@
             <w:tcW w:w="2831" w:type="dxa"/>
           </w:tcPr>
           <w:p>
+            <w:proofErr w:type="gramStart"/>
             <w:r>
               <w:t>T</w:t>
             </w:r>
@@ -320,7 +471,11 @@
               <w:t>ext</w:t>
             </w:r>
             <w:r>
-              <w:t>(cor da letra)</w:t>
+              <w:t>(</w:t>
+            </w:r>
+            <w:proofErr w:type="gramEnd"/>
+            <w:r>
+              <w:t>cor da letra)</w:t>
             </w:r>
           </w:p>
         </w:tc>
@@ -329,6 +484,7 @@
             <w:tcW w:w="2832" w:type="dxa"/>
           </w:tcPr>
           <w:p>
+            <w:proofErr w:type="gramStart"/>
             <w:r>
               <w:t>B</w:t>
             </w:r>
@@ -336,7 +492,11 @@
               <w:t>ack</w:t>
             </w:r>
             <w:r>
-              <w:t>(cor de fundo)</w:t>
+              <w:t>(</w:t>
+            </w:r>
+            <w:proofErr w:type="gramEnd"/>
+            <w:r>
+              <w:t>cor de fundo)</w:t>
             </w:r>
           </w:p>
         </w:tc>
@@ -634,6 +794,7 @@
       <w:r>
         <w:t>x</w:t>
       </w:r>
+      <w:proofErr w:type="gramStart"/>
       <w:r>
         <w:rPr>
           <w:b/>
@@ -642,15 +803,36 @@
         <w:t>]</w:t>
       </w:r>
       <w:r>
-        <w:t xml:space="preserve">  fatiamento de string usa para pegar uma lista e terminar uma antes dela, aonde começa e aonde termina um antes</w:t>
-      </w:r>
-    </w:p>
-    <w:p>
-      <w:r>
-        <w:rPr>
-          <w:b/>
-          <w:bCs/>
-        </w:rPr>
+        <w:t xml:space="preserve">  fatiamento</w:t>
+      </w:r>
+      <w:proofErr w:type="gramEnd"/>
+      <w:r>
+        <w:t xml:space="preserve"> de string usa para pegar uma lista e terminar uma antes dela, </w:t>
+      </w:r>
+      <w:proofErr w:type="gramStart"/>
+      <w:r>
+        <w:t>aonde</w:t>
+      </w:r>
+      <w:proofErr w:type="gramEnd"/>
+      <w:r>
+        <w:t xml:space="preserve"> começa e </w:t>
+      </w:r>
+      <w:proofErr w:type="gramStart"/>
+      <w:r>
+        <w:t>aonde</w:t>
+      </w:r>
+      <w:proofErr w:type="gramEnd"/>
+      <w:r>
+        <w:t xml:space="preserve"> termina um antes</w:t>
+      </w:r>
+    </w:p>
+    <w:p>
+      <w:r>
+        <w:rPr>
+          <w:b/>
+          <w:bCs/>
+        </w:rPr>
+        <w:lastRenderedPageBreak/>
         <w:t>[</w:t>
       </w:r>
       <w:r>
@@ -664,7 +846,47 @@
         <w:t>:]</w:t>
       </w:r>
       <w:r>
-        <w:t xml:space="preserve"> ele pega ou do inicio até o final (quando você coloca aonde ele vai terminar) ou ele coloca aonde você quer q ele pegue ate o final.</w:t>
+        <w:t xml:space="preserve"> ele pega ou do </w:t>
+      </w:r>
+      <w:proofErr w:type="gramStart"/>
+      <w:r>
+        <w:t>inicio</w:t>
+      </w:r>
+      <w:proofErr w:type="gramEnd"/>
+      <w:r>
+        <w:t xml:space="preserve"> até o final (quando você coloca </w:t>
+      </w:r>
+      <w:proofErr w:type="gramStart"/>
+      <w:r>
+        <w:t>aonde</w:t>
+      </w:r>
+      <w:proofErr w:type="gramEnd"/>
+      <w:r>
+        <w:t xml:space="preserve"> ele vai terminar) ou ele coloca </w:t>
+      </w:r>
+      <w:proofErr w:type="gramStart"/>
+      <w:r>
+        <w:t>aonde</w:t>
+      </w:r>
+      <w:proofErr w:type="gramEnd"/>
+      <w:r>
+        <w:t xml:space="preserve"> você quer </w:t>
+      </w:r>
+      <w:proofErr w:type="gramStart"/>
+      <w:r>
+        <w:t>q</w:t>
+      </w:r>
+      <w:proofErr w:type="gramEnd"/>
+      <w:r>
+        <w:t xml:space="preserve"> ele pegue </w:t>
+      </w:r>
+      <w:proofErr w:type="gramStart"/>
+      <w:r>
+        <w:t>ate</w:t>
+      </w:r>
+      <w:proofErr w:type="gramEnd"/>
+      <w:r>
+        <w:t xml:space="preserve"> o final.</w:t>
       </w:r>
     </w:p>
     <w:p>
@@ -686,6 +908,7 @@
         </w:rPr>
         <w:t xml:space="preserve"> </w:t>
       </w:r>
+      <w:proofErr w:type="gramStart"/>
       <w:r>
         <w:rPr>
           <w:rStyle w:val="nfaseSutil"/>
@@ -695,8 +918,10 @@
         </w:rPr>
         <w:t>Analise</w:t>
       </w:r>
-    </w:p>
-    <w:p>
+      <w:proofErr w:type="gramEnd"/>
+    </w:p>
+    <w:p>
+      <w:proofErr w:type="gramStart"/>
       <w:r>
         <w:rPr>
           <w:b/>
@@ -716,7 +941,15 @@
           <w:b/>
           <w:bCs/>
         </w:rPr>
-        <w:t xml:space="preserve"> XXX </w:t>
+        <w:t xml:space="preserve"> XXX</w:t>
+      </w:r>
+      <w:proofErr w:type="gramEnd"/>
+      <w:r>
+        <w:rPr>
+          <w:b/>
+          <w:bCs/>
+        </w:rPr>
+        <w:t xml:space="preserve"> </w:t>
       </w:r>
       <w:r>
         <w:rPr>
@@ -753,13 +986,20 @@
     </w:p>
     <w:p>
       <w:r>
-        <w:lastRenderedPageBreak/>
         <w:t>frase = Curso em Video Python</w:t>
       </w:r>
     </w:p>
     <w:p>
       <w:r>
-        <w:t>ex. frase.count(‘o’)</w:t>
+        <w:t xml:space="preserve">ex. </w:t>
+      </w:r>
+      <w:proofErr w:type="gramStart"/>
+      <w:r>
+        <w:t>frase.count</w:t>
+      </w:r>
+      <w:proofErr w:type="gramEnd"/>
+      <w:r>
+        <w:t>(‘o’)</w:t>
       </w:r>
     </w:p>
     <w:p>
@@ -779,12 +1019,33 @@
         <w:t>.find</w:t>
       </w:r>
       <w:r>
-        <w:t>(‘xxx’)Serve para mostrar aonde encontrou o que ele pediu</w:t>
-      </w:r>
-    </w:p>
-    <w:p>
-      <w:r>
-        <w:t>aonde não existe ele vai te mostrar -1(significa que não tem)</w:t>
+        <w:t>(‘xxx</w:t>
+      </w:r>
+      <w:proofErr w:type="gramStart"/>
+      <w:r>
+        <w:t>’)Serve</w:t>
+      </w:r>
+      <w:proofErr w:type="gramEnd"/>
+      <w:r>
+        <w:t xml:space="preserve"> para mostrar </w:t>
+      </w:r>
+      <w:proofErr w:type="gramStart"/>
+      <w:r>
+        <w:t>aonde</w:t>
+      </w:r>
+      <w:proofErr w:type="gramEnd"/>
+      <w:r>
+        <w:t xml:space="preserve"> encontrou o que ele pediu</w:t>
+      </w:r>
+    </w:p>
+    <w:p>
+      <w:proofErr w:type="gramStart"/>
+      <w:r>
+        <w:t>aonde</w:t>
+      </w:r>
+      <w:proofErr w:type="gramEnd"/>
+      <w:r>
+        <w:t xml:space="preserve"> não existe ele vai te mostrar -1(significa que não tem)</w:t>
       </w:r>
     </w:p>
     <w:p>
@@ -821,6 +1082,7 @@
       <w:r>
         <w:t>xxx.</w:t>
       </w:r>
+      <w:proofErr w:type="gramStart"/>
       <w:r>
         <w:rPr>
           <w:b/>
@@ -829,7 +1091,19 @@
         <w:t>replace</w:t>
       </w:r>
       <w:r>
-        <w:t>(xxx.o que você quer)-: serve para substituir a palavra que você quer pela palavra que você quer.</w:t>
+        <w:t>(</w:t>
+      </w:r>
+      <w:proofErr w:type="gramEnd"/>
+      <w:r>
+        <w:t xml:space="preserve">xxx.o que você </w:t>
+      </w:r>
+      <w:proofErr w:type="gramStart"/>
+      <w:r>
+        <w:t>quer)-</w:t>
+      </w:r>
+      <w:proofErr w:type="gramEnd"/>
+      <w:r>
+        <w:t>: serve para substituir a palavra que você quer pela palavra que você quer.</w:t>
       </w:r>
     </w:p>
     <w:p>
@@ -841,7 +1115,23 @@
           <w:b/>
           <w:bCs/>
         </w:rPr>
-        <w:t>.upper()</w:t>
+        <w:t>.</w:t>
+      </w:r>
+      <w:proofErr w:type="gramStart"/>
+      <w:r>
+        <w:rPr>
+          <w:b/>
+          <w:bCs/>
+        </w:rPr>
+        <w:t>upper(</w:t>
+      </w:r>
+      <w:proofErr w:type="gramEnd"/>
+      <w:r>
+        <w:rPr>
+          <w:b/>
+          <w:bCs/>
+        </w:rPr>
+        <w:t>)</w:t>
       </w:r>
       <w:r>
         <w:t>: ele vai transformar o que você quer em letras maiúsculas</w:t>
@@ -856,7 +1146,23 @@
           <w:b/>
           <w:bCs/>
         </w:rPr>
-        <w:t>.lower()</w:t>
+        <w:t>.</w:t>
+      </w:r>
+      <w:proofErr w:type="gramStart"/>
+      <w:r>
+        <w:rPr>
+          <w:b/>
+          <w:bCs/>
+        </w:rPr>
+        <w:t>lower(</w:t>
+      </w:r>
+      <w:proofErr w:type="gramEnd"/>
+      <w:r>
+        <w:rPr>
+          <w:b/>
+          <w:bCs/>
+        </w:rPr>
+        <w:t>)</w:t>
       </w:r>
       <w:r>
         <w:t>: ele vai transformar o que você quer em letras minúsculas</w:t>
@@ -871,10 +1177,34 @@
           <w:b/>
           <w:bCs/>
         </w:rPr>
-        <w:t xml:space="preserve">.capitalize(): </w:t>
-      </w:r>
-      <w:r>
-        <w:t xml:space="preserve">ele vai pegar toda a sua frase e transforçar para minúscula , </w:t>
+        <w:t>.</w:t>
+      </w:r>
+      <w:proofErr w:type="gramStart"/>
+      <w:r>
+        <w:rPr>
+          <w:b/>
+          <w:bCs/>
+        </w:rPr>
+        <w:t>capitalize(</w:t>
+      </w:r>
+      <w:proofErr w:type="gramEnd"/>
+      <w:r>
+        <w:rPr>
+          <w:b/>
+          <w:bCs/>
+        </w:rPr>
+        <w:t xml:space="preserve">): </w:t>
+      </w:r>
+      <w:r>
+        <w:t xml:space="preserve">ele vai pegar toda a sua frase e transforçar para </w:t>
+      </w:r>
+      <w:proofErr w:type="gramStart"/>
+      <w:r>
+        <w:t>minúscula ,</w:t>
+      </w:r>
+      <w:proofErr w:type="gramEnd"/>
+      <w:r>
+        <w:t xml:space="preserve"> </w:t>
       </w:r>
       <w:r>
         <w:rPr>
@@ -895,6 +1225,7 @@
         </w:rPr>
         <w:t>.</w:t>
       </w:r>
+      <w:proofErr w:type="gramStart"/>
       <w:r>
         <w:rPr>
           <w:b/>
@@ -910,7 +1241,11 @@
         <w:t xml:space="preserve">() </w:t>
       </w:r>
       <w:r>
-        <w:t>: ele pega palavra por palavra e coloca com a primeira letra maiúscula.</w:t>
+        <w:t>:</w:t>
+      </w:r>
+      <w:proofErr w:type="gramEnd"/>
+      <w:r>
+        <w:t xml:space="preserve"> ele pega palavra por palavra e coloca com a primeira letra maiúscula.</w:t>
       </w:r>
     </w:p>
     <w:p>
@@ -922,7 +1257,23 @@
           <w:b/>
           <w:bCs/>
         </w:rPr>
-        <w:t>.strip()</w:t>
+        <w:t>.</w:t>
+      </w:r>
+      <w:proofErr w:type="gramStart"/>
+      <w:r>
+        <w:rPr>
+          <w:b/>
+          <w:bCs/>
+        </w:rPr>
+        <w:t>strip(</w:t>
+      </w:r>
+      <w:proofErr w:type="gramEnd"/>
+      <w:r>
+        <w:rPr>
+          <w:b/>
+          <w:bCs/>
+        </w:rPr>
+        <w:t>)</w:t>
       </w:r>
       <w:r>
         <w:t>: serve para remover os espaços antes e depois da sua frase</w:t>
@@ -937,7 +1288,23 @@
           <w:b/>
           <w:bCs/>
         </w:rPr>
-        <w:t>.rstrip()</w:t>
+        <w:t>.</w:t>
+      </w:r>
+      <w:proofErr w:type="gramStart"/>
+      <w:r>
+        <w:rPr>
+          <w:b/>
+          <w:bCs/>
+        </w:rPr>
+        <w:t>rstrip(</w:t>
+      </w:r>
+      <w:proofErr w:type="gramEnd"/>
+      <w:r>
+        <w:rPr>
+          <w:b/>
+          <w:bCs/>
+        </w:rPr>
+        <w:t>)</w:t>
       </w:r>
       <w:r>
         <w:t>: remove todos os espaços</w:t>
@@ -958,7 +1325,23 @@
           <w:b/>
           <w:bCs/>
         </w:rPr>
-        <w:t>.lstrip()</w:t>
+        <w:t>.</w:t>
+      </w:r>
+      <w:proofErr w:type="gramStart"/>
+      <w:r>
+        <w:rPr>
+          <w:b/>
+          <w:bCs/>
+        </w:rPr>
+        <w:t>lstrip(</w:t>
+      </w:r>
+      <w:proofErr w:type="gramEnd"/>
+      <w:r>
+        <w:rPr>
+          <w:b/>
+          <w:bCs/>
+        </w:rPr>
+        <w:t>)</w:t>
       </w:r>
       <w:r>
         <w:t>: remove todos os espaços em branco da esquerda(left)</w:t>
@@ -973,22 +1356,58 @@
           <w:b/>
           <w:bCs/>
         </w:rPr>
-        <w:t>.split()</w:t>
-      </w:r>
-      <w:r>
-        <w:t>: serve para dividir aonde existe os espaços em branco.</w:t>
-      </w:r>
-    </w:p>
-    <w:p>
-      <w:r>
-        <w:t>‘X’</w:t>
-      </w:r>
-      <w:r>
-        <w:rPr>
-          <w:b/>
-          <w:bCs/>
-        </w:rPr>
-        <w:t>.join(</w:t>
+        <w:t>.</w:t>
+      </w:r>
+      <w:proofErr w:type="gramStart"/>
+      <w:r>
+        <w:rPr>
+          <w:b/>
+          <w:bCs/>
+        </w:rPr>
+        <w:t>split(</w:t>
+      </w:r>
+      <w:proofErr w:type="gramEnd"/>
+      <w:r>
+        <w:rPr>
+          <w:b/>
+          <w:bCs/>
+        </w:rPr>
+        <w:t>)</w:t>
+      </w:r>
+      <w:r>
+        <w:t xml:space="preserve">: serve para dividir </w:t>
+      </w:r>
+      <w:proofErr w:type="gramStart"/>
+      <w:r>
+        <w:t>aonde</w:t>
+      </w:r>
+      <w:proofErr w:type="gramEnd"/>
+      <w:r>
+        <w:t xml:space="preserve"> existe os espaços em branco.</w:t>
+      </w:r>
+    </w:p>
+    <w:p>
+      <w:r>
+        <w:t>‘X</w:t>
+      </w:r>
+      <w:proofErr w:type="gramStart"/>
+      <w:r>
+        <w:t>’</w:t>
+      </w:r>
+      <w:r>
+        <w:rPr>
+          <w:b/>
+          <w:bCs/>
+        </w:rPr>
+        <w:t>.join</w:t>
+      </w:r>
+      <w:proofErr w:type="gramEnd"/>
+      <w:r>
+        <w:rPr>
+          <w:b/>
+          <w:bCs/>
+        </w:rPr>
+        <w:t>(</w:t>
       </w:r>
       <w:r>
         <w:t>xxx</w:t>
@@ -1024,6 +1443,7 @@
           <w:bCs/>
         </w:rPr>
       </w:pPr>
+      <w:proofErr w:type="gramStart"/>
       <w:r>
         <w:rPr>
           <w:b/>
@@ -1039,7 +1459,15 @@
           <w:b/>
           <w:bCs/>
         </w:rPr>
-        <w:t>():</w:t>
+        <w:t>(</w:t>
+      </w:r>
+      <w:proofErr w:type="gramEnd"/>
+      <w:r>
+        <w:rPr>
+          <w:b/>
+          <w:bCs/>
+        </w:rPr>
+        <w:t>):</w:t>
       </w:r>
     </w:p>
     <w:p>
@@ -1093,6 +1521,7 @@
           <w:b/>
           <w:bCs/>
         </w:rPr>
+        <w:lastRenderedPageBreak/>
         <w:t>Else:</w:t>
       </w:r>
     </w:p>
@@ -1161,7 +1590,6 @@
         <w:rPr>
           <w:rStyle w:val="nfaseSutil"/>
         </w:rPr>
-        <w:lastRenderedPageBreak/>
         <w:t>Condições aninhadas</w:t>
       </w:r>
     </w:p>
@@ -1173,6 +1601,7 @@
           <w:i w:val="0"/>
           <w:iCs w:val="0"/>
           <w:color w:val="auto"/>
+          <w:lang w:val="de-DE"/>
         </w:rPr>
       </w:pPr>
       <w:r>
@@ -1181,136 +1610,138 @@
           <w:i w:val="0"/>
           <w:iCs w:val="0"/>
           <w:color w:val="auto"/>
-        </w:rPr>
-        <w:t>If</w:t>
-      </w:r>
-      <w:r>
+          <w:lang w:val="de-DE"/>
+        </w:rPr>
+        <w:t>If xxx</w:t>
+      </w:r>
+    </w:p>
+    <w:p>
+      <w:pPr>
+        <w:pStyle w:val="SemEspaamento"/>
         <w:rPr>
           <w:rStyle w:val="nfaseSutil"/>
           <w:i w:val="0"/>
           <w:iCs w:val="0"/>
           <w:color w:val="auto"/>
-        </w:rPr>
-        <w:t xml:space="preserve"> xxx</w:t>
-      </w:r>
-    </w:p>
-    <w:p>
-      <w:pPr>
-        <w:pStyle w:val="SemEspaamento"/>
+          <w:lang w:val="de-DE"/>
+        </w:rPr>
+      </w:pPr>
+      <w:r>
         <w:rPr>
           <w:rStyle w:val="nfaseSutil"/>
           <w:i w:val="0"/>
           <w:iCs w:val="0"/>
           <w:color w:val="auto"/>
-        </w:rPr>
-      </w:pPr>
-      <w:r>
+          <w:lang w:val="de-DE"/>
+        </w:rPr>
+        <w:t>Elif</w:t>
+      </w:r>
+    </w:p>
+    <w:p>
+      <w:pPr>
+        <w:pStyle w:val="SemEspaamento"/>
         <w:rPr>
           <w:rStyle w:val="nfaseSutil"/>
           <w:i w:val="0"/>
           <w:iCs w:val="0"/>
           <w:color w:val="auto"/>
-        </w:rPr>
-        <w:t>Elif</w:t>
-      </w:r>
-    </w:p>
-    <w:p>
-      <w:pPr>
-        <w:pStyle w:val="SemEspaamento"/>
+          <w:lang w:val="de-DE"/>
+        </w:rPr>
+      </w:pPr>
+      <w:r>
         <w:rPr>
           <w:rStyle w:val="nfaseSutil"/>
           <w:i w:val="0"/>
           <w:iCs w:val="0"/>
           <w:color w:val="auto"/>
-        </w:rPr>
-      </w:pPr>
-      <w:r>
+          <w:lang w:val="de-DE"/>
+        </w:rPr>
+        <w:t xml:space="preserve">Xxx </w:t>
+      </w:r>
+    </w:p>
+    <w:p>
+      <w:pPr>
+        <w:pStyle w:val="SemEspaamento"/>
         <w:rPr>
           <w:rStyle w:val="nfaseSutil"/>
           <w:i w:val="0"/>
           <w:iCs w:val="0"/>
           <w:color w:val="auto"/>
-        </w:rPr>
-        <w:t xml:space="preserve">Xxx </w:t>
-      </w:r>
-    </w:p>
-    <w:p>
-      <w:pPr>
-        <w:pStyle w:val="SemEspaamento"/>
+          <w:lang w:val="de-DE"/>
+        </w:rPr>
+      </w:pPr>
+      <w:r>
         <w:rPr>
           <w:rStyle w:val="nfaseSutil"/>
           <w:i w:val="0"/>
           <w:iCs w:val="0"/>
           <w:color w:val="auto"/>
-        </w:rPr>
-      </w:pPr>
-      <w:r>
+          <w:lang w:val="de-DE"/>
+        </w:rPr>
+        <w:t>Else</w:t>
+      </w:r>
+    </w:p>
+    <w:p>
+      <w:pPr>
+        <w:pStyle w:val="SemEspaamento"/>
         <w:rPr>
           <w:rStyle w:val="nfaseSutil"/>
           <w:i w:val="0"/>
           <w:iCs w:val="0"/>
           <w:color w:val="auto"/>
-        </w:rPr>
-        <w:t>Else</w:t>
-      </w:r>
-    </w:p>
-    <w:p>
-      <w:pPr>
-        <w:pStyle w:val="SemEspaamento"/>
+          <w:lang w:val="de-DE"/>
+        </w:rPr>
+      </w:pPr>
+      <w:r>
         <w:rPr>
           <w:rStyle w:val="nfaseSutil"/>
           <w:i w:val="0"/>
           <w:iCs w:val="0"/>
           <w:color w:val="auto"/>
-        </w:rPr>
-      </w:pPr>
-      <w:r>
+          <w:lang w:val="de-DE"/>
+        </w:rPr>
+        <w:t>Xxx</w:t>
+      </w:r>
+    </w:p>
+    <w:p>
+      <w:pPr>
+        <w:pStyle w:val="SemEspaamento"/>
         <w:rPr>
           <w:rStyle w:val="nfaseSutil"/>
           <w:i w:val="0"/>
           <w:iCs w:val="0"/>
           <w:color w:val="auto"/>
-        </w:rPr>
-        <w:t>Xxx</w:t>
-      </w:r>
-    </w:p>
-    <w:p>
-      <w:pPr>
-        <w:pStyle w:val="SemEspaamento"/>
+          <w:lang w:val="de-DE"/>
+        </w:rPr>
+      </w:pPr>
+      <w:r>
         <w:rPr>
           <w:rStyle w:val="nfaseSutil"/>
           <w:i w:val="0"/>
           <w:iCs w:val="0"/>
           <w:color w:val="auto"/>
-        </w:rPr>
-      </w:pPr>
-      <w:r>
+          <w:lang w:val="de-DE"/>
+        </w:rPr>
+        <w:t xml:space="preserve"> </w:t>
+      </w:r>
+    </w:p>
+    <w:p>
+      <w:pPr>
+        <w:pStyle w:val="Ttulo"/>
         <w:rPr>
           <w:rStyle w:val="nfaseSutil"/>
           <w:i w:val="0"/>
           <w:iCs w:val="0"/>
           <w:color w:val="auto"/>
         </w:rPr>
-        <w:t xml:space="preserve"> </w:t>
-      </w:r>
-    </w:p>
-    <w:p>
-      <w:pPr>
-        <w:pStyle w:val="Ttulo"/>
+      </w:pPr>
+      <w:r>
         <w:rPr>
           <w:rStyle w:val="nfaseSutil"/>
           <w:i w:val="0"/>
           <w:iCs w:val="0"/>
           <w:color w:val="auto"/>
         </w:rPr>
-      </w:pPr>
-      <w:r>
-        <w:rPr>
-          <w:rStyle w:val="nfaseSutil"/>
-          <w:i w:val="0"/>
-          <w:iCs w:val="0"/>
-          <w:color w:val="auto"/>
-        </w:rPr>
         <w:t xml:space="preserve">Estruturas de repetição </w:t>
       </w:r>
     </w:p>
@@ -1333,12 +1764,28 @@
     </w:p>
     <w:p>
       <w:r>
-        <w:t>Na contagem regressiva você coloca -1  no final</w:t>
-      </w:r>
-    </w:p>
-    <w:p>
-      <w:r>
-        <w:t>Ex for c in range(0, 10, -1)</w:t>
+        <w:t>Na contagem regressiva você coloca -</w:t>
+      </w:r>
+      <w:proofErr w:type="gramStart"/>
+      <w:r>
+        <w:t>1  no</w:t>
+      </w:r>
+      <w:proofErr w:type="gramEnd"/>
+      <w:r>
+        <w:t xml:space="preserve"> final</w:t>
+      </w:r>
+    </w:p>
+    <w:p>
+      <w:r>
+        <w:t xml:space="preserve">Ex for c in </w:t>
+      </w:r>
+      <w:proofErr w:type="gramStart"/>
+      <w:r>
+        <w:t>range(</w:t>
+      </w:r>
+      <w:proofErr w:type="gramEnd"/>
+      <w:r>
+        <w:t>0, 10, -1)</w:t>
       </w:r>
     </w:p>
     <w:p>
@@ -1348,7 +1795,15 @@
     </w:p>
     <w:p>
       <w:r>
-        <w:t>Se usa quando não se sabe o limite q vai ser usado</w:t>
+        <w:t xml:space="preserve">Se usa quando não se sabe o limite </w:t>
+      </w:r>
+      <w:proofErr w:type="gramStart"/>
+      <w:r>
+        <w:t>q</w:t>
+      </w:r>
+      <w:proofErr w:type="gramEnd"/>
+      <w:r>
+        <w:t xml:space="preserve"> vai ser usado</w:t>
       </w:r>
     </w:p>
     <w:p>
@@ -1369,7 +1824,23 @@
         <w:t>Tuplas:</w:t>
       </w:r>
       <w:r>
-        <w:t xml:space="preserve"> as tuplas são imutáveis  ou seja, não pode ser mudada de jeito nenhum se é declarada ela fica armazenada pra sempre</w:t>
+        <w:t xml:space="preserve"> as tuplas são </w:t>
+      </w:r>
+      <w:proofErr w:type="gramStart"/>
+      <w:r>
+        <w:t>imutáveis  ou</w:t>
+      </w:r>
+      <w:proofErr w:type="gramEnd"/>
+      <w:r>
+        <w:t xml:space="preserve"> seja, não pode ser mudada de jeito nenhum se é declarada ela fica armazenada </w:t>
+      </w:r>
+      <w:proofErr w:type="gramStart"/>
+      <w:r>
+        <w:t>pra</w:t>
+      </w:r>
+      <w:proofErr w:type="gramEnd"/>
+      <w:r>
+        <w:t xml:space="preserve"> sempre</w:t>
       </w:r>
     </w:p>
     <w:p>
@@ -1382,12 +1853,28 @@
     </w:p>
     <w:p>
       <w:r>
-        <w:t>A tupla pode ser apagada mas não mudada</w:t>
-      </w:r>
-    </w:p>
-    <w:p>
-      <w:r>
-        <w:t>Para apagar algo basta colocar  del(xxx)</w:t>
+        <w:t xml:space="preserve">A tupla pode ser </w:t>
+      </w:r>
+      <w:proofErr w:type="gramStart"/>
+      <w:r>
+        <w:t>apagada</w:t>
+      </w:r>
+      <w:proofErr w:type="gramEnd"/>
+      <w:r>
+        <w:t xml:space="preserve"> mas não mudada</w:t>
+      </w:r>
+    </w:p>
+    <w:p>
+      <w:r>
+        <w:t xml:space="preserve">Para apagar algo basta </w:t>
+      </w:r>
+      <w:proofErr w:type="gramStart"/>
+      <w:r>
+        <w:t>colocar  del</w:t>
+      </w:r>
+      <w:proofErr w:type="gramEnd"/>
+      <w:r>
+        <w:t>(xxx)</w:t>
       </w:r>
     </w:p>
     <w:p>
@@ -1406,7 +1893,7 @@
 </file>
 
 <file path=word/styles.xml><?xml version="1.0" encoding="utf-8"?>
-<w:styles xmlns:mc="http://schemas.openxmlformats.org/markup-compatibility/2006" xmlns:r="http://schemas.openxmlformats.org/officeDocument/2006/relationships" xmlns:w="http://schemas.openxmlformats.org/wordprocessingml/2006/main" xmlns:w14="http://schemas.microsoft.com/office/word/2010/wordml" xmlns:w15="http://schemas.microsoft.com/office/word/2012/wordml" xmlns:w16cex="http://schemas.microsoft.com/office/word/2018/wordml/cex" xmlns:w16cid="http://schemas.microsoft.com/office/word/2016/wordml/cid" xmlns:w16="http://schemas.microsoft.com/office/word/2018/wordml" xmlns:w16sdtdh="http://schemas.microsoft.com/office/word/2020/wordml/sdtdatahash" xmlns:w16se="http://schemas.microsoft.com/office/word/2015/wordml/symex" mc:Ignorable="w14 w15 w16se w16cid w16 w16cex w16sdtdh">
+<w:styles xmlns:mc="http://schemas.openxmlformats.org/markup-compatibility/2006" xmlns:r="http://schemas.openxmlformats.org/officeDocument/2006/relationships" xmlns:w="http://schemas.openxmlformats.org/wordprocessingml/2006/main" xmlns:w14="http://schemas.microsoft.com/office/word/2010/wordml" xmlns:w15="http://schemas.microsoft.com/office/word/2012/wordml" xmlns:w16cex="http://schemas.microsoft.com/office/word/2018/wordml/cex" xmlns:w16cid="http://schemas.microsoft.com/office/word/2016/wordml/cid" xmlns:w16="http://schemas.microsoft.com/office/word/2018/wordml" xmlns:w16du="http://schemas.microsoft.com/office/word/2023/wordml/word16du" xmlns:w16sdtdh="http://schemas.microsoft.com/office/word/2020/wordml/sdtdatahash" xmlns:w16sdtfl="http://schemas.microsoft.com/office/word/2024/wordml/sdtformatlock" xmlns:w16se="http://schemas.microsoft.com/office/word/2015/wordml/symex" mc:Ignorable="w14 w15 w16se w16cid w16 w16cex w16sdtdh w16sdtfl w16du">
   <w:docDefaults>
     <w:rPrDefault>
       <w:rPr>

--- a/Curso Python/Guanabara/Anotações sobre o Curso de Python.docx
+++ b/Curso Python/Guanabara/Anotações sobre o Curso de Python.docx
@@ -35,13 +35,16 @@
       </w:r>
     </w:p>
     <w:p>
-      <w:proofErr w:type="gramStart"/>
-      <w:r>
-        <w:t>Print(</w:t>
-      </w:r>
-      <w:proofErr w:type="gramEnd"/>
-      <w:r>
-        <w:t xml:space="preserve">‘Ola Mundo!) </w:t>
+      <w:r>
+        <w:t>Print(‘</w:t>
+      </w:r>
+      <w:proofErr w:type="spellStart"/>
+      <w:r>
+        <w:t>Ola</w:t>
+      </w:r>
+      <w:proofErr w:type="spellEnd"/>
+      <w:r>
+        <w:t xml:space="preserve"> Mundo!) </w:t>
       </w:r>
     </w:p>
     <w:p>
@@ -50,27 +53,25 @@
       </w:r>
       <w:r>
         <w:br/>
-      </w:r>
-      <w:proofErr w:type="gramStart"/>
-      <w:r>
-        <w:t>print(</w:t>
-      </w:r>
-      <w:proofErr w:type="gramEnd"/>
-      <w:r>
-        <w:t>‘Ola</w:t>
-      </w:r>
-      <w:proofErr w:type="gramStart"/>
-      <w:r>
-        <w:t>’ ,</w:t>
-      </w:r>
-      <w:proofErr w:type="gramEnd"/>
-      <w:r>
-        <w:t xml:space="preserve"> 5)</w:t>
-      </w:r>
-    </w:p>
-    <w:p>
-      <w:r>
-        <w:t>Ola 5</w:t>
+        <w:t>print(‘</w:t>
+      </w:r>
+      <w:proofErr w:type="spellStart"/>
+      <w:r>
+        <w:t>Ola</w:t>
+      </w:r>
+      <w:proofErr w:type="spellEnd"/>
+      <w:r>
+        <w:t>’ , 5)</w:t>
+      </w:r>
+    </w:p>
+    <w:p>
+      <w:proofErr w:type="spellStart"/>
+      <w:r>
+        <w:t>Ola</w:t>
+      </w:r>
+      <w:proofErr w:type="spellEnd"/>
+      <w:r>
+        <w:t xml:space="preserve"> 5</w:t>
       </w:r>
     </w:p>
     <w:p>
@@ -90,137 +91,144 @@
     </w:p>
     <w:p>
       <w:r>
-        <w:t xml:space="preserve">Nome = </w:t>
-      </w:r>
-      <w:proofErr w:type="gramStart"/>
-      <w:r>
-        <w:t>input(</w:t>
-      </w:r>
-      <w:proofErr w:type="gramEnd"/>
-      <w:r>
-        <w:t xml:space="preserve">‘Qual é seu </w:t>
-      </w:r>
-      <w:proofErr w:type="gramStart"/>
-      <w:r>
-        <w:t>nome ?</w:t>
-      </w:r>
-      <w:proofErr w:type="gramEnd"/>
-      <w:r>
-        <w:t>’)</w:t>
-      </w:r>
-    </w:p>
-    <w:p>
-      <w:r>
-        <w:t xml:space="preserve">Pode se criar scrips para deixar uma programação </w:t>
-      </w:r>
-      <w:proofErr w:type="gramStart"/>
-      <w:r>
-        <w:t>pré definida</w:t>
-      </w:r>
-      <w:proofErr w:type="gramEnd"/>
-    </w:p>
-    <w:p>
-      <w:r>
-        <w:t>Numeros:</w:t>
-      </w:r>
-    </w:p>
-    <w:p>
-      <w:r>
-        <w:t>Int:</w:t>
-      </w:r>
-      <w:proofErr w:type="gramStart"/>
-      <w:r>
-        <w:t>Numero</w:t>
-      </w:r>
-      <w:proofErr w:type="gramEnd"/>
+        <w:t>Nome = input(‘Qual é seu nome ?’)</w:t>
+      </w:r>
+    </w:p>
+    <w:p>
+      <w:r>
+        <w:t xml:space="preserve">Pode se criar </w:t>
+      </w:r>
+      <w:proofErr w:type="spellStart"/>
+      <w:r>
+        <w:t>scrips</w:t>
+      </w:r>
+      <w:proofErr w:type="spellEnd"/>
+      <w:r>
+        <w:t xml:space="preserve"> para deixar uma programação </w:t>
+      </w:r>
+      <w:proofErr w:type="spellStart"/>
+      <w:r>
+        <w:t>pré</w:t>
+      </w:r>
+      <w:proofErr w:type="spellEnd"/>
+      <w:r>
+        <w:t xml:space="preserve"> definida</w:t>
+      </w:r>
+    </w:p>
+    <w:p>
+      <w:proofErr w:type="spellStart"/>
+      <w:r>
+        <w:t>Numeros</w:t>
+      </w:r>
+      <w:proofErr w:type="spellEnd"/>
+      <w:r>
+        <w:t>:</w:t>
+      </w:r>
+    </w:p>
+    <w:p>
+      <w:proofErr w:type="spellStart"/>
+      <w:r>
+        <w:t>Int:Numero</w:t>
+      </w:r>
+      <w:proofErr w:type="spellEnd"/>
       <w:r>
         <w:t xml:space="preserve"> inteiro</w:t>
       </w:r>
     </w:p>
     <w:p>
-      <w:r>
-        <w:t>Float:</w:t>
-      </w:r>
-      <w:proofErr w:type="gramStart"/>
+      <w:proofErr w:type="spellStart"/>
+      <w:r>
+        <w:t>Float:numero</w:t>
+      </w:r>
+      <w:proofErr w:type="spellEnd"/>
+      <w:r>
+        <w:t xml:space="preserve"> com virgula</w:t>
+      </w:r>
+    </w:p>
+    <w:p>
+      <w:proofErr w:type="spellStart"/>
+      <w:r>
+        <w:t>Bool</w:t>
+      </w:r>
+      <w:proofErr w:type="spellEnd"/>
+      <w:r>
+        <w:t xml:space="preserve">: </w:t>
+      </w:r>
+      <w:r>
+        <w:t>e valor verdadeiro e valor falso</w:t>
+      </w:r>
+    </w:p>
+    <w:p>
+      <w:proofErr w:type="spellStart"/>
+      <w:r>
+        <w:t>Str</w:t>
+      </w:r>
+      <w:proofErr w:type="spellEnd"/>
+      <w:r>
+        <w:t>: Palavra</w:t>
+      </w:r>
+    </w:p>
+    <w:p>
+      <w:r>
+        <w:t>.</w:t>
+      </w:r>
+      <w:proofErr w:type="spellStart"/>
+      <w:r>
+        <w:t>format</w:t>
+      </w:r>
+      <w:proofErr w:type="spellEnd"/>
+      <w:r>
+        <w:t xml:space="preserve"> para mostrar o que </w:t>
+      </w:r>
+      <w:proofErr w:type="spellStart"/>
+      <w:r>
+        <w:t>esta</w:t>
+      </w:r>
+      <w:proofErr w:type="spellEnd"/>
+      <w:r>
+        <w:t xml:space="preserve"> entre chaves</w:t>
+      </w:r>
+    </w:p>
+    <w:p>
+      <w:r>
+        <w:t>Operações aritméticas</w:t>
+      </w:r>
+      <w:r>
+        <w:t>:</w:t>
+      </w:r>
+    </w:p>
+    <w:p>
+      <w:r>
+        <w:t>+ (adição)</w:t>
+      </w:r>
+    </w:p>
+    <w:p>
+      <w:r>
+        <w:t>- (subtração)</w:t>
+      </w:r>
+    </w:p>
+    <w:p>
+      <w:r>
+        <w:t>* (multiplicação)</w:t>
+      </w:r>
+    </w:p>
+    <w:p>
+      <w:r>
+        <w:t>/ (divisão)</w:t>
+      </w:r>
+    </w:p>
+    <w:p>
+      <w:r>
+        <w:t>**(potência</w:t>
+      </w:r>
+      <w:r>
+        <w:t xml:space="preserve">, elevado ao </w:t>
+      </w:r>
+      <w:proofErr w:type="spellStart"/>
       <w:r>
         <w:t>numero</w:t>
       </w:r>
-      <w:proofErr w:type="gramEnd"/>
-      <w:r>
-        <w:t xml:space="preserve"> com virgula</w:t>
-      </w:r>
-    </w:p>
-    <w:p>
-      <w:r>
-        <w:t xml:space="preserve">Bool: </w:t>
-      </w:r>
-      <w:r>
-        <w:t>e valor verdadeiro e valor falso</w:t>
-      </w:r>
-    </w:p>
-    <w:p>
-      <w:r>
-        <w:t>Str: Palavra</w:t>
-      </w:r>
-    </w:p>
-    <w:p>
-      <w:proofErr w:type="gramStart"/>
-      <w:r>
-        <w:t>.format</w:t>
-      </w:r>
-      <w:proofErr w:type="gramEnd"/>
-      <w:r>
-        <w:t xml:space="preserve"> para mostrar o que </w:t>
-      </w:r>
-      <w:proofErr w:type="gramStart"/>
-      <w:r>
-        <w:t>esta</w:t>
-      </w:r>
-      <w:proofErr w:type="gramEnd"/>
-      <w:r>
-        <w:t xml:space="preserve"> entre chaves</w:t>
-      </w:r>
-    </w:p>
-    <w:p>
-      <w:r>
-        <w:t>Operações aritméticas</w:t>
-      </w:r>
-      <w:r>
-        <w:t>:</w:t>
-      </w:r>
-    </w:p>
-    <w:p>
-      <w:r>
-        <w:t>+ (adição)</w:t>
-      </w:r>
-    </w:p>
-    <w:p>
-      <w:r>
-        <w:t>- (subtração)</w:t>
-      </w:r>
-    </w:p>
-    <w:p>
-      <w:r>
-        <w:t>* (multiplicação)</w:t>
-      </w:r>
-    </w:p>
-    <w:p>
-      <w:r>
-        <w:t>/ (divisão)</w:t>
-      </w:r>
-    </w:p>
-    <w:p>
-      <w:r>
-        <w:t>**(potência</w:t>
-      </w:r>
-      <w:r>
-        <w:t xml:space="preserve">, elevado ao </w:t>
-      </w:r>
-      <w:proofErr w:type="gramStart"/>
-      <w:r>
-        <w:t>numero</w:t>
-      </w:r>
-      <w:proofErr w:type="gramEnd"/>
+      <w:proofErr w:type="spellEnd"/>
       <w:r>
         <w:t>)</w:t>
       </w:r>
@@ -247,13 +255,8 @@
     </w:p>
     <w:p>
       <w:r>
-        <w:t xml:space="preserve">1° </w:t>
-      </w:r>
-      <w:proofErr w:type="gramStart"/>
-      <w:r>
-        <w:t>( )</w:t>
-      </w:r>
-      <w:proofErr w:type="gramEnd"/>
+        <w:t>1° ( )</w:t>
+      </w:r>
     </w:p>
     <w:p>
       <w:r>
@@ -276,7 +279,15 @@
     </w:p>
     <w:p>
       <w:r>
-        <w:t>Para juntar ‘prints’ na mesma linha basta colocar end=’’</w:t>
+        <w:t xml:space="preserve">Para juntar ‘prints’ na mesma linha basta colocar </w:t>
+      </w:r>
+      <w:proofErr w:type="spellStart"/>
+      <w:r>
+        <w:t>end</w:t>
+      </w:r>
+      <w:proofErr w:type="spellEnd"/>
+      <w:r>
+        <w:t>=’’</w:t>
       </w:r>
     </w:p>
     <w:p>
@@ -288,23 +299,33 @@
       </w:r>
     </w:p>
     <w:p>
-      <w:r>
-        <w:t>Import: E para importar bibliotecas para usar no código</w:t>
-      </w:r>
-    </w:p>
-    <w:p>
-      <w:r>
-        <w:t xml:space="preserve">From: e para escolher uma importação em </w:t>
-      </w:r>
-      <w:proofErr w:type="gramStart"/>
-      <w:r>
-        <w:t>especifico</w:t>
-      </w:r>
-      <w:proofErr w:type="gramEnd"/>
-    </w:p>
-    <w:p>
-      <w:r>
-        <w:t>Math: e a biblioteca para usar matemática</w:t>
+      <w:proofErr w:type="spellStart"/>
+      <w:r>
+        <w:t>Import</w:t>
+      </w:r>
+      <w:proofErr w:type="spellEnd"/>
+      <w:r>
+        <w:t>: E para importar bibliotecas para usar no código</w:t>
+      </w:r>
+    </w:p>
+    <w:p>
+      <w:proofErr w:type="spellStart"/>
+      <w:r>
+        <w:t>From</w:t>
+      </w:r>
+      <w:proofErr w:type="spellEnd"/>
+      <w:r>
+        <w:t>: e para escolher uma importação em especifico</w:t>
+      </w:r>
+    </w:p>
+    <w:p>
+      <w:proofErr w:type="spellStart"/>
+      <w:r>
+        <w:t>Math</w:t>
+      </w:r>
+      <w:proofErr w:type="spellEnd"/>
+      <w:r>
+        <w:t>: e a biblioteca para usar matemática</w:t>
       </w:r>
     </w:p>
     <w:p>
@@ -321,6 +342,7 @@
         </w:rPr>
         <w:t xml:space="preserve">Funcionalidades da biblioteca </w:t>
       </w:r>
+      <w:proofErr w:type="spellStart"/>
       <w:r>
         <w:rPr>
           <w:b/>
@@ -330,6 +352,7 @@
         </w:rPr>
         <w:t>math</w:t>
       </w:r>
+      <w:proofErr w:type="spellEnd"/>
       <w:r>
         <w:rPr>
           <w:sz w:val="36"/>
@@ -339,66 +362,96 @@
       </w:r>
     </w:p>
     <w:p>
-      <w:proofErr w:type="gramStart"/>
-      <w:r>
-        <w:t>Ceil :</w:t>
-      </w:r>
-      <w:proofErr w:type="gramEnd"/>
-      <w:r>
-        <w:t xml:space="preserve"> faz arredondamento para cima</w:t>
-      </w:r>
-    </w:p>
-    <w:p>
-      <w:r>
-        <w:t>Floor: faz arredondamento para baixo</w:t>
-      </w:r>
-    </w:p>
-    <w:p>
-      <w:r>
-        <w:t>Trunc: ele elimina o que vem depois da virgula</w:t>
-      </w:r>
-    </w:p>
-    <w:p>
-      <w:r>
-        <w:t xml:space="preserve">Pow: </w:t>
-      </w:r>
-      <w:proofErr w:type="gramStart"/>
-      <w:r>
-        <w:t>potencia</w:t>
-      </w:r>
-      <w:proofErr w:type="gramEnd"/>
-    </w:p>
-    <w:p>
-      <w:r>
-        <w:t>Sqrt: para calcular a raiz quadrada</w:t>
-      </w:r>
-    </w:p>
-    <w:p>
-      <w:r>
-        <w:t>Factorial: para calcular o fatorial</w:t>
-      </w:r>
-    </w:p>
-    <w:p>
-      <w:r>
-        <w:t>Hypot calcular o valor da hypotenusa</w:t>
-      </w:r>
-    </w:p>
-    <w:p>
-      <w:proofErr w:type="gramStart"/>
-      <w:r>
-        <w:t>Cos,sin</w:t>
-      </w:r>
-      <w:proofErr w:type="gramEnd"/>
-      <w:r>
-        <w:t xml:space="preserve">,tan: para calcular o cosseno seno e tangente, e para calcular precisa colocar o </w:t>
-      </w:r>
-      <w:proofErr w:type="gramStart"/>
-      <w:r>
-        <w:t>math.radians( )</w:t>
-      </w:r>
-      <w:proofErr w:type="gramEnd"/>
-      <w:r>
-        <w:t xml:space="preserve"> para calcular em radiano</w:t>
+      <w:proofErr w:type="spellStart"/>
+      <w:r>
+        <w:t>Ceil</w:t>
+      </w:r>
+      <w:proofErr w:type="spellEnd"/>
+      <w:r>
+        <w:t xml:space="preserve"> : faz arredondamento para cima</w:t>
+      </w:r>
+    </w:p>
+    <w:p>
+      <w:proofErr w:type="spellStart"/>
+      <w:r>
+        <w:t>Floor</w:t>
+      </w:r>
+      <w:proofErr w:type="spellEnd"/>
+      <w:r>
+        <w:t>: faz arredondamento para baixo</w:t>
+      </w:r>
+    </w:p>
+    <w:p>
+      <w:proofErr w:type="spellStart"/>
+      <w:r>
+        <w:t>Trunc</w:t>
+      </w:r>
+      <w:proofErr w:type="spellEnd"/>
+      <w:r>
+        <w:t>: ele elimina o que vem depois da virgula</w:t>
+      </w:r>
+    </w:p>
+    <w:p>
+      <w:proofErr w:type="spellStart"/>
+      <w:r>
+        <w:t>Pow</w:t>
+      </w:r>
+      <w:proofErr w:type="spellEnd"/>
+      <w:r>
+        <w:t>: potencia</w:t>
+      </w:r>
+    </w:p>
+    <w:p>
+      <w:proofErr w:type="spellStart"/>
+      <w:r>
+        <w:t>Sqrt</w:t>
+      </w:r>
+      <w:proofErr w:type="spellEnd"/>
+      <w:r>
+        <w:t>: para calcular a raiz quadrada</w:t>
+      </w:r>
+    </w:p>
+    <w:p>
+      <w:proofErr w:type="spellStart"/>
+      <w:r>
+        <w:t>Factorial</w:t>
+      </w:r>
+      <w:proofErr w:type="spellEnd"/>
+      <w:r>
+        <w:t>: para calcular o fatorial</w:t>
+      </w:r>
+    </w:p>
+    <w:p>
+      <w:proofErr w:type="spellStart"/>
+      <w:r>
+        <w:t>Hypot</w:t>
+      </w:r>
+      <w:proofErr w:type="spellEnd"/>
+      <w:r>
+        <w:t xml:space="preserve"> calcular o valor da </w:t>
+      </w:r>
+      <w:proofErr w:type="spellStart"/>
+      <w:r>
+        <w:t>hypotenusa</w:t>
+      </w:r>
+      <w:proofErr w:type="spellEnd"/>
+    </w:p>
+    <w:p>
+      <w:proofErr w:type="spellStart"/>
+      <w:r>
+        <w:t>Cos,sin,tan</w:t>
+      </w:r>
+      <w:proofErr w:type="spellEnd"/>
+      <w:r>
+        <w:t xml:space="preserve">: para calcular o cosseno seno e tangente, e para calcular precisa colocar o </w:t>
+      </w:r>
+      <w:proofErr w:type="spellStart"/>
+      <w:r>
+        <w:t>math.radians</w:t>
+      </w:r>
+      <w:proofErr w:type="spellEnd"/>
+      <w:r>
+        <w:t>( ) para calcular em radiano</w:t>
       </w:r>
     </w:p>
     <w:p>
@@ -410,18 +463,22 @@
       <w:r>
         <w:t>\033[</w:t>
       </w:r>
-      <w:r>
-        <w:t xml:space="preserve">style; </w:t>
-      </w:r>
-      <w:proofErr w:type="gramStart"/>
+      <w:proofErr w:type="spellStart"/>
+      <w:r>
+        <w:t>style</w:t>
+      </w:r>
+      <w:proofErr w:type="spellEnd"/>
+      <w:r>
+        <w:t xml:space="preserve">; </w:t>
+      </w:r>
+      <w:proofErr w:type="spellStart"/>
       <w:r>
         <w:t>text;back</w:t>
       </w:r>
-      <w:proofErr w:type="gramEnd"/>
+      <w:proofErr w:type="spellEnd"/>
       <w:r>
         <w:t xml:space="preserve"> </w:t>
       </w:r>
-      <w:proofErr w:type="gramStart"/>
       <w:r>
         <w:t>m</w:t>
       </w:r>
@@ -429,12 +486,13 @@
         <w:t xml:space="preserve"> </w:t>
       </w:r>
       <w:r>
-        <w:t>,</w:t>
-      </w:r>
-      <w:proofErr w:type="gramEnd"/>
-      <w:r>
-        <w:t xml:space="preserve"> serve para colocar cores no python</w:t>
-      </w:r>
+        <w:t xml:space="preserve">, serve para colocar cores no </w:t>
+      </w:r>
+      <w:proofErr w:type="spellStart"/>
+      <w:r>
+        <w:t>python</w:t>
+      </w:r>
+      <w:proofErr w:type="spellEnd"/>
     </w:p>
     <w:tbl>
       <w:tblPr>
@@ -453,9 +511,11 @@
             <w:tcW w:w="2831" w:type="dxa"/>
           </w:tcPr>
           <w:p>
+            <w:proofErr w:type="spellStart"/>
             <w:r>
               <w:t>style</w:t>
             </w:r>
+            <w:proofErr w:type="spellEnd"/>
           </w:p>
         </w:tc>
         <w:tc>
@@ -463,19 +523,16 @@
             <w:tcW w:w="2831" w:type="dxa"/>
           </w:tcPr>
           <w:p>
-            <w:proofErr w:type="gramStart"/>
+            <w:proofErr w:type="spellStart"/>
             <w:r>
               <w:t>T</w:t>
             </w:r>
             <w:r>
               <w:t>ext</w:t>
             </w:r>
+            <w:proofErr w:type="spellEnd"/>
             <w:r>
-              <w:t>(</w:t>
-            </w:r>
-            <w:proofErr w:type="gramEnd"/>
-            <w:r>
-              <w:t>cor da letra)</w:t>
+              <w:t>(cor da letra)</w:t>
             </w:r>
           </w:p>
         </w:tc>
@@ -484,7 +541,6 @@
             <w:tcW w:w="2832" w:type="dxa"/>
           </w:tcPr>
           <w:p>
-            <w:proofErr w:type="gramStart"/>
             <w:r>
               <w:t>B</w:t>
             </w:r>
@@ -492,11 +548,7 @@
               <w:t>ack</w:t>
             </w:r>
             <w:r>
-              <w:t>(</w:t>
-            </w:r>
-            <w:proofErr w:type="gramEnd"/>
-            <w:r>
-              <w:t>cor de fundo)</w:t>
+              <w:t>(cor de fundo)</w:t>
             </w:r>
           </w:p>
         </w:tc>
@@ -604,8 +656,13 @@
           </w:tcPr>
           <w:p>
             <w:r>
-              <w:t>7 = inverte as condiçoes</w:t>
+              <w:t xml:space="preserve">7 = inverte as </w:t>
             </w:r>
+            <w:proofErr w:type="spellStart"/>
+            <w:r>
+              <w:t>condiçoes</w:t>
+            </w:r>
+            <w:proofErr w:type="spellEnd"/>
           </w:p>
         </w:tc>
         <w:tc>
@@ -726,8 +783,13 @@
           </w:tcPr>
           <w:p>
             <w:r>
-              <w:t>37 = cinça</w:t>
+              <w:t xml:space="preserve">37 = </w:t>
             </w:r>
+            <w:proofErr w:type="spellStart"/>
+            <w:r>
+              <w:t>cinça</w:t>
+            </w:r>
+            <w:proofErr w:type="spellEnd"/>
           </w:p>
         </w:tc>
         <w:tc>
@@ -781,6 +843,7 @@
         </w:rPr>
         <w:t>[</w:t>
       </w:r>
+      <w:proofErr w:type="spellStart"/>
       <w:r>
         <w:t>x</w:t>
       </w:r>
@@ -794,7 +857,7 @@
       <w:r>
         <w:t>x</w:t>
       </w:r>
-      <w:proofErr w:type="gramStart"/>
+      <w:proofErr w:type="spellEnd"/>
       <w:r>
         <w:rPr>
           <w:b/>
@@ -803,27 +866,15 @@
         <w:t>]</w:t>
       </w:r>
       <w:r>
-        <w:t xml:space="preserve">  fatiamento</w:t>
-      </w:r>
-      <w:proofErr w:type="gramEnd"/>
-      <w:r>
-        <w:t xml:space="preserve"> de string usa para pegar uma lista e terminar uma antes dela, </w:t>
-      </w:r>
-      <w:proofErr w:type="gramStart"/>
-      <w:r>
-        <w:t>aonde</w:t>
-      </w:r>
-      <w:proofErr w:type="gramEnd"/>
-      <w:r>
-        <w:t xml:space="preserve"> começa e </w:t>
-      </w:r>
-      <w:proofErr w:type="gramStart"/>
-      <w:r>
-        <w:t>aonde</w:t>
-      </w:r>
-      <w:proofErr w:type="gramEnd"/>
-      <w:r>
-        <w:t xml:space="preserve"> termina um antes</w:t>
+        <w:t xml:space="preserve">  fatiamento de </w:t>
+      </w:r>
+      <w:proofErr w:type="spellStart"/>
+      <w:r>
+        <w:t>string</w:t>
+      </w:r>
+      <w:proofErr w:type="spellEnd"/>
+      <w:r>
+        <w:t xml:space="preserve"> usa para pegar uma lista e terminar uma antes dela, aonde começa e aonde termina um antes</w:t>
       </w:r>
     </w:p>
     <w:p>
@@ -848,43 +899,19 @@
       <w:r>
         <w:t xml:space="preserve"> ele pega ou do </w:t>
       </w:r>
-      <w:proofErr w:type="gramStart"/>
+      <w:proofErr w:type="spellStart"/>
       <w:r>
         <w:t>inicio</w:t>
       </w:r>
-      <w:proofErr w:type="gramEnd"/>
-      <w:r>
-        <w:t xml:space="preserve"> até o final (quando você coloca </w:t>
-      </w:r>
-      <w:proofErr w:type="gramStart"/>
-      <w:r>
-        <w:t>aonde</w:t>
-      </w:r>
-      <w:proofErr w:type="gramEnd"/>
-      <w:r>
-        <w:t xml:space="preserve"> ele vai terminar) ou ele coloca </w:t>
-      </w:r>
-      <w:proofErr w:type="gramStart"/>
-      <w:r>
-        <w:t>aonde</w:t>
-      </w:r>
-      <w:proofErr w:type="gramEnd"/>
-      <w:r>
-        <w:t xml:space="preserve"> você quer </w:t>
-      </w:r>
-      <w:proofErr w:type="gramStart"/>
-      <w:r>
-        <w:t>q</w:t>
-      </w:r>
-      <w:proofErr w:type="gramEnd"/>
-      <w:r>
-        <w:t xml:space="preserve"> ele pegue </w:t>
-      </w:r>
-      <w:proofErr w:type="gramStart"/>
+      <w:proofErr w:type="spellEnd"/>
+      <w:r>
+        <w:t xml:space="preserve"> até o final (quando você coloca aonde ele vai terminar) ou ele coloca aonde você quer q ele pegue </w:t>
+      </w:r>
+      <w:proofErr w:type="spellStart"/>
       <w:r>
         <w:t>ate</w:t>
       </w:r>
-      <w:proofErr w:type="gramEnd"/>
+      <w:proofErr w:type="spellEnd"/>
       <w:r>
         <w:t xml:space="preserve"> o final.</w:t>
       </w:r>
@@ -908,7 +935,6 @@
         </w:rPr>
         <w:t xml:space="preserve"> </w:t>
       </w:r>
-      <w:proofErr w:type="gramStart"/>
       <w:r>
         <w:rPr>
           <w:rStyle w:val="nfaseSutil"/>
@@ -918,10 +944,9 @@
         </w:rPr>
         <w:t>Analise</w:t>
       </w:r>
-      <w:proofErr w:type="gramEnd"/>
-    </w:p>
-    <w:p>
-      <w:proofErr w:type="gramStart"/>
+    </w:p>
+    <w:p>
+      <w:proofErr w:type="spellStart"/>
       <w:r>
         <w:rPr>
           <w:b/>
@@ -929,6 +954,7 @@
         </w:rPr>
         <w:t>Len</w:t>
       </w:r>
+      <w:proofErr w:type="spellEnd"/>
       <w:r>
         <w:rPr>
           <w:b/>
@@ -941,15 +967,7 @@
           <w:b/>
           <w:bCs/>
         </w:rPr>
-        <w:t xml:space="preserve"> XXX</w:t>
-      </w:r>
-      <w:proofErr w:type="gramEnd"/>
-      <w:r>
-        <w:rPr>
-          <w:b/>
-          <w:bCs/>
-        </w:rPr>
-        <w:t xml:space="preserve"> </w:t>
+        <w:t xml:space="preserve"> XXX </w:t>
       </w:r>
       <w:r>
         <w:rPr>
@@ -970,6 +988,7 @@
       </w:r>
     </w:p>
     <w:p>
+      <w:proofErr w:type="spellStart"/>
       <w:r>
         <w:t>xx</w:t>
       </w:r>
@@ -980,24 +999,33 @@
         </w:rPr>
         <w:t>.count</w:t>
       </w:r>
+      <w:proofErr w:type="spellEnd"/>
       <w:r>
         <w:t>(x): serve para contar o tanto de caracteres que existe na frase</w:t>
       </w:r>
     </w:p>
     <w:p>
       <w:r>
-        <w:t>frase = Curso em Video Python</w:t>
+        <w:t xml:space="preserve">frase = Curso em </w:t>
+      </w:r>
+      <w:proofErr w:type="spellStart"/>
+      <w:r>
+        <w:t>Video</w:t>
+      </w:r>
+      <w:proofErr w:type="spellEnd"/>
+      <w:r>
+        <w:t xml:space="preserve"> Python</w:t>
       </w:r>
     </w:p>
     <w:p>
       <w:r>
         <w:t xml:space="preserve">ex. </w:t>
       </w:r>
-      <w:proofErr w:type="gramStart"/>
+      <w:proofErr w:type="spellStart"/>
       <w:r>
         <w:t>frase.count</w:t>
       </w:r>
-      <w:proofErr w:type="gramEnd"/>
+      <w:proofErr w:type="spellEnd"/>
       <w:r>
         <w:t>(‘o’)</w:t>
       </w:r>
@@ -1008,6 +1036,7 @@
       </w:r>
     </w:p>
     <w:p>
+      <w:proofErr w:type="spellStart"/>
       <w:r>
         <w:t>xx</w:t>
       </w:r>
@@ -1018,37 +1047,26 @@
         </w:rPr>
         <w:t>.find</w:t>
       </w:r>
-      <w:r>
-        <w:t>(‘xxx</w:t>
-      </w:r>
-      <w:proofErr w:type="gramStart"/>
-      <w:r>
-        <w:t>’)Serve</w:t>
-      </w:r>
-      <w:proofErr w:type="gramEnd"/>
-      <w:r>
-        <w:t xml:space="preserve"> para mostrar </w:t>
-      </w:r>
-      <w:proofErr w:type="gramStart"/>
-      <w:r>
-        <w:t>aonde</w:t>
-      </w:r>
-      <w:proofErr w:type="gramEnd"/>
-      <w:r>
-        <w:t xml:space="preserve"> encontrou o que ele pediu</w:t>
-      </w:r>
-    </w:p>
-    <w:p>
-      <w:proofErr w:type="gramStart"/>
-      <w:r>
-        <w:t>aonde</w:t>
-      </w:r>
-      <w:proofErr w:type="gramEnd"/>
-      <w:r>
-        <w:t xml:space="preserve"> não existe ele vai te mostrar -1(significa que não tem)</w:t>
-      </w:r>
-    </w:p>
-    <w:p>
+      <w:proofErr w:type="spellEnd"/>
+      <w:r>
+        <w:t>(‘</w:t>
+      </w:r>
+      <w:proofErr w:type="spellStart"/>
+      <w:r>
+        <w:t>xxx</w:t>
+      </w:r>
+      <w:proofErr w:type="spellEnd"/>
+      <w:r>
+        <w:t>’)Serve para mostrar aonde encontrou o que ele pediu</w:t>
+      </w:r>
+    </w:p>
+    <w:p>
+      <w:r>
+        <w:t>aonde não existe ele vai te mostrar -1(significa que não tem)</w:t>
+      </w:r>
+    </w:p>
+    <w:p>
+      <w:proofErr w:type="spellStart"/>
       <w:r>
         <w:rPr>
           <w:b/>
@@ -1057,18 +1075,29 @@
         <w:t>in</w:t>
       </w:r>
       <w:r>
-        <w:t>:e para saber se existe algo na frase</w:t>
-      </w:r>
-    </w:p>
-    <w:p>
-      <w:r>
-        <w:t>ex.’Curso’ in frase</w:t>
-      </w:r>
-    </w:p>
-    <w:p>
+        <w:t>:e</w:t>
+      </w:r>
+      <w:proofErr w:type="spellEnd"/>
+      <w:r>
+        <w:t xml:space="preserve"> para saber se existe algo na frase</w:t>
+      </w:r>
+    </w:p>
+    <w:p>
+      <w:proofErr w:type="spellStart"/>
+      <w:r>
+        <w:t>ex</w:t>
+      </w:r>
+      <w:proofErr w:type="spellEnd"/>
+      <w:r>
+        <w:t>.’Curso’ in frase</w:t>
+      </w:r>
+    </w:p>
+    <w:p>
+      <w:proofErr w:type="spellStart"/>
       <w:r>
         <w:t>true</w:t>
       </w:r>
+      <w:proofErr w:type="spellEnd"/>
     </w:p>
     <w:p>
       <w:pPr>
@@ -1079,10 +1108,10 @@
       </w:r>
     </w:p>
     <w:p>
+      <w:proofErr w:type="spellStart"/>
       <w:r>
         <w:t>xxx.</w:t>
       </w:r>
-      <w:proofErr w:type="gramStart"/>
       <w:r>
         <w:rPr>
           <w:b/>
@@ -1090,23 +1119,21 @@
         </w:rPr>
         <w:t>replace</w:t>
       </w:r>
+      <w:proofErr w:type="spellEnd"/>
       <w:r>
         <w:t>(</w:t>
       </w:r>
-      <w:proofErr w:type="gramEnd"/>
-      <w:r>
-        <w:t xml:space="preserve">xxx.o que você </w:t>
-      </w:r>
-      <w:proofErr w:type="gramStart"/>
-      <w:r>
-        <w:t>quer)-</w:t>
-      </w:r>
-      <w:proofErr w:type="gramEnd"/>
-      <w:r>
-        <w:t>: serve para substituir a palavra que você quer pela palavra que você quer.</w:t>
-      </w:r>
-    </w:p>
-    <w:p>
+      <w:proofErr w:type="spellStart"/>
+      <w:r>
+        <w:t>xxx.o</w:t>
+      </w:r>
+      <w:proofErr w:type="spellEnd"/>
+      <w:r>
+        <w:t xml:space="preserve"> que você quer)-: serve para substituir a palavra que você quer pela palavra que você quer.</w:t>
+      </w:r>
+    </w:p>
+    <w:p>
+      <w:proofErr w:type="spellStart"/>
       <w:r>
         <w:t>xxx</w:t>
       </w:r>
@@ -1115,29 +1142,178 @@
           <w:b/>
           <w:bCs/>
         </w:rPr>
+        <w:t>.upper</w:t>
+      </w:r>
+      <w:proofErr w:type="spellEnd"/>
+      <w:r>
+        <w:rPr>
+          <w:b/>
+          <w:bCs/>
+        </w:rPr>
+        <w:t>()</w:t>
+      </w:r>
+      <w:r>
+        <w:t>: ele vai transformar o que você quer em letras maiúsculas</w:t>
+      </w:r>
+    </w:p>
+    <w:p>
+      <w:proofErr w:type="spellStart"/>
+      <w:r>
+        <w:t>xxx</w:t>
+      </w:r>
+      <w:r>
+        <w:rPr>
+          <w:b/>
+          <w:bCs/>
+        </w:rPr>
+        <w:t>.lower</w:t>
+      </w:r>
+      <w:proofErr w:type="spellEnd"/>
+      <w:r>
+        <w:rPr>
+          <w:b/>
+          <w:bCs/>
+        </w:rPr>
+        <w:t>()</w:t>
+      </w:r>
+      <w:r>
+        <w:t>: ele vai transformar o que você quer em letras minúsculas</w:t>
+      </w:r>
+    </w:p>
+    <w:p>
+      <w:proofErr w:type="spellStart"/>
+      <w:r>
+        <w:t>xxx</w:t>
+      </w:r>
+      <w:r>
+        <w:rPr>
+          <w:b/>
+          <w:bCs/>
+        </w:rPr>
+        <w:t>.capitalize</w:t>
+      </w:r>
+      <w:proofErr w:type="spellEnd"/>
+      <w:r>
+        <w:rPr>
+          <w:b/>
+          <w:bCs/>
+        </w:rPr>
+        <w:t xml:space="preserve">(): </w:t>
+      </w:r>
+      <w:r>
+        <w:t xml:space="preserve">ele vai pegar toda a sua frase e </w:t>
+      </w:r>
+      <w:proofErr w:type="spellStart"/>
+      <w:r>
+        <w:t>transforçar</w:t>
+      </w:r>
+      <w:proofErr w:type="spellEnd"/>
+      <w:r>
+        <w:t xml:space="preserve"> para minúscula , </w:t>
+      </w:r>
+      <w:r>
+        <w:rPr>
+          <w:b/>
+          <w:bCs/>
+        </w:rPr>
+        <w:t>menos a primeira letra</w:t>
+      </w:r>
+    </w:p>
+    <w:p>
+      <w:proofErr w:type="spellStart"/>
+      <w:r>
+        <w:t>xxx</w:t>
+      </w:r>
+      <w:r>
+        <w:rPr>
+          <w:b/>
+          <w:bCs/>
+        </w:rPr>
         <w:t>.</w:t>
       </w:r>
-      <w:proofErr w:type="gramStart"/>
-      <w:r>
-        <w:rPr>
-          <w:b/>
-          <w:bCs/>
-        </w:rPr>
-        <w:t>upper(</w:t>
-      </w:r>
-      <w:proofErr w:type="gramEnd"/>
-      <w:r>
-        <w:rPr>
-          <w:b/>
-          <w:bCs/>
-        </w:rPr>
+      <w:r>
+        <w:rPr>
+          <w:b/>
+          <w:bCs/>
+        </w:rPr>
+        <w:t>title</w:t>
+      </w:r>
+      <w:proofErr w:type="spellEnd"/>
+      <w:r>
+        <w:rPr>
+          <w:b/>
+          <w:bCs/>
+        </w:rPr>
+        <w:t xml:space="preserve">() </w:t>
+      </w:r>
+      <w:r>
+        <w:t>: ele pega palavra por palavra e coloca com a primeira letra maiúscula.</w:t>
+      </w:r>
+    </w:p>
+    <w:p>
+      <w:proofErr w:type="spellStart"/>
+      <w:r>
+        <w:t>xxx</w:t>
+      </w:r>
+      <w:r>
+        <w:rPr>
+          <w:b/>
+          <w:bCs/>
+        </w:rPr>
+        <w:t>.strip</w:t>
+      </w:r>
+      <w:proofErr w:type="spellEnd"/>
+      <w:r>
+        <w:rPr>
+          <w:b/>
+          <w:bCs/>
+        </w:rPr>
+        <w:t>()</w:t>
+      </w:r>
+      <w:r>
+        <w:t>: serve para remover os espaços antes e depois da sua frase</w:t>
+      </w:r>
+    </w:p>
+    <w:p>
+      <w:proofErr w:type="spellStart"/>
+      <w:r>
+        <w:t>xxx</w:t>
+      </w:r>
+      <w:r>
+        <w:rPr>
+          <w:b/>
+          <w:bCs/>
+        </w:rPr>
+        <w:t>.rstrip</w:t>
+      </w:r>
+      <w:proofErr w:type="spellEnd"/>
+      <w:r>
+        <w:rPr>
+          <w:b/>
+          <w:bCs/>
+        </w:rPr>
+        <w:t>()</w:t>
+      </w:r>
+      <w:r>
+        <w:t>: remove todos os espaços</w:t>
+      </w:r>
+      <w:r>
+        <w:t xml:space="preserve"> em</w:t>
+      </w:r>
+      <w:r>
+        <w:t xml:space="preserve"> brancos da direita(</w:t>
+      </w:r>
+      <w:proofErr w:type="spellStart"/>
+      <w:r>
+        <w:t>right</w:t>
+      </w:r>
+      <w:proofErr w:type="spellEnd"/>
+      <w:r>
         <w:t>)</w:t>
       </w:r>
-      <w:r>
-        <w:t>: ele vai transformar o que você quer em letras maiúsculas</w:t>
-      </w:r>
-    </w:p>
-    <w:p>
+    </w:p>
+    <w:p>
+      <w:proofErr w:type="spellStart"/>
       <w:r>
         <w:t>xxx</w:t>
       </w:r>
@@ -1146,48 +1322,84 @@
           <w:b/>
           <w:bCs/>
         </w:rPr>
+        <w:t>.lstrip</w:t>
+      </w:r>
+      <w:proofErr w:type="spellEnd"/>
+      <w:r>
+        <w:rPr>
+          <w:b/>
+          <w:bCs/>
+        </w:rPr>
+        <w:t>()</w:t>
+      </w:r>
+      <w:r>
+        <w:t>: remove todos os espaços em branco da esquerda(</w:t>
+      </w:r>
+      <w:proofErr w:type="spellStart"/>
+      <w:r>
+        <w:t>left</w:t>
+      </w:r>
+      <w:proofErr w:type="spellEnd"/>
+      <w:r>
+        <w:t>)</w:t>
+      </w:r>
+    </w:p>
+    <w:p>
+      <w:proofErr w:type="spellStart"/>
+      <w:r>
+        <w:t>xxx</w:t>
+      </w:r>
+      <w:r>
+        <w:rPr>
+          <w:b/>
+          <w:bCs/>
+        </w:rPr>
+        <w:t>.split</w:t>
+      </w:r>
+      <w:proofErr w:type="spellEnd"/>
+      <w:r>
+        <w:rPr>
+          <w:b/>
+          <w:bCs/>
+        </w:rPr>
+        <w:t>()</w:t>
+      </w:r>
+      <w:r>
+        <w:t>: serve para dividir aonde existe os espaços em branco.</w:t>
+      </w:r>
+    </w:p>
+    <w:p>
+      <w:r>
+        <w:t>‘X’</w:t>
+      </w:r>
+      <w:r>
+        <w:rPr>
+          <w:b/>
+          <w:bCs/>
+        </w:rPr>
         <w:t>.</w:t>
       </w:r>
-      <w:proofErr w:type="gramStart"/>
-      <w:r>
-        <w:rPr>
-          <w:b/>
-          <w:bCs/>
-        </w:rPr>
-        <w:t>lower(</w:t>
-      </w:r>
-      <w:proofErr w:type="gramEnd"/>
-      <w:r>
-        <w:rPr>
-          <w:b/>
-          <w:bCs/>
-        </w:rPr>
-        <w:t>)</w:t>
-      </w:r>
-      <w:r>
-        <w:t>: ele vai transformar o que você quer em letras minúsculas</w:t>
-      </w:r>
-    </w:p>
-    <w:p>
+      <w:proofErr w:type="spellStart"/>
+      <w:r>
+        <w:rPr>
+          <w:b/>
+          <w:bCs/>
+        </w:rPr>
+        <w:t>join</w:t>
+      </w:r>
+      <w:proofErr w:type="spellEnd"/>
+      <w:r>
+        <w:rPr>
+          <w:b/>
+          <w:bCs/>
+        </w:rPr>
+        <w:t>(</w:t>
+      </w:r>
+      <w:proofErr w:type="spellStart"/>
       <w:r>
         <w:t>xxx</w:t>
       </w:r>
-      <w:r>
-        <w:rPr>
-          <w:b/>
-          <w:bCs/>
-        </w:rPr>
-        <w:t>.</w:t>
-      </w:r>
-      <w:proofErr w:type="gramStart"/>
-      <w:r>
-        <w:rPr>
-          <w:b/>
-          <w:bCs/>
-        </w:rPr>
-        <w:t>capitalize(</w:t>
-      </w:r>
-      <w:proofErr w:type="gramEnd"/>
+      <w:proofErr w:type="spellEnd"/>
       <w:r>
         <w:rPr>
           <w:b/>
@@ -1196,231 +1408,15 @@
         <w:t xml:space="preserve">): </w:t>
       </w:r>
       <w:r>
-        <w:t xml:space="preserve">ele vai pegar toda a sua frase e transforçar para </w:t>
-      </w:r>
-      <w:proofErr w:type="gramStart"/>
-      <w:r>
-        <w:t>minúscula ,</w:t>
-      </w:r>
-      <w:proofErr w:type="gramEnd"/>
-      <w:r>
-        <w:t xml:space="preserve"> </w:t>
-      </w:r>
-      <w:r>
-        <w:rPr>
-          <w:b/>
-          <w:bCs/>
-        </w:rPr>
-        <w:t>menos a primeira letra</w:t>
-      </w:r>
-    </w:p>
-    <w:p>
-      <w:r>
-        <w:t>xxx</w:t>
-      </w:r>
-      <w:r>
-        <w:rPr>
-          <w:b/>
-          <w:bCs/>
-        </w:rPr>
-        <w:t>.</w:t>
-      </w:r>
-      <w:proofErr w:type="gramStart"/>
-      <w:r>
-        <w:rPr>
-          <w:b/>
-          <w:bCs/>
-        </w:rPr>
-        <w:t>title</w:t>
-      </w:r>
-      <w:r>
-        <w:rPr>
-          <w:b/>
-          <w:bCs/>
-        </w:rPr>
-        <w:t xml:space="preserve">() </w:t>
-      </w:r>
-      <w:r>
-        <w:t>:</w:t>
-      </w:r>
-      <w:proofErr w:type="gramEnd"/>
-      <w:r>
-        <w:t xml:space="preserve"> ele pega palavra por palavra e coloca com a primeira letra maiúscula.</w:t>
-      </w:r>
-    </w:p>
-    <w:p>
-      <w:r>
-        <w:t>xxx</w:t>
-      </w:r>
-      <w:r>
-        <w:rPr>
-          <w:b/>
-          <w:bCs/>
-        </w:rPr>
-        <w:t>.</w:t>
-      </w:r>
-      <w:proofErr w:type="gramStart"/>
-      <w:r>
-        <w:rPr>
-          <w:b/>
-          <w:bCs/>
-        </w:rPr>
-        <w:t>strip(</w:t>
-      </w:r>
-      <w:proofErr w:type="gramEnd"/>
-      <w:r>
-        <w:rPr>
-          <w:b/>
-          <w:bCs/>
-        </w:rPr>
-        <w:t>)</w:t>
-      </w:r>
-      <w:r>
-        <w:t>: serve para remover os espaços antes e depois da sua frase</w:t>
-      </w:r>
-    </w:p>
-    <w:p>
-      <w:r>
-        <w:t>xxx</w:t>
-      </w:r>
-      <w:r>
-        <w:rPr>
-          <w:b/>
-          <w:bCs/>
-        </w:rPr>
-        <w:t>.</w:t>
-      </w:r>
-      <w:proofErr w:type="gramStart"/>
-      <w:r>
-        <w:rPr>
-          <w:b/>
-          <w:bCs/>
-        </w:rPr>
-        <w:t>rstrip(</w:t>
-      </w:r>
-      <w:proofErr w:type="gramEnd"/>
-      <w:r>
-        <w:rPr>
-          <w:b/>
-          <w:bCs/>
-        </w:rPr>
-        <w:t>)</w:t>
-      </w:r>
-      <w:r>
-        <w:t>: remove todos os espaços</w:t>
-      </w:r>
-      <w:r>
-        <w:t xml:space="preserve"> em</w:t>
-      </w:r>
-      <w:r>
-        <w:t xml:space="preserve"> brancos da direita(right)</w:t>
-      </w:r>
-    </w:p>
-    <w:p>
-      <w:r>
-        <w:t>xxx</w:t>
-      </w:r>
-      <w:r>
-        <w:rPr>
-          <w:b/>
-          <w:bCs/>
-        </w:rPr>
-        <w:t>.</w:t>
-      </w:r>
-      <w:proofErr w:type="gramStart"/>
-      <w:r>
-        <w:rPr>
-          <w:b/>
-          <w:bCs/>
-        </w:rPr>
-        <w:t>lstrip(</w:t>
-      </w:r>
-      <w:proofErr w:type="gramEnd"/>
-      <w:r>
-        <w:rPr>
-          <w:b/>
-          <w:bCs/>
-        </w:rPr>
-        <w:t>)</w:t>
-      </w:r>
-      <w:r>
-        <w:t>: remove todos os espaços em branco da esquerda(left)</w:t>
-      </w:r>
-    </w:p>
-    <w:p>
-      <w:r>
-        <w:t>xxx</w:t>
-      </w:r>
-      <w:r>
-        <w:rPr>
-          <w:b/>
-          <w:bCs/>
-        </w:rPr>
-        <w:t>.</w:t>
-      </w:r>
-      <w:proofErr w:type="gramStart"/>
-      <w:r>
-        <w:rPr>
-          <w:b/>
-          <w:bCs/>
-        </w:rPr>
-        <w:t>split(</w:t>
-      </w:r>
-      <w:proofErr w:type="gramEnd"/>
-      <w:r>
-        <w:rPr>
-          <w:b/>
-          <w:bCs/>
-        </w:rPr>
-        <w:t>)</w:t>
-      </w:r>
-      <w:r>
-        <w:t xml:space="preserve">: serve para dividir </w:t>
-      </w:r>
-      <w:proofErr w:type="gramStart"/>
-      <w:r>
-        <w:t>aonde</w:t>
-      </w:r>
-      <w:proofErr w:type="gramEnd"/>
-      <w:r>
-        <w:t xml:space="preserve"> existe os espaços em branco.</w:t>
-      </w:r>
-    </w:p>
-    <w:p>
-      <w:r>
-        <w:t>‘X</w:t>
-      </w:r>
-      <w:proofErr w:type="gramStart"/>
-      <w:r>
-        <w:t>’</w:t>
-      </w:r>
-      <w:r>
-        <w:rPr>
-          <w:b/>
-          <w:bCs/>
-        </w:rPr>
-        <w:t>.join</w:t>
-      </w:r>
-      <w:proofErr w:type="gramEnd"/>
-      <w:r>
-        <w:rPr>
-          <w:b/>
-          <w:bCs/>
-        </w:rPr>
-        <w:t>(</w:t>
-      </w:r>
-      <w:r>
-        <w:t>xxx</w:t>
-      </w:r>
-      <w:r>
-        <w:rPr>
-          <w:b/>
-          <w:bCs/>
-        </w:rPr>
-        <w:t xml:space="preserve">): </w:t>
-      </w:r>
-      <w:r>
-        <w:t>serve para adicionar (juntar) as palavras que estão separadas com o caracter que a pessoa escolher.</w:t>
+        <w:t xml:space="preserve">serve para adicionar (juntar) as palavras que estão separadas com o </w:t>
+      </w:r>
+      <w:proofErr w:type="spellStart"/>
+      <w:r>
+        <w:t>caracter</w:t>
+      </w:r>
+      <w:proofErr w:type="spellEnd"/>
+      <w:r>
+        <w:t xml:space="preserve"> que a pessoa escolher.</w:t>
       </w:r>
     </w:p>
     <w:p>
@@ -1432,9 +1428,19 @@
       </w:r>
     </w:p>
     <w:p>
-      <w:r>
-        <w:t>If e els</w:t>
-      </w:r>
+      <w:proofErr w:type="spellStart"/>
+      <w:r>
+        <w:t>If</w:t>
+      </w:r>
+      <w:proofErr w:type="spellEnd"/>
+      <w:r>
+        <w:t xml:space="preserve"> e </w:t>
+      </w:r>
+      <w:proofErr w:type="spellStart"/>
+      <w:r>
+        <w:t>els</w:t>
+      </w:r>
+      <w:proofErr w:type="spellEnd"/>
     </w:p>
     <w:p>
       <w:pPr>
@@ -1443,7 +1449,7 @@
           <w:bCs/>
         </w:rPr>
       </w:pPr>
-      <w:proofErr w:type="gramStart"/>
+      <w:proofErr w:type="spellStart"/>
       <w:r>
         <w:rPr>
           <w:b/>
@@ -1454,20 +1460,13 @@
       <w:r>
         <w:t>xxx.xxx</w:t>
       </w:r>
-      <w:r>
-        <w:rPr>
-          <w:b/>
-          <w:bCs/>
-        </w:rPr>
-        <w:t>(</w:t>
-      </w:r>
-      <w:proofErr w:type="gramEnd"/>
-      <w:r>
-        <w:rPr>
-          <w:b/>
-          <w:bCs/>
-        </w:rPr>
-        <w:t>):</w:t>
+      <w:proofErr w:type="spellEnd"/>
+      <w:r>
+        <w:rPr>
+          <w:b/>
+          <w:bCs/>
+        </w:rPr>
+        <w:t>():</w:t>
       </w:r>
     </w:p>
     <w:p>
@@ -1483,8 +1482,16 @@
           <w:bCs/>
         </w:rPr>
         <w:tab/>
+      </w:r>
+      <w:proofErr w:type="spellStart"/>
+      <w:r>
+        <w:rPr>
+          <w:b/>
+          <w:bCs/>
+        </w:rPr>
         <w:t>Xxxxxx</w:t>
       </w:r>
+      <w:proofErr w:type="spellEnd"/>
     </w:p>
     <w:p>
       <w:pPr>
@@ -1499,8 +1506,16 @@
           <w:bCs/>
         </w:rPr>
         <w:tab/>
+      </w:r>
+      <w:proofErr w:type="spellStart"/>
+      <w:r>
+        <w:rPr>
+          <w:b/>
+          <w:bCs/>
+        </w:rPr>
         <w:t>Xxxxxx</w:t>
       </w:r>
+      <w:proofErr w:type="spellEnd"/>
       <w:r>
         <w:rPr>
           <w:b/>
@@ -1538,8 +1553,16 @@
           <w:bCs/>
         </w:rPr>
         <w:tab/>
+      </w:r>
+      <w:proofErr w:type="spellStart"/>
+      <w:r>
+        <w:rPr>
+          <w:b/>
+          <w:bCs/>
+        </w:rPr>
         <w:t>Xxxxx</w:t>
       </w:r>
+      <w:proofErr w:type="spellEnd"/>
       <w:r>
         <w:rPr>
           <w:b/>
@@ -1561,8 +1584,16 @@
           <w:bCs/>
         </w:rPr>
         <w:tab/>
+      </w:r>
+      <w:proofErr w:type="spellStart"/>
+      <w:r>
+        <w:rPr>
+          <w:b/>
+          <w:bCs/>
+        </w:rPr>
         <w:t>Xxxxx</w:t>
       </w:r>
+      <w:proofErr w:type="spellEnd"/>
     </w:p>
     <w:p>
       <w:pPr>
@@ -1601,41 +1632,39 @@
           <w:i w:val="0"/>
           <w:iCs w:val="0"/>
           <w:color w:val="auto"/>
-          <w:lang w:val="de-DE"/>
         </w:rPr>
       </w:pPr>
+      <w:proofErr w:type="spellStart"/>
       <w:r>
         <w:rPr>
           <w:rStyle w:val="nfaseSutil"/>
           <w:i w:val="0"/>
           <w:iCs w:val="0"/>
           <w:color w:val="auto"/>
-          <w:lang w:val="de-DE"/>
-        </w:rPr>
-        <w:t>If xxx</w:t>
-      </w:r>
-    </w:p>
-    <w:p>
-      <w:pPr>
-        <w:pStyle w:val="SemEspaamento"/>
+        </w:rPr>
+        <w:t>If</w:t>
+      </w:r>
+      <w:proofErr w:type="spellEnd"/>
+      <w:r>
         <w:rPr>
           <w:rStyle w:val="nfaseSutil"/>
           <w:i w:val="0"/>
           <w:iCs w:val="0"/>
           <w:color w:val="auto"/>
-          <w:lang w:val="de-DE"/>
-        </w:rPr>
-      </w:pPr>
+        </w:rPr>
+        <w:t xml:space="preserve"> </w:t>
+      </w:r>
+      <w:proofErr w:type="spellStart"/>
       <w:r>
         <w:rPr>
           <w:rStyle w:val="nfaseSutil"/>
           <w:i w:val="0"/>
           <w:iCs w:val="0"/>
           <w:color w:val="auto"/>
-          <w:lang w:val="de-DE"/>
-        </w:rPr>
-        <w:t>Elif</w:t>
-      </w:r>
+        </w:rPr>
+        <w:t>xxx</w:t>
+      </w:r>
+      <w:proofErr w:type="spellEnd"/>
     </w:p>
     <w:p>
       <w:pPr>
@@ -1645,19 +1674,19 @@
           <w:i w:val="0"/>
           <w:iCs w:val="0"/>
           <w:color w:val="auto"/>
-          <w:lang w:val="de-DE"/>
         </w:rPr>
       </w:pPr>
+      <w:proofErr w:type="spellStart"/>
       <w:r>
         <w:rPr>
           <w:rStyle w:val="nfaseSutil"/>
           <w:i w:val="0"/>
           <w:iCs w:val="0"/>
           <w:color w:val="auto"/>
-          <w:lang w:val="de-DE"/>
-        </w:rPr>
-        <w:t xml:space="preserve">Xxx </w:t>
-      </w:r>
+        </w:rPr>
+        <w:t>Elif</w:t>
+      </w:r>
+      <w:proofErr w:type="spellEnd"/>
     </w:p>
     <w:p>
       <w:pPr>
@@ -1667,81 +1696,108 @@
           <w:i w:val="0"/>
           <w:iCs w:val="0"/>
           <w:color w:val="auto"/>
-          <w:lang w:val="de-DE"/>
         </w:rPr>
       </w:pPr>
+      <w:proofErr w:type="spellStart"/>
       <w:r>
         <w:rPr>
           <w:rStyle w:val="nfaseSutil"/>
           <w:i w:val="0"/>
           <w:iCs w:val="0"/>
           <w:color w:val="auto"/>
-          <w:lang w:val="de-DE"/>
-        </w:rPr>
-        <w:t>Else</w:t>
-      </w:r>
-    </w:p>
-    <w:p>
-      <w:pPr>
-        <w:pStyle w:val="SemEspaamento"/>
+        </w:rPr>
+        <w:t>Xxx</w:t>
+      </w:r>
+      <w:proofErr w:type="spellEnd"/>
+      <w:r>
         <w:rPr>
           <w:rStyle w:val="nfaseSutil"/>
           <w:i w:val="0"/>
           <w:iCs w:val="0"/>
           <w:color w:val="auto"/>
-          <w:lang w:val="de-DE"/>
-        </w:rPr>
-      </w:pPr>
-      <w:r>
+        </w:rPr>
+        <w:t xml:space="preserve"> </w:t>
+      </w:r>
+    </w:p>
+    <w:p>
+      <w:pPr>
+        <w:pStyle w:val="SemEspaamento"/>
         <w:rPr>
           <w:rStyle w:val="nfaseSutil"/>
           <w:i w:val="0"/>
           <w:iCs w:val="0"/>
           <w:color w:val="auto"/>
-          <w:lang w:val="de-DE"/>
-        </w:rPr>
-        <w:t>Xxx</w:t>
-      </w:r>
-    </w:p>
-    <w:p>
-      <w:pPr>
-        <w:pStyle w:val="SemEspaamento"/>
+        </w:rPr>
+      </w:pPr>
+      <w:r>
         <w:rPr>
           <w:rStyle w:val="nfaseSutil"/>
           <w:i w:val="0"/>
           <w:iCs w:val="0"/>
           <w:color w:val="auto"/>
-          <w:lang w:val="de-DE"/>
-        </w:rPr>
-      </w:pPr>
-      <w:r>
+        </w:rPr>
+        <w:t>Else</w:t>
+      </w:r>
+    </w:p>
+    <w:p>
+      <w:pPr>
+        <w:pStyle w:val="SemEspaamento"/>
         <w:rPr>
           <w:rStyle w:val="nfaseSutil"/>
           <w:i w:val="0"/>
           <w:iCs w:val="0"/>
           <w:color w:val="auto"/>
-          <w:lang w:val="de-DE"/>
-        </w:rPr>
-        <w:t xml:space="preserve"> </w:t>
-      </w:r>
-    </w:p>
-    <w:p>
-      <w:pPr>
-        <w:pStyle w:val="Ttulo"/>
+        </w:rPr>
+      </w:pPr>
+      <w:proofErr w:type="spellStart"/>
+      <w:r>
         <w:rPr>
           <w:rStyle w:val="nfaseSutil"/>
           <w:i w:val="0"/>
           <w:iCs w:val="0"/>
           <w:color w:val="auto"/>
         </w:rPr>
-      </w:pPr>
-      <w:r>
+        <w:t>Xxx</w:t>
+      </w:r>
+      <w:proofErr w:type="spellEnd"/>
+    </w:p>
+    <w:p>
+      <w:pPr>
+        <w:pStyle w:val="SemEspaamento"/>
         <w:rPr>
           <w:rStyle w:val="nfaseSutil"/>
           <w:i w:val="0"/>
           <w:iCs w:val="0"/>
           <w:color w:val="auto"/>
         </w:rPr>
+      </w:pPr>
+      <w:r>
+        <w:rPr>
+          <w:rStyle w:val="nfaseSutil"/>
+          <w:i w:val="0"/>
+          <w:iCs w:val="0"/>
+          <w:color w:val="auto"/>
+        </w:rPr>
+        <w:t xml:space="preserve"> </w:t>
+      </w:r>
+    </w:p>
+    <w:p>
+      <w:pPr>
+        <w:pStyle w:val="Ttulo"/>
+        <w:rPr>
+          <w:rStyle w:val="nfaseSutil"/>
+          <w:i w:val="0"/>
+          <w:iCs w:val="0"/>
+          <w:color w:val="auto"/>
+        </w:rPr>
+      </w:pPr>
+      <w:r>
+        <w:rPr>
+          <w:rStyle w:val="nfaseSutil"/>
+          <w:i w:val="0"/>
+          <w:iCs w:val="0"/>
+          <w:color w:val="auto"/>
+        </w:rPr>
         <w:t xml:space="preserve">Estruturas de repetição </w:t>
       </w:r>
     </w:p>
@@ -1764,46 +1820,40 @@
     </w:p>
     <w:p>
       <w:r>
-        <w:t>Na contagem regressiva você coloca -</w:t>
-      </w:r>
-      <w:proofErr w:type="gramStart"/>
-      <w:r>
-        <w:t>1  no</w:t>
-      </w:r>
-      <w:proofErr w:type="gramEnd"/>
-      <w:r>
-        <w:t xml:space="preserve"> final</w:t>
-      </w:r>
-    </w:p>
-    <w:p>
-      <w:r>
-        <w:t xml:space="preserve">Ex for c in </w:t>
-      </w:r>
-      <w:proofErr w:type="gramStart"/>
-      <w:r>
-        <w:t>range(</w:t>
-      </w:r>
-      <w:proofErr w:type="gramEnd"/>
-      <w:r>
-        <w:t>0, 10, -1)</w:t>
-      </w:r>
-    </w:p>
-    <w:p>
-      <w:r>
-        <w:t>While pode ser refeido como um ‘enquanto’</w:t>
-      </w:r>
-    </w:p>
-    <w:p>
-      <w:r>
-        <w:t xml:space="preserve">Se usa quando não se sabe o limite </w:t>
-      </w:r>
-      <w:proofErr w:type="gramStart"/>
-      <w:r>
-        <w:t>q</w:t>
-      </w:r>
-      <w:proofErr w:type="gramEnd"/>
-      <w:r>
-        <w:t xml:space="preserve"> vai ser usado</w:t>
+        <w:t>Na contagem regressiva você coloca -1  no final</w:t>
+      </w:r>
+    </w:p>
+    <w:p>
+      <w:proofErr w:type="spellStart"/>
+      <w:r>
+        <w:t>Ex</w:t>
+      </w:r>
+      <w:proofErr w:type="spellEnd"/>
+      <w:r>
+        <w:t xml:space="preserve"> for c in range(0, 10, -1)</w:t>
+      </w:r>
+    </w:p>
+    <w:p>
+      <w:proofErr w:type="spellStart"/>
+      <w:r>
+        <w:t>While</w:t>
+      </w:r>
+      <w:proofErr w:type="spellEnd"/>
+      <w:r>
+        <w:t xml:space="preserve"> pode ser </w:t>
+      </w:r>
+      <w:proofErr w:type="spellStart"/>
+      <w:r>
+        <w:t>refeido</w:t>
+      </w:r>
+      <w:proofErr w:type="spellEnd"/>
+      <w:r>
+        <w:t xml:space="preserve"> como um ‘enquanto’</w:t>
+      </w:r>
+    </w:p>
+    <w:p>
+      <w:r>
+        <w:t>Se usa quando não se sabe o limite q vai ser usado</w:t>
       </w:r>
     </w:p>
     <w:p>
@@ -1824,23 +1874,7 @@
         <w:t>Tuplas:</w:t>
       </w:r>
       <w:r>
-        <w:t xml:space="preserve"> as tuplas são </w:t>
-      </w:r>
-      <w:proofErr w:type="gramStart"/>
-      <w:r>
-        <w:t>imutáveis  ou</w:t>
-      </w:r>
-      <w:proofErr w:type="gramEnd"/>
-      <w:r>
-        <w:t xml:space="preserve"> seja, não pode ser mudada de jeito nenhum se é declarada ela fica armazenada </w:t>
-      </w:r>
-      <w:proofErr w:type="gramStart"/>
-      <w:r>
-        <w:t>pra</w:t>
-      </w:r>
-      <w:proofErr w:type="gramEnd"/>
-      <w:r>
-        <w:t xml:space="preserve"> sempre</w:t>
+        <w:t xml:space="preserve"> as tuplas são imutáveis  ou seja, não pode ser mudada de jeito nenhum se é declarada ela fica armazenada pra sempre</w:t>
       </w:r>
     </w:p>
     <w:p>
@@ -1853,35 +1887,76 @@
     </w:p>
     <w:p>
       <w:r>
-        <w:t xml:space="preserve">A tupla pode ser </w:t>
-      </w:r>
-      <w:proofErr w:type="gramStart"/>
-      <w:r>
-        <w:t>apagada</w:t>
-      </w:r>
-      <w:proofErr w:type="gramEnd"/>
-      <w:r>
-        <w:t xml:space="preserve"> mas não mudada</w:t>
-      </w:r>
-    </w:p>
-    <w:p>
-      <w:r>
-        <w:t xml:space="preserve">Para apagar algo basta </w:t>
-      </w:r>
-      <w:proofErr w:type="gramStart"/>
-      <w:r>
-        <w:t>colocar  del</w:t>
-      </w:r>
-      <w:proofErr w:type="gramEnd"/>
-      <w:r>
-        <w:t>(xxx)</w:t>
-      </w:r>
-    </w:p>
-    <w:p>
-      <w:r>
-        <w:t>Se você quiser mostrar a variável em ordem alfabética basta colocar sorted dps do print</w:t>
-      </w:r>
-    </w:p>
+        <w:t>A tupla pode ser apagada mas não mudada</w:t>
+      </w:r>
+    </w:p>
+    <w:p>
+      <w:r>
+        <w:t>Para achar a posição de algo em uma tupla pode se utilizar o index</w:t>
+      </w:r>
+    </w:p>
+    <w:p>
+      <w:proofErr w:type="spellStart"/>
+      <w:r>
+        <w:t>xxx.index</w:t>
+      </w:r>
+      <w:proofErr w:type="spellEnd"/>
+      <w:r>
+        <w:t>(‘</w:t>
+      </w:r>
+      <w:proofErr w:type="spellStart"/>
+      <w:r>
+        <w:t>xxx</w:t>
+      </w:r>
+      <w:proofErr w:type="spellEnd"/>
+      <w:r>
+        <w:t xml:space="preserve">’) que ele mostra a POSIÇÃO de onde esta </w:t>
+      </w:r>
+    </w:p>
+    <w:p>
+      <w:r>
+        <w:t xml:space="preserve">Para apagar algo basta colocar  </w:t>
+      </w:r>
+      <w:proofErr w:type="spellStart"/>
+      <w:r>
+        <w:t>del</w:t>
+      </w:r>
+      <w:proofErr w:type="spellEnd"/>
+      <w:r>
+        <w:t>(</w:t>
+      </w:r>
+      <w:proofErr w:type="spellStart"/>
+      <w:r>
+        <w:t>xxx</w:t>
+      </w:r>
+      <w:proofErr w:type="spellEnd"/>
+      <w:r>
+        <w:t>)</w:t>
+      </w:r>
+    </w:p>
+    <w:p>
+      <w:r>
+        <w:lastRenderedPageBreak/>
+        <w:t xml:space="preserve">Se você quiser mostrar a variável em ordem alfabética basta colocar </w:t>
+      </w:r>
+      <w:proofErr w:type="spellStart"/>
+      <w:r>
+        <w:t>sorted</w:t>
+      </w:r>
+      <w:proofErr w:type="spellEnd"/>
+      <w:r>
+        <w:t xml:space="preserve"> </w:t>
+      </w:r>
+      <w:proofErr w:type="spellStart"/>
+      <w:r>
+        <w:t>dps</w:t>
+      </w:r>
+      <w:proofErr w:type="spellEnd"/>
+      <w:r>
+        <w:t xml:space="preserve"> do print</w:t>
+      </w:r>
+    </w:p>
+    <w:p/>
     <w:sectPr>
       <w:pgSz w:w="11906" w:h="16838"/>
       <w:pgMar w:top="1417" w:right="1701" w:bottom="1417" w:left="1701" w:header="708" w:footer="708" w:gutter="0"/>
